--- a/paper.docx
+++ b/paper.docx
@@ -1093,7 +1093,199 @@
         <w:t xml:space="preserve"> </w:t>
       </w:r>
       <w:r>
-        <w:t xml:space="preserve">simulations,</w:t>
+        <w:t xml:space="preserve">simulations</w:t>
+      </w:r>
+      <w:r>
+        <w:t xml:space="preserve"> </w:t>
+      </w:r>
+      <w:r>
+        <w:t xml:space="preserve">where</w:t>
+      </w:r>
+      <w:r>
+        <w:t xml:space="preserve"> </w:t>
+      </w:r>
+      <w:r>
+        <w:t xml:space="preserve">the</w:t>
+      </w:r>
+      <w:r>
+        <w:t xml:space="preserve"> </w:t>
+      </w:r>
+      <w:r>
+        <w:t xml:space="preserve">treated</w:t>
+      </w:r>
+      <w:r>
+        <w:t xml:space="preserve"> </w:t>
+      </w:r>
+      <w:r>
+        <w:t xml:space="preserve">area’s</w:t>
+      </w:r>
+      <w:r>
+        <w:t xml:space="preserve"> </w:t>
+      </w:r>
+      <w:r>
+        <w:t xml:space="preserve">crime</w:t>
+      </w:r>
+      <w:r>
+        <w:t xml:space="preserve"> </w:t>
+      </w:r>
+      <w:r>
+        <w:t xml:space="preserve">was</w:t>
+      </w:r>
+      <w:r>
+        <w:t xml:space="preserve"> </w:t>
+      </w:r>
+      <w:r>
+        <w:t xml:space="preserve">rising</w:t>
+      </w:r>
+      <w:r>
+        <w:t xml:space="preserve"> </w:t>
+      </w:r>
+      <w:r>
+        <w:t xml:space="preserve">relative</w:t>
+      </w:r>
+      <w:r>
+        <w:t xml:space="preserve"> </w:t>
+      </w:r>
+      <w:r>
+        <w:t xml:space="preserve">to</w:t>
+      </w:r>
+      <w:r>
+        <w:t xml:space="preserve"> </w:t>
+      </w:r>
+      <w:r>
+        <w:t xml:space="preserve">its</w:t>
+      </w:r>
+      <w:r>
+        <w:t xml:space="preserve"> </w:t>
+      </w:r>
+      <w:r>
+        <w:t xml:space="preserve">surroundings,</w:t>
+      </w:r>
+      <w:r>
+        <w:t xml:space="preserve"> </w:t>
+      </w:r>
+      <w:r>
+        <w:t xml:space="preserve">a</w:t>
+      </w:r>
+      <w:r>
+        <w:t xml:space="preserve"> </w:t>
+      </w:r>
+      <w:r>
+        <w:t xml:space="preserve">surrounding</w:t>
+      </w:r>
+      <w:r>
+        <w:t xml:space="preserve"> </w:t>
+      </w:r>
+      <w:r>
+        <w:t xml:space="preserve">ring</w:t>
+      </w:r>
+      <w:r>
+        <w:t xml:space="preserve"> </w:t>
+      </w:r>
+      <w:r>
+        <w:t xml:space="preserve">and</w:t>
+      </w:r>
+      <w:r>
+        <w:t xml:space="preserve"> </w:t>
+      </w:r>
+      <w:r>
+        <w:t xml:space="preserve">the</w:t>
+      </w:r>
+      <w:r>
+        <w:t xml:space="preserve"> </w:t>
+      </w:r>
+      <w:r>
+        <w:t xml:space="preserve">city-wide</w:t>
+      </w:r>
+      <w:r>
+        <w:t xml:space="preserve"> </w:t>
+      </w:r>
+      <w:r>
+        <w:t xml:space="preserve">trend</w:t>
+      </w:r>
+      <w:r>
+        <w:t xml:space="preserve"> </w:t>
+      </w:r>
+      <w:r>
+        <w:t xml:space="preserve">miss</w:t>
+      </w:r>
+      <w:r>
+        <w:t xml:space="preserve"> </w:t>
+      </w:r>
+      <w:r>
+        <w:t xml:space="preserve">about</w:t>
+      </w:r>
+      <w:r>
+        <w:t xml:space="preserve"> </w:t>
+      </w:r>
+      <w:r>
+        <w:t xml:space="preserve">70%</w:t>
+      </w:r>
+      <w:r>
+        <w:t xml:space="preserve"> </w:t>
+      </w:r>
+      <w:r>
+        <w:t xml:space="preserve">of</w:t>
+      </w:r>
+      <w:r>
+        <w:t xml:space="preserve"> </w:t>
+      </w:r>
+      <w:r>
+        <w:t xml:space="preserve">the</w:t>
+      </w:r>
+      <w:r>
+        <w:t xml:space="preserve"> </w:t>
+      </w:r>
+      <w:r>
+        <w:t xml:space="preserve">effect,</w:t>
+      </w:r>
+      <w:r>
+        <w:t xml:space="preserve"> </w:t>
+      </w:r>
+      <w:r>
+        <w:t xml:space="preserve">while</w:t>
+      </w:r>
+      <w:r>
+        <w:t xml:space="preserve"> </w:t>
+      </w:r>
+      <w:r>
+        <w:t xml:space="preserve">the</w:t>
+      </w:r>
+      <w:r>
+        <w:t xml:space="preserve"> </w:t>
+      </w:r>
+      <w:r>
+        <w:t xml:space="preserve">matched</w:t>
+      </w:r>
+      <w:r>
+        <w:t xml:space="preserve"> </w:t>
+      </w:r>
+      <w:r>
+        <w:t xml:space="preserve">contiguous</w:t>
+      </w:r>
+      <w:r>
+        <w:t xml:space="preserve"> </w:t>
+      </w:r>
+      <w:r>
+        <w:t xml:space="preserve">area</w:t>
+      </w:r>
+      <w:r>
+        <w:t xml:space="preserve"> </w:t>
+      </w:r>
+      <w:r>
+        <w:t xml:space="preserve">misses</w:t>
+      </w:r>
+      <w:r>
+        <w:t xml:space="preserve"> </w:t>
+      </w:r>
+      <w:r>
+        <w:t xml:space="preserve">about</w:t>
+      </w:r>
+      <w:r>
+        <w:t xml:space="preserve"> </w:t>
+      </w:r>
+      <w:r>
+        <w:t xml:space="preserve">20%;</w:t>
       </w:r>
       <w:r>
         <w:t xml:space="preserve"> </w:t>
@@ -1213,19 +1405,13 @@
         <w:t xml:space="preserve"> </w:t>
       </w:r>
       <w:r>
-        <w:t xml:space="preserve">gives</w:t>
-      </w:r>
-      <w:r>
-        <w:t xml:space="preserve"> </w:t>
-      </w:r>
-      <w:r>
-        <w:t xml:space="preserve">poor</w:t>
-      </w:r>
-      <w:r>
-        <w:t xml:space="preserve"> </w:t>
-      </w:r>
-      <w:r>
-        <w:t xml:space="preserve">estimates.</w:t>
+        <w:t xml:space="preserve">does</w:t>
+      </w:r>
+      <w:r>
+        <w:t xml:space="preserve"> </w:t>
+      </w:r>
+      <w:r>
+        <w:t xml:space="preserve">worse.</w:t>
       </w:r>
       <w:r>
         <w:t xml:space="preserve"> </w:t>
@@ -1237,19 +1423,259 @@
         <w:t xml:space="preserve"> </w:t>
       </w:r>
       <w:r>
+        <w:t xml:space="preserve">neighborhoods</w:t>
+      </w:r>
+      <w:r>
+        <w:t xml:space="preserve"> </w:t>
+      </w:r>
+      <w:r>
+        <w:t xml:space="preserve">share</w:t>
+      </w:r>
+      <w:r>
+        <w:t xml:space="preserve"> </w:t>
+      </w:r>
+      <w:r>
+        <w:t xml:space="preserve">trends,</w:t>
+      </w:r>
+      <w:r>
+        <w:t xml:space="preserve"> </w:t>
+      </w:r>
+      <w:r>
+        <w:t xml:space="preserve">a</w:t>
+      </w:r>
+      <w:r>
+        <w:t xml:space="preserve"> </w:t>
+      </w:r>
+      <w:r>
+        <w:t xml:space="preserve">ring</w:t>
+      </w:r>
+      <w:r>
+        <w:t xml:space="preserve"> </w:t>
+      </w:r>
+      <w:r>
+        <w:t xml:space="preserve">does</w:t>
+      </w:r>
+      <w:r>
+        <w:t xml:space="preserve"> </w:t>
+      </w:r>
+      <w:r>
+        <w:t xml:space="preserve">as</w:t>
+      </w:r>
+      <w:r>
+        <w:t xml:space="preserve"> </w:t>
+      </w:r>
+      <w:r>
+        <w:t xml:space="preserve">well.</w:t>
+      </w:r>
+      <w:r>
+        <w:t xml:space="preserve"> </w:t>
+      </w:r>
+      <w:r>
+        <w:t xml:space="preserve">Applied</w:t>
+      </w:r>
+      <w:r>
+        <w:t xml:space="preserve"> </w:t>
+      </w:r>
+      <w:r>
+        <w:t xml:space="preserve">to</w:t>
+      </w:r>
+      <w:r>
+        <w:t xml:space="preserve"> </w:t>
+      </w:r>
+      <w:r>
+        <w:t xml:space="preserve">a</w:t>
+      </w:r>
+      <w:r>
+        <w:t xml:space="preserve"> </w:t>
+      </w:r>
+      <w:r>
+        <w:t xml:space="preserve">new</w:t>
+      </w:r>
+      <w:r>
+        <w:t xml:space="preserve"> </w:t>
+      </w:r>
+      <w:r>
+        <w:t xml:space="preserve">public</w:t>
+      </w:r>
+      <w:r>
+        <w:t xml:space="preserve"> </w:t>
+      </w:r>
+      <w:r>
+        <w:t xml:space="preserve">improvement</w:t>
+      </w:r>
+      <w:r>
+        <w:t xml:space="preserve"> </w:t>
+      </w:r>
+      <w:r>
+        <w:t xml:space="preserve">district</w:t>
+      </w:r>
+      <w:r>
+        <w:t xml:space="preserve"> </w:t>
+      </w:r>
+      <w:r>
+        <w:t xml:space="preserve">in</w:t>
+      </w:r>
+      <w:r>
+        <w:t xml:space="preserve"> </w:t>
+      </w:r>
+      <w:r>
+        <w:t xml:space="preserve">Dallas,</w:t>
+      </w:r>
+      <w:r>
+        <w:t xml:space="preserve"> </w:t>
+      </w:r>
+      <w:r>
+        <w:t xml:space="preserve">Texas,</w:t>
+      </w:r>
+      <w:r>
+        <w:t xml:space="preserve"> </w:t>
+      </w:r>
+      <w:r>
         <w:t xml:space="preserve">the</w:t>
       </w:r>
       <w:r>
         <w:t xml:space="preserve"> </w:t>
       </w:r>
       <w:r>
-        <w:t xml:space="preserve">treated</w:t>
-      </w:r>
-      <w:r>
-        <w:t xml:space="preserve"> </w:t>
-      </w:r>
-      <w:r>
-        <w:t xml:space="preserve">area’s</w:t>
+        <w:t xml:space="preserve">method</w:t>
+      </w:r>
+      <w:r>
+        <w:t xml:space="preserve"> </w:t>
+      </w:r>
+      <w:r>
+        <w:t xml:space="preserve">finds</w:t>
+      </w:r>
+      <w:r>
+        <w:t xml:space="preserve"> </w:t>
+      </w:r>
+      <w:r>
+        <w:t xml:space="preserve">no</w:t>
+      </w:r>
+      <w:r>
+        <w:t xml:space="preserve"> </w:t>
+      </w:r>
+      <w:r>
+        <w:t xml:space="preserve">detectable</w:t>
+      </w:r>
+      <w:r>
+        <w:t xml:space="preserve"> </w:t>
+      </w:r>
+      <w:r>
+        <w:t xml:space="preserve">change</w:t>
+      </w:r>
+      <w:r>
+        <w:t xml:space="preserve"> </w:t>
+      </w:r>
+      <w:r>
+        <w:t xml:space="preserve">in</w:t>
+      </w:r>
+      <w:r>
+        <w:t xml:space="preserve"> </w:t>
+      </w:r>
+      <w:r>
+        <w:t xml:space="preserve">its</w:t>
+      </w:r>
+      <w:r>
+        <w:t xml:space="preserve"> </w:t>
+      </w:r>
+      <w:r>
+        <w:t xml:space="preserve">first</w:t>
+      </w:r>
+      <w:r>
+        <w:t xml:space="preserve"> </w:t>
+      </w:r>
+      <w:r>
+        <w:t xml:space="preserve">nine</w:t>
+      </w:r>
+      <w:r>
+        <w:t xml:space="preserve"> </w:t>
+      </w:r>
+      <w:r>
+        <w:t xml:space="preserve">months.</w:t>
+      </w:r>
+      <w:r>
+        <w:t xml:space="preserve"> </w:t>
+      </w:r>
+      <w:r>
+        <w:t xml:space="preserve">For</w:t>
+      </w:r>
+      <w:r>
+        <w:t xml:space="preserve"> </w:t>
+      </w:r>
+      <w:r>
+        <w:t xml:space="preserve">Operation</w:t>
+      </w:r>
+      <w:r>
+        <w:t xml:space="preserve"> </w:t>
+      </w:r>
+      <w:r>
+        <w:t xml:space="preserve">Restore</w:t>
+      </w:r>
+      <w:r>
+        <w:t xml:space="preserve"> </w:t>
+      </w:r>
+      <w:r>
+        <w:t xml:space="preserve">Roosevelt</w:t>
+      </w:r>
+      <w:r>
+        <w:t xml:space="preserve"> </w:t>
+      </w:r>
+      <w:r>
+        <w:t xml:space="preserve">in</w:t>
+      </w:r>
+      <w:r>
+        <w:t xml:space="preserve"> </w:t>
+      </w:r>
+      <w:r>
+        <w:t xml:space="preserve">Queens,</w:t>
+      </w:r>
+      <w:r>
+        <w:t xml:space="preserve"> </w:t>
+      </w:r>
+      <w:r>
+        <w:t xml:space="preserve">New</w:t>
+      </w:r>
+      <w:r>
+        <w:t xml:space="preserve"> </w:t>
+      </w:r>
+      <w:r>
+        <w:t xml:space="preserve">York,</w:t>
+      </w:r>
+      <w:r>
+        <w:t xml:space="preserve"> </w:t>
+      </w:r>
+      <w:r>
+        <w:t xml:space="preserve">a</w:t>
+      </w:r>
+      <w:r>
+        <w:t xml:space="preserve"> </w:t>
+      </w:r>
+      <w:r>
+        <w:t xml:space="preserve">running</w:t>
+      </w:r>
+      <w:r>
+        <w:t xml:space="preserve"> </w:t>
+      </w:r>
+      <w:r>
+        <w:t xml:space="preserve">month-by-month</w:t>
+      </w:r>
+      <w:r>
+        <w:t xml:space="preserve"> </w:t>
+      </w:r>
+      <w:r>
+        <w:t xml:space="preserve">WDD</w:t>
+      </w:r>
+      <w:r>
+        <w:t xml:space="preserve"> </w:t>
+      </w:r>
+      <w:r>
+        <w:t xml:space="preserve">shows</w:t>
+      </w:r>
+      <w:r>
+        <w:t xml:space="preserve"> </w:t>
+      </w:r>
+      <w:r>
+        <w:t xml:space="preserve">property</w:t>
       </w:r>
       <w:r>
         <w:t xml:space="preserve"> </w:t>
@@ -1261,13 +1687,7 @@
         <w:t xml:space="preserve"> </w:t>
       </w:r>
       <w:r>
-        <w:t xml:space="preserve">was</w:t>
-      </w:r>
-      <w:r>
-        <w:t xml:space="preserve"> </w:t>
-      </w:r>
-      <w:r>
-        <w:t xml:space="preserve">rising</w:t>
+        <w:t xml:space="preserve">falling</w:t>
       </w:r>
       <w:r>
         <w:t xml:space="preserve"> </w:t>
@@ -1285,31 +1705,55 @@
         <w:t xml:space="preserve"> </w:t>
       </w:r>
       <w:r>
-        <w:t xml:space="preserve">its</w:t>
-      </w:r>
-      <w:r>
-        <w:t xml:space="preserve"> </w:t>
-      </w:r>
-      <w:r>
-        <w:t xml:space="preserve">surroundings,</w:t>
-      </w:r>
-      <w:r>
-        <w:t xml:space="preserve"> </w:t>
-      </w:r>
-      <w:r>
-        <w:t xml:space="preserve">a</w:t>
-      </w:r>
-      <w:r>
-        <w:t xml:space="preserve"> </w:t>
-      </w:r>
-      <w:r>
-        <w:t xml:space="preserve">surrounding</w:t>
-      </w:r>
-      <w:r>
-        <w:t xml:space="preserve"> </w:t>
-      </w:r>
-      <w:r>
-        <w:t xml:space="preserve">ring</w:t>
+        <w:t xml:space="preserve">the</w:t>
+      </w:r>
+      <w:r>
+        <w:t xml:space="preserve"> </w:t>
+      </w:r>
+      <w:r>
+        <w:t xml:space="preserve">matched</w:t>
+      </w:r>
+      <w:r>
+        <w:t xml:space="preserve"> </w:t>
+      </w:r>
+      <w:r>
+        <w:t xml:space="preserve">control</w:t>
+      </w:r>
+      <w:r>
+        <w:t xml:space="preserve"> </w:t>
+      </w:r>
+      <w:r>
+        <w:t xml:space="preserve">during</w:t>
+      </w:r>
+      <w:r>
+        <w:t xml:space="preserve"> </w:t>
+      </w:r>
+      <w:r>
+        <w:t xml:space="preserve">the</w:t>
+      </w:r>
+      <w:r>
+        <w:t xml:space="preserve"> </w:t>
+      </w:r>
+      <w:r>
+        <w:t xml:space="preserve">operation’s</w:t>
+      </w:r>
+      <w:r>
+        <w:t xml:space="preserve"> </w:t>
+      </w:r>
+      <w:r>
+        <w:t xml:space="preserve">first</w:t>
+      </w:r>
+      <w:r>
+        <w:t xml:space="preserve"> </w:t>
+      </w:r>
+      <w:r>
+        <w:t xml:space="preserve">nine</w:t>
+      </w:r>
+      <w:r>
+        <w:t xml:space="preserve"> </w:t>
+      </w:r>
+      <w:r>
+        <w:t xml:space="preserve">months</w:t>
       </w:r>
       <w:r>
         <w:t xml:space="preserve"> </w:t>
@@ -1321,259 +1765,19 @@
         <w:t xml:space="preserve"> </w:t>
       </w:r>
       <w:r>
-        <w:t xml:space="preserve">the</w:t>
-      </w:r>
-      <w:r>
-        <w:t xml:space="preserve"> </w:t>
-      </w:r>
-      <w:r>
-        <w:t xml:space="preserve">city-wide</w:t>
-      </w:r>
-      <w:r>
-        <w:t xml:space="preserve"> </w:t>
-      </w:r>
-      <w:r>
-        <w:t xml:space="preserve">trend</w:t>
-      </w:r>
-      <w:r>
-        <w:t xml:space="preserve"> </w:t>
-      </w:r>
-      <w:r>
-        <w:t xml:space="preserve">miss</w:t>
-      </w:r>
-      <w:r>
-        <w:t xml:space="preserve"> </w:t>
-      </w:r>
-      <w:r>
-        <w:t xml:space="preserve">most</w:t>
-      </w:r>
-      <w:r>
-        <w:t xml:space="preserve"> </w:t>
-      </w:r>
-      <w:r>
-        <w:t xml:space="preserve">of</w:t>
-      </w:r>
-      <w:r>
-        <w:t xml:space="preserve"> </w:t>
-      </w:r>
-      <w:r>
-        <w:t xml:space="preserve">the</w:t>
-      </w:r>
-      <w:r>
-        <w:t xml:space="preserve"> </w:t>
-      </w:r>
-      <w:r>
-        <w:t xml:space="preserve">effect,</w:t>
-      </w:r>
-      <w:r>
-        <w:t xml:space="preserve"> </w:t>
-      </w:r>
-      <w:r>
-        <w:t xml:space="preserve">while</w:t>
-      </w:r>
-      <w:r>
-        <w:t xml:space="preserve"> </w:t>
-      </w:r>
-      <w:r>
-        <w:t xml:space="preserve">the</w:t>
-      </w:r>
-      <w:r>
-        <w:t xml:space="preserve"> </w:t>
-      </w:r>
-      <w:r>
-        <w:t xml:space="preserve">matched</w:t>
-      </w:r>
-      <w:r>
-        <w:t xml:space="preserve"> </w:t>
-      </w:r>
-      <w:r>
-        <w:t xml:space="preserve">contiguous</w:t>
-      </w:r>
-      <w:r>
-        <w:t xml:space="preserve"> </w:t>
-      </w:r>
-      <w:r>
-        <w:t xml:space="preserve">area</w:t>
-      </w:r>
-      <w:r>
-        <w:t xml:space="preserve"> </w:t>
-      </w:r>
-      <w:r>
-        <w:t xml:space="preserve">cuts</w:t>
-      </w:r>
-      <w:r>
-        <w:t xml:space="preserve"> </w:t>
-      </w:r>
-      <w:r>
-        <w:t xml:space="preserve">that</w:t>
-      </w:r>
-      <w:r>
-        <w:t xml:space="preserve"> </w:t>
-      </w:r>
-      <w:r>
-        <w:t xml:space="preserve">bias</w:t>
-      </w:r>
-      <w:r>
-        <w:t xml:space="preserve"> </w:t>
-      </w:r>
-      <w:r>
-        <w:t xml:space="preserve">roughly</w:t>
-      </w:r>
-      <w:r>
-        <w:t xml:space="preserve"> </w:t>
-      </w:r>
-      <w:r>
-        <w:t xml:space="preserve">in</w:t>
-      </w:r>
-      <w:r>
-        <w:t xml:space="preserve"> </w:t>
-      </w:r>
-      <w:r>
-        <w:t xml:space="preserve">half;</w:t>
-      </w:r>
-      <w:r>
-        <w:t xml:space="preserve"> </w:t>
-      </w:r>
-      <w:r>
-        <w:t xml:space="preserve">when</w:t>
-      </w:r>
-      <w:r>
-        <w:t xml:space="preserve"> </w:t>
-      </w:r>
-      <w:r>
-        <w:t xml:space="preserve">neighborhoods</w:t>
-      </w:r>
-      <w:r>
-        <w:t xml:space="preserve"> </w:t>
-      </w:r>
-      <w:r>
-        <w:t xml:space="preserve">share</w:t>
-      </w:r>
-      <w:r>
-        <w:t xml:space="preserve"> </w:t>
-      </w:r>
-      <w:r>
-        <w:t xml:space="preserve">trends,</w:t>
-      </w:r>
-      <w:r>
-        <w:t xml:space="preserve"> </w:t>
-      </w:r>
-      <w:r>
-        <w:t xml:space="preserve">a</w:t>
-      </w:r>
-      <w:r>
-        <w:t xml:space="preserve"> </w:t>
-      </w:r>
-      <w:r>
-        <w:t xml:space="preserve">ring</w:t>
-      </w:r>
-      <w:r>
-        <w:t xml:space="preserve"> </w:t>
-      </w:r>
-      <w:r>
-        <w:t xml:space="preserve">does</w:t>
-      </w:r>
-      <w:r>
-        <w:t xml:space="preserve"> </w:t>
-      </w:r>
-      <w:r>
-        <w:t xml:space="preserve">as</w:t>
-      </w:r>
-      <w:r>
-        <w:t xml:space="preserve"> </w:t>
-      </w:r>
-      <w:r>
-        <w:t xml:space="preserve">well</w:t>
-      </w:r>
-      <w:r>
-        <w:t xml:space="preserve"> </w:t>
-      </w:r>
-      <w:r>
-        <w:t xml:space="preserve">or</w:t>
-      </w:r>
-      <w:r>
-        <w:t xml:space="preserve"> </w:t>
-      </w:r>
-      <w:r>
-        <w:t xml:space="preserve">better.</w:t>
-      </w:r>
-      <w:r>
-        <w:t xml:space="preserve"> </w:t>
-      </w:r>
-      <w:r>
-        <w:t xml:space="preserve">Applied</w:t>
-      </w:r>
-      <w:r>
-        <w:t xml:space="preserve"> </w:t>
-      </w:r>
-      <w:r>
-        <w:t xml:space="preserve">to</w:t>
-      </w:r>
-      <w:r>
-        <w:t xml:space="preserve"> </w:t>
-      </w:r>
-      <w:r>
-        <w:t xml:space="preserve">a</w:t>
-      </w:r>
-      <w:r>
-        <w:t xml:space="preserve"> </w:t>
-      </w:r>
-      <w:r>
-        <w:t xml:space="preserve">new</w:t>
-      </w:r>
-      <w:r>
-        <w:t xml:space="preserve"> </w:t>
-      </w:r>
-      <w:r>
-        <w:t xml:space="preserve">public</w:t>
-      </w:r>
-      <w:r>
-        <w:t xml:space="preserve"> </w:t>
-      </w:r>
-      <w:r>
-        <w:t xml:space="preserve">improvement</w:t>
-      </w:r>
-      <w:r>
-        <w:t xml:space="preserve"> </w:t>
-      </w:r>
-      <w:r>
-        <w:t xml:space="preserve">district</w:t>
-      </w:r>
-      <w:r>
-        <w:t xml:space="preserve"> </w:t>
-      </w:r>
-      <w:r>
-        <w:t xml:space="preserve">in</w:t>
-      </w:r>
-      <w:r>
-        <w:t xml:space="preserve"> </w:t>
-      </w:r>
-      <w:r>
-        <w:t xml:space="preserve">Dallas,</w:t>
-      </w:r>
-      <w:r>
-        <w:t xml:space="preserve"> </w:t>
-      </w:r>
-      <w:r>
-        <w:t xml:space="preserve">Texas,</w:t>
-      </w:r>
-      <w:r>
-        <w:t xml:space="preserve"> </w:t>
-      </w:r>
-      <w:r>
-        <w:t xml:space="preserve">the</w:t>
-      </w:r>
-      <w:r>
-        <w:t xml:space="preserve"> </w:t>
-      </w:r>
-      <w:r>
-        <w:t xml:space="preserve">method</w:t>
-      </w:r>
-      <w:r>
-        <w:t xml:space="preserve"> </w:t>
-      </w:r>
-      <w:r>
-        <w:t xml:space="preserve">finds</w:t>
+        <w:t xml:space="preserve">then</w:t>
+      </w:r>
+      <w:r>
+        <w:t xml:space="preserve"> </w:t>
+      </w:r>
+      <w:r>
+        <w:t xml:space="preserve">rebounding,</w:t>
+      </w:r>
+      <w:r>
+        <w:t xml:space="preserve"> </w:t>
+      </w:r>
+      <w:r>
+        <w:t xml:space="preserve">with</w:t>
       </w:r>
       <w:r>
         <w:t xml:space="preserve"> </w:t>
@@ -1585,7 +1789,7 @@
         <w:t xml:space="preserve"> </w:t>
       </w:r>
       <w:r>
-        <w:t xml:space="preserve">detectable</w:t>
+        <w:t xml:space="preserve">net</w:t>
       </w:r>
       <w:r>
         <w:t xml:space="preserve"> </w:t>
@@ -1597,162 +1801,6 @@
         <w:t xml:space="preserve"> </w:t>
       </w:r>
       <w:r>
-        <w:t xml:space="preserve">in</w:t>
-      </w:r>
-      <w:r>
-        <w:t xml:space="preserve"> </w:t>
-      </w:r>
-      <w:r>
-        <w:t xml:space="preserve">its</w:t>
-      </w:r>
-      <w:r>
-        <w:t xml:space="preserve"> </w:t>
-      </w:r>
-      <w:r>
-        <w:t xml:space="preserve">first</w:t>
-      </w:r>
-      <w:r>
-        <w:t xml:space="preserve"> </w:t>
-      </w:r>
-      <w:r>
-        <w:t xml:space="preserve">nine</w:t>
-      </w:r>
-      <w:r>
-        <w:t xml:space="preserve"> </w:t>
-      </w:r>
-      <w:r>
-        <w:t xml:space="preserve">months.</w:t>
-      </w:r>
-      <w:r>
-        <w:t xml:space="preserve"> </w:t>
-      </w:r>
-      <w:r>
-        <w:t xml:space="preserve">For</w:t>
-      </w:r>
-      <w:r>
-        <w:t xml:space="preserve"> </w:t>
-      </w:r>
-      <w:r>
-        <w:t xml:space="preserve">Operation</w:t>
-      </w:r>
-      <w:r>
-        <w:t xml:space="preserve"> </w:t>
-      </w:r>
-      <w:r>
-        <w:t xml:space="preserve">Restore</w:t>
-      </w:r>
-      <w:r>
-        <w:t xml:space="preserve"> </w:t>
-      </w:r>
-      <w:r>
-        <w:t xml:space="preserve">Roosevelt</w:t>
-      </w:r>
-      <w:r>
-        <w:t xml:space="preserve"> </w:t>
-      </w:r>
-      <w:r>
-        <w:t xml:space="preserve">in</w:t>
-      </w:r>
-      <w:r>
-        <w:t xml:space="preserve"> </w:t>
-      </w:r>
-      <w:r>
-        <w:t xml:space="preserve">Queens,</w:t>
-      </w:r>
-      <w:r>
-        <w:t xml:space="preserve"> </w:t>
-      </w:r>
-      <w:r>
-        <w:t xml:space="preserve">New</w:t>
-      </w:r>
-      <w:r>
-        <w:t xml:space="preserve"> </w:t>
-      </w:r>
-      <w:r>
-        <w:t xml:space="preserve">York,</w:t>
-      </w:r>
-      <w:r>
-        <w:t xml:space="preserve"> </w:t>
-      </w:r>
-      <w:r>
-        <w:t xml:space="preserve">a</w:t>
-      </w:r>
-      <w:r>
-        <w:t xml:space="preserve"> </w:t>
-      </w:r>
-      <w:r>
-        <w:t xml:space="preserve">running</w:t>
-      </w:r>
-      <w:r>
-        <w:t xml:space="preserve"> </w:t>
-      </w:r>
-      <w:r>
-        <w:t xml:space="preserve">month-by-month</w:t>
-      </w:r>
-      <w:r>
-        <w:t xml:space="preserve"> </w:t>
-      </w:r>
-      <w:r>
-        <w:t xml:space="preserve">WDD</w:t>
-      </w:r>
-      <w:r>
-        <w:t xml:space="preserve"> </w:t>
-      </w:r>
-      <w:r>
-        <w:t xml:space="preserve">shows</w:t>
-      </w:r>
-      <w:r>
-        <w:t xml:space="preserve"> </w:t>
-      </w:r>
-      <w:r>
-        <w:t xml:space="preserve">property</w:t>
-      </w:r>
-      <w:r>
-        <w:t xml:space="preserve"> </w:t>
-      </w:r>
-      <w:r>
-        <w:t xml:space="preserve">crime</w:t>
-      </w:r>
-      <w:r>
-        <w:t xml:space="preserve"> </w:t>
-      </w:r>
-      <w:r>
-        <w:t xml:space="preserve">22%</w:t>
-      </w:r>
-      <w:r>
-        <w:t xml:space="preserve"> </w:t>
-      </w:r>
-      <w:r>
-        <w:t xml:space="preserve">below</w:t>
-      </w:r>
-      <w:r>
-        <w:t xml:space="preserve"> </w:t>
-      </w:r>
-      <w:r>
-        <w:t xml:space="preserve">the</w:t>
-      </w:r>
-      <w:r>
-        <w:t xml:space="preserve"> </w:t>
-      </w:r>
-      <w:r>
-        <w:t xml:space="preserve">nearest</w:t>
-      </w:r>
-      <w:r>
-        <w:t xml:space="preserve"> </w:t>
-      </w:r>
-      <w:r>
-        <w:t xml:space="preserve">matched</w:t>
-      </w:r>
-      <w:r>
-        <w:t xml:space="preserve"> </w:t>
-      </w:r>
-      <w:r>
-        <w:t xml:space="preserve">control</w:t>
-      </w:r>
-      <w:r>
-        <w:t xml:space="preserve"> </w:t>
-      </w:r>
-      <w:r>
         <w:t xml:space="preserve">after</w:t>
       </w:r>
       <w:r>
@@ -1771,13 +1819,7 @@
         <w:t xml:space="preserve"> </w:t>
       </w:r>
       <w:r>
-        <w:t xml:space="preserve">but</w:t>
-      </w:r>
-      <w:r>
-        <w:t xml:space="preserve"> </w:t>
-      </w:r>
-      <w:r>
-        <w:t xml:space="preserve">other,</w:t>
+        <w:t xml:space="preserve">and</w:t>
       </w:r>
       <w:r>
         <w:t xml:space="preserve"> </w:t>
@@ -1795,61 +1837,19 @@
         <w:t xml:space="preserve"> </w:t>
       </w:r>
       <w:r>
-        <w:t xml:space="preserve">control</w:t>
-      </w:r>
-      <w:r>
-        <w:t xml:space="preserve"> </w:t>
-      </w:r>
-      <w:r>
-        <w:t xml:space="preserve">areas</w:t>
-      </w:r>
-      <w:r>
-        <w:t xml:space="preserve"> </w:t>
-      </w:r>
-      <w:r>
-        <w:t xml:space="preserve">give</w:t>
-      </w:r>
-      <w:r>
-        <w:t xml:space="preserve"> </w:t>
-      </w:r>
-      <w:r>
-        <w:t xml:space="preserve">estimates</w:t>
-      </w:r>
-      <w:r>
-        <w:t xml:space="preserve"> </w:t>
-      </w:r>
-      <w:r>
-        <w:t xml:space="preserve">ranging</w:t>
-      </w:r>
-      <w:r>
-        <w:t xml:space="preserve"> </w:t>
-      </w:r>
-      <w:r>
-        <w:t xml:space="preserve">from</w:t>
-      </w:r>
-      <w:r>
-        <w:t xml:space="preserve"> </w:t>
-      </w:r>
-      <w:r>
-        <w:t xml:space="preserve">large</w:t>
-      </w:r>
-      <w:r>
-        <w:t xml:space="preserve"> </w:t>
-      </w:r>
-      <w:r>
-        <w:t xml:space="preserve">reductions</w:t>
-      </w:r>
-      <w:r>
-        <w:t xml:space="preserve"> </w:t>
-      </w:r>
-      <w:r>
-        <w:t xml:space="preserve">to</w:t>
-      </w:r>
-      <w:r>
-        <w:t xml:space="preserve"> </w:t>
-      </w:r>
-      <w:r>
-        <w:t xml:space="preserve">increases,</w:t>
+        <w:t xml:space="preserve">alternative</w:t>
+      </w:r>
+      <w:r>
+        <w:t xml:space="preserve"> </w:t>
+      </w:r>
+      <w:r>
+        <w:t xml:space="preserve">controls</w:t>
+      </w:r>
+      <w:r>
+        <w:t xml:space="preserve"> </w:t>
+      </w:r>
+      <w:r>
+        <w:t xml:space="preserve">disagree,</w:t>
       </w:r>
       <w:r>
         <w:t xml:space="preserve"> </w:t>
@@ -2429,13 +2429,13 @@
         <w:t xml:space="preserve"> </w:t>
       </w:r>
       <w:r>
-        <w:t xml:space="preserve">2.6 to</w:t>
-      </w:r>
-      <w:r>
-        <w:t xml:space="preserve"> </w:t>
-      </w:r>
-      <w:r>
-        <w:t xml:space="preserve">4.1</w:t>
+        <w:t xml:space="preserve">2.5 to</w:t>
+      </w:r>
+      <w:r>
+        <w:t xml:space="preserve"> </w:t>
+      </w:r>
+      <w:r>
+        <w:t xml:space="preserve">4.0</w:t>
       </w:r>
       <w:r>
         <w:t xml:space="preserve"> </w:t>
@@ -7488,6 +7488,286 @@
           <w:iCs/>
           <w:i/>
         </w:rPr>
+        <w:t xml:space="preserve">No holes.</w:t>
+      </w:r>
+      <w:r>
+        <w:t xml:space="preserve"> </w:t>
+      </w:r>
+      <w:r>
+        <w:t xml:space="preserve">A control area should be a single area an analyst can outline,</w:t>
+      </w:r>
+      <w:r>
+        <w:t xml:space="preserve"> </w:t>
+      </w:r>
+      <w:r>
+        <w:t xml:space="preserve">with no unselected pockets inside it. Two more sets of linear constraints</w:t>
+      </w:r>
+      <w:r>
+        <w:t xml:space="preserve"> </w:t>
+      </w:r>
+      <w:r>
+        <w:t xml:space="preserve">rule out the simplest holes: a unit whose neighbors all lie in the window</w:t>
+      </w:r>
+      <w:r>
+        <w:t xml:space="preserve"> </w:t>
+      </w:r>
+      <w:r>
+        <w:t xml:space="preserve">must be selected if all of them are,</w:t>
+      </w:r>
+      <w:r>
+        <w:t xml:space="preserve"> </w:t>
+      </w:r>
+      <m:oMath>
+        <m:sSub>
+          <m:e>
+            <m:r>
+              <m:t>z</m:t>
+            </m:r>
+          </m:e>
+          <m:sub>
+            <m:r>
+              <m:t>i</m:t>
+            </m:r>
+          </m:sub>
+        </m:sSub>
+        <m:r>
+          <m:rPr>
+            <m:sty m:val="p"/>
+          </m:rPr>
+          <m:t>≥</m:t>
+        </m:r>
+        <m:nary>
+          <m:naryPr>
+            <m:chr m:val="∑"/>
+            <m:limLoc m:val="undOvr"/>
+            <m:subHide m:val="off"/>
+            <m:supHide m:val="on"/>
+          </m:naryPr>
+          <m:sub>
+            <m:r>
+              <m:t>j</m:t>
+            </m:r>
+            <m:r>
+              <m:rPr>
+                <m:sty m:val="p"/>
+              </m:rPr>
+              <m:t>∈</m:t>
+            </m:r>
+            <m:r>
+              <m:t>N</m:t>
+            </m:r>
+            <m:d>
+              <m:dPr>
+                <m:begChr m:val="("/>
+                <m:endChr m:val=")"/>
+                <m:sepChr m:val=""/>
+                <m:grow/>
+              </m:dPr>
+              <m:e>
+                <m:r>
+                  <m:t>i</m:t>
+                </m:r>
+              </m:e>
+            </m:d>
+          </m:sub>
+          <m:sup>
+            <m:r>
+              <m:t>​</m:t>
+            </m:r>
+          </m:sup>
+          <m:e>
+            <m:sSub>
+              <m:e>
+                <m:r>
+                  <m:t>z</m:t>
+                </m:r>
+              </m:e>
+              <m:sub>
+                <m:r>
+                  <m:t>j</m:t>
+                </m:r>
+              </m:sub>
+            </m:sSub>
+          </m:e>
+        </m:nary>
+        <m:r>
+          <m:rPr>
+            <m:sty m:val="p"/>
+          </m:rPr>
+          <m:t>−</m:t>
+        </m:r>
+        <m:d>
+          <m:dPr>
+            <m:begChr m:val="("/>
+            <m:endChr m:val=")"/>
+            <m:sepChr m:val=""/>
+            <m:grow/>
+          </m:dPr>
+          <m:e>
+            <m:sSub>
+              <m:e>
+                <m:r>
+                  <m:rPr>
+                    <m:nor/>
+                    <m:sty m:val="p"/>
+                  </m:rPr>
+                  <m:t>deg</m:t>
+                </m:r>
+              </m:e>
+              <m:sub>
+                <m:r>
+                  <m:t>i</m:t>
+                </m:r>
+              </m:sub>
+            </m:sSub>
+            <m:r>
+              <m:rPr>
+                <m:sty m:val="p"/>
+              </m:rPr>
+              <m:t>−</m:t>
+            </m:r>
+            <m:r>
+              <m:t>1</m:t>
+            </m:r>
+          </m:e>
+        </m:d>
+      </m:oMath>
+      <w:r>
+        <w:t xml:space="preserve">, and a unit that cannot be selected (in the buffer, or</w:t>
+      </w:r>
+      <w:r>
+        <w:t xml:space="preserve"> </w:t>
+      </w:r>
+      <w:r>
+        <w:t xml:space="preserve">excluded) must not be completely surrounded,</w:t>
+      </w:r>
+      <w:r>
+        <w:t xml:space="preserve"> </w:t>
+      </w:r>
+      <m:oMath>
+        <m:nary>
+          <m:naryPr>
+            <m:chr m:val="∑"/>
+            <m:limLoc m:val="undOvr"/>
+            <m:subHide m:val="off"/>
+            <m:supHide m:val="on"/>
+          </m:naryPr>
+          <m:sub>
+            <m:r>
+              <m:t>j</m:t>
+            </m:r>
+            <m:r>
+              <m:rPr>
+                <m:sty m:val="p"/>
+              </m:rPr>
+              <m:t>∈</m:t>
+            </m:r>
+            <m:r>
+              <m:t>N</m:t>
+            </m:r>
+            <m:d>
+              <m:dPr>
+                <m:begChr m:val="("/>
+                <m:endChr m:val=")"/>
+                <m:sepChr m:val=""/>
+                <m:grow/>
+              </m:dPr>
+              <m:e>
+                <m:r>
+                  <m:t>u</m:t>
+                </m:r>
+              </m:e>
+            </m:d>
+          </m:sub>
+          <m:sup>
+            <m:r>
+              <m:t>​</m:t>
+            </m:r>
+          </m:sup>
+          <m:e>
+            <m:sSub>
+              <m:e>
+                <m:r>
+                  <m:t>z</m:t>
+                </m:r>
+              </m:e>
+              <m:sub>
+                <m:r>
+                  <m:t>j</m:t>
+                </m:r>
+              </m:sub>
+            </m:sSub>
+          </m:e>
+        </m:nary>
+        <m:r>
+          <m:rPr>
+            <m:sty m:val="p"/>
+          </m:rPr>
+          <m:t>≤</m:t>
+        </m:r>
+        <m:sSub>
+          <m:e>
+            <m:r>
+              <m:rPr>
+                <m:nor/>
+                <m:sty m:val="p"/>
+              </m:rPr>
+              <m:t>deg</m:t>
+            </m:r>
+          </m:e>
+          <m:sub>
+            <m:r>
+              <m:t>u</m:t>
+            </m:r>
+          </m:sub>
+        </m:sSub>
+        <m:r>
+          <m:rPr>
+            <m:sty m:val="p"/>
+          </m:rPr>
+          <m:t>−</m:t>
+        </m:r>
+        <m:r>
+          <m:t>1</m:t>
+        </m:r>
+      </m:oMath>
+      <w:r>
+        <w:t xml:space="preserve">. Units on the edge of the study region are exempt, since</w:t>
+      </w:r>
+      <w:r>
+        <w:t xml:space="preserve"> </w:t>
+      </w:r>
+      <w:r>
+        <w:t xml:space="preserve">they cannot be enclosed. Any larger pocket of eligible units that is still</w:t>
+      </w:r>
+      <w:r>
+        <w:t xml:space="preserve"> </w:t>
+      </w:r>
+      <w:r>
+        <w:t xml:space="preserve">enclosed after solving is added to the area, the filled area is checked</w:t>
+      </w:r>
+      <w:r>
+        <w:t xml:space="preserve"> </w:t>
+      </w:r>
+      <w:r>
+        <w:t xml:space="preserve">again, and areas are ranked by their filled versions, so every area the</w:t>
+      </w:r>
+      <w:r>
+        <w:t xml:space="preserve"> </w:t>
+      </w:r>
+      <w:r>
+        <w:t xml:space="preserve">search reports, including the scan’s network circles, has no holes.</w:t>
+      </w:r>
+    </w:p>
+    <w:p>
+      <w:pPr>
+        <w:pStyle w:val="BodyText"/>
+      </w:pPr>
+      <w:r>
+        <w:rPr>
+          <w:iCs/>
+          <w:i/>
+        </w:rPr>
         <w:t xml:space="preserve">Shape refinement.</w:t>
       </w:r>
       <w:r>
@@ -7500,25 +7780,25 @@
         <w:t xml:space="preserve"> </w:t>
       </w:r>
       <w:r>
-        <w:t xml:space="preserve">and connects them with as few others as possible, which can leave holes and</w:t>
-      </w:r>
-      <w:r>
-        <w:t xml:space="preserve"> </w:t>
-      </w:r>
-      <w:r>
-        <w:t xml:space="preserve">thin tendrils. For the eight best passing areas the program is solved again</w:t>
-      </w:r>
-      <w:r>
-        <w:t xml:space="preserve"> </w:t>
-      </w:r>
-      <w:r>
-        <w:t xml:space="preserve">with the area’s perimeter added to the objective, counted as adjacencies</w:t>
-      </w:r>
-      <w:r>
-        <w:t xml:space="preserve"> </w:t>
-      </w:r>
-      <w:r>
-        <w:t xml:space="preserve">between a selected and an unselected unit,</w:t>
+        <w:t xml:space="preserve">and connects them with as few others as possible, which can leave thin</w:t>
+      </w:r>
+      <w:r>
+        <w:t xml:space="preserve"> </w:t>
+      </w:r>
+      <w:r>
+        <w:t xml:space="preserve">tendrils. For the eight best passing areas the program is solved again with</w:t>
+      </w:r>
+      <w:r>
+        <w:t xml:space="preserve"> </w:t>
+      </w:r>
+      <w:r>
+        <w:t xml:space="preserve">the area’s perimeter added to the objective, counted as adjacencies between</w:t>
+      </w:r>
+      <w:r>
+        <w:t xml:space="preserve"> </w:t>
+      </w:r>
+      <w:r>
+        <w:t xml:space="preserve">a selected and an unselected unit,</w:t>
       </w:r>
       <w:r>
         <w:t xml:space="preserve"> </w:t>
@@ -7734,13 +8014,13 @@
         <w:t xml:space="preserve"> </w:t>
       </w:r>
       <w:r>
-        <w:t xml:space="preserve">solution and allowed ten seconds. That fills holes and trims tendrils</w:t>
-      </w:r>
-      <w:r>
-        <w:t xml:space="preserve"> </w:t>
-      </w:r>
-      <w:r>
-        <w:t xml:space="preserve">whenever doing so keeps the area passing.</w:t>
+        <w:t xml:space="preserve">solution and allowed ten seconds. That trims tendrils and rounds out the</w:t>
+      </w:r>
+      <w:r>
+        <w:t xml:space="preserve"> </w:t>
+      </w:r>
+      <w:r>
+        <w:t xml:space="preserve">boundary whenever doing so keeps the area passing.</w:t>
       </w:r>
     </w:p>
     <w:p>
@@ -9009,19 +9289,25 @@
         <w:pStyle w:val="FirstParagraph"/>
       </w:pPr>
       <w:r>
-        <w:t xml:space="preserve">Each synthetic world is a 40 by 40 grid of cells with</w:t>
-      </w:r>
-      <w:r>
-        <w:t xml:space="preserve"> </w:t>
-      </w:r>
-      <w:r>
-        <w:t xml:space="preserve">60 months before an intervention and 12 after. A cell’s</w:t>
-      </w:r>
-      <w:r>
-        <w:t xml:space="preserve"> </w:t>
-      </w:r>
-      <w:r>
-        <w:t xml:space="preserve">expected monthly count is</w:t>
+        <w:t xml:space="preserve">Each synthetic world is simulated on a 40 by 40 grid of fine cells with</w:t>
+      </w:r>
+      <w:r>
+        <w:t xml:space="preserve"> </w:t>
+      </w:r>
+      <w:r>
+        <w:t xml:space="preserve">60 months before an intervention and 12 after, and analyzed on</w:t>
+      </w:r>
+      <w:r>
+        <w:t xml:space="preserve"> </w:t>
+      </w:r>
+      <w:r>
+        <w:t xml:space="preserve">a 20 by 20 grid of coarse cells, each summing a 2 by 2</w:t>
+      </w:r>
+      <w:r>
+        <w:t xml:space="preserve"> </w:t>
+      </w:r>
+      <w:r>
+        <w:t xml:space="preserve">block of fine cells. A fine cell’s expected monthly count is</w:t>
       </w:r>
       <w:r>
         <w:t xml:space="preserve"> </w:t>
@@ -9323,19 +9609,19 @@
         <w:t xml:space="preserve"> </w:t>
       </w:r>
       <w:r>
-        <w:t xml:space="preserve">The treated area is a 4 by 4 block of cells drawn among the hottest 10% of</w:t>
-      </w:r>
-      <w:r>
-        <w:t xml:space="preserve"> </w:t>
-      </w:r>
-      <w:r>
-        <w:t xml:space="preserve">such blocks, as interventions target hot spots, with cells within two cells</w:t>
-      </w:r>
-      <w:r>
-        <w:t xml:space="preserve"> </w:t>
-      </w:r>
-      <w:r>
-        <w:t xml:space="preserve">of it excluded as a buffer. After the intervention its crime falls by 20%.</w:t>
+        <w:t xml:space="preserve">The treated area is a 4 by 4 block of fine cells (2 by 2 coarse cells)</w:t>
+      </w:r>
+      <w:r>
+        <w:t xml:space="preserve"> </w:t>
+      </w:r>
+      <w:r>
+        <w:t xml:space="preserve">drawn among the hottest 10% of such blocks, as interventions target hot</w:t>
+      </w:r>
+      <w:r>
+        <w:t xml:space="preserve"> </w:t>
+      </w:r>
+      <w:r>
+        <w:t xml:space="preserve">spots, and the ring of coarse cells around it is excluded as a buffer. After the intervention its crime falls by 20%.</w:t>
       </w:r>
       <w:r>
         <w:t xml:space="preserve"> </w:t>
@@ -9397,13 +9683,13 @@
         <w:t xml:space="preserve"> </w:t>
       </w:r>
       <w:r>
-        <w:t xml:space="preserve">the trend field varies only over long distances (about six cells), so the</w:t>
-      </w:r>
-      <w:r>
-        <w:t xml:space="preserve"> </w:t>
-      </w:r>
-      <w:r>
-        <w:t xml:space="preserve">treated hot spot’s neighbors share its trend. In the</w:t>
+        <w:t xml:space="preserve">the trend field varies only over long distances (about three coarse cells),</w:t>
+      </w:r>
+      <w:r>
+        <w:t xml:space="preserve"> </w:t>
+      </w:r>
+      <w:r>
+        <w:t xml:space="preserve">so the treated hot spot’s neighbors share its trend. In the</w:t>
       </w:r>
       <w:r>
         <w:t xml:space="preserve"> </w:t>
@@ -9419,13 +9705,13 @@
         <w:t xml:space="preserve"> </w:t>
       </w:r>
       <w:r>
-        <w:t xml:space="preserve">scenario the</w:t>
-      </w:r>
-      <w:r>
-        <w:t xml:space="preserve"> </w:t>
-      </w:r>
-      <w:r>
-        <w:t xml:space="preserve">trend adds a short-range field (about one or two cells), and the treated</w:t>
+        <w:t xml:space="preserve">scenario</w:t>
+      </w:r>
+      <w:r>
+        <w:t xml:space="preserve"> </w:t>
+      </w:r>
+      <w:r>
+        <w:t xml:space="preserve">the trend adds a short-range field (about one coarse cell), and the treated</w:t>
       </w:r>
       <w:r>
         <w:t xml:space="preserve"> </w:t>
@@ -9467,7 +9753,13 @@
         <w:t xml:space="preserve"> </w:t>
       </w:r>
       <w:r>
-        <w:t xml:space="preserve">single-place cap, since no synthetic cell carries a store.</w:t>
+        <w:t xml:space="preserve">single-place cap, since no synthetic cell carries a store. The ring is the</w:t>
+      </w:r>
+      <w:r>
+        <w:t xml:space="preserve"> </w:t>
+      </w:r>
+      <w:r>
+        <w:t xml:space="preserve">band of coarse cells just outside the buffer.</w:t>
       </w:r>
     </w:p>
     <w:bookmarkEnd w:id="31"/>
@@ -9502,31 +9794,43 @@
         <w:t xml:space="preserve"> </w:t>
       </w:r>
       <w:r>
-        <w:t xml:space="preserve">each method chooses. The ring hugs the buffer. The contiguous control is a</w:t>
-      </w:r>
-      <w:r>
-        <w:t xml:space="preserve"> </w:t>
-      </w:r>
-      <w:r>
-        <w:t xml:space="preserve">compact area just outside the buffer that passes all four checks. The scan’s</w:t>
-      </w:r>
-      <w:r>
-        <w:t xml:space="preserve"> </w:t>
-      </w:r>
-      <w:r>
-        <w:t xml:space="preserve">network circle is nearby. The best-fitting area sprawls, and microsynth</w:t>
-      </w:r>
-      <w:r>
-        <w:t xml:space="preserve"> </w:t>
-      </w:r>
-      <w:r>
-        <w:t xml:space="preserve">spreads its weight over 800</w:t>
-      </w:r>
-      <w:r>
-        <w:t xml:space="preserve"> </w:t>
-      </w:r>
-      <w:r>
-        <w:t xml:space="preserve">cells across the whole grid.</w:t>
+        <w:t xml:space="preserve">each method chooses. The ring surrounds the buffer. The contiguous control is</w:t>
+      </w:r>
+      <w:r>
+        <w:t xml:space="preserve"> </w:t>
+      </w:r>
+      <w:r>
+        <w:t xml:space="preserve">a compact area of 7 cells</w:t>
+      </w:r>
+      <w:r>
+        <w:t xml:space="preserve"> </w:t>
+      </w:r>
+      <w:r>
+        <w:t xml:space="preserve">just outside the buffer, and the scan’s network circle is next to it. The</w:t>
+      </w:r>
+      <w:r>
+        <w:t xml:space="preserve"> </w:t>
+      </w:r>
+      <w:r>
+        <w:t xml:space="preserve">best-fitting area sprawls across 34</w:t>
+      </w:r>
+      <w:r>
+        <w:t xml:space="preserve"> </w:t>
+      </w:r>
+      <w:r>
+        <w:t xml:space="preserve">cells, and microsynth spreads its weight over</w:t>
+      </w:r>
+      <w:r>
+        <w:t xml:space="preserve"> </w:t>
+      </w:r>
+      <w:r>
+        <w:t xml:space="preserve">50 cells across the whole</w:t>
+      </w:r>
+      <w:r>
+        <w:t xml:space="preserve"> </w:t>
+      </w:r>
+      <w:r>
+        <w:t xml:space="preserve">grid.</w:t>
       </w:r>
       <w:r>
         <w:t xml:space="preserve"> </w:t>
@@ -9543,25 +9847,37 @@
         <w:t xml:space="preserve"> </w:t>
       </w:r>
       <w:r>
-        <w:t xml:space="preserve">shows why the ring fails in</w:t>
-      </w:r>
-      <w:r>
-        <w:t xml:space="preserve"> </w:t>
-      </w:r>
-      <w:r>
-        <w:t xml:space="preserve">this world: the treated area’s crime was rising before the intervention and</w:t>
-      </w:r>
-      <w:r>
-        <w:t xml:space="preserve"> </w:t>
-      </w:r>
-      <w:r>
-        <w:t xml:space="preserve">the ring’s was not, while the contiguous control follows the treated</w:t>
-      </w:r>
-      <w:r>
-        <w:t xml:space="preserve"> </w:t>
-      </w:r>
-      <w:r>
-        <w:t xml:space="preserve">series.</w:t>
+        <w:t xml:space="preserve">shows the monthly series. In this world the true</w:t>
+      </w:r>
+      <w:r>
+        <w:t xml:space="preserve"> </w:t>
+      </w:r>
+      <w:r>
+        <w:t xml:space="preserve">effect is -62 crimes; the</w:t>
+      </w:r>
+      <w:r>
+        <w:t xml:space="preserve"> </w:t>
+      </w:r>
+      <w:r>
+        <w:t xml:space="preserve">part of the WDD error due to non-parallel expected trends is</w:t>
+      </w:r>
+      <w:r>
+        <w:t xml:space="preserve"> </w:t>
+      </w:r>
+      <w:r>
+        <w:t xml:space="preserve">+13 for the</w:t>
+      </w:r>
+      <w:r>
+        <w:t xml:space="preserve"> </w:t>
+      </w:r>
+      <w:r>
+        <w:t xml:space="preserve">contiguous control and +31</w:t>
+      </w:r>
+      <w:r>
+        <w:t xml:space="preserve"> </w:t>
+      </w:r>
+      <w:r>
+        <w:t xml:space="preserve">for the ring.</w:t>
       </w:r>
     </w:p>
     <w:tbl>
@@ -9637,7 +9953,7 @@
               <w:pStyle w:val="ImageCaption"/>
             </w:pPr>
             <w:r>
-              <w:t xml:space="preserve">Figure 1: One synthetic world (local scenario). Gray shading is expected pre-period crime (darker is more); the solid square is the treated area and the dashed square the excluded buffer. Filled cells are each method’s control area; the last panel shades microsynth’s weights.</w:t>
+              <w:t xml:space="preserve">Figure 1: One synthetic world (local scenario), on its 20 by 20 grid of coarse cells. Gray shading is expected pre-period crime (darker is more); the solid square is the treated area and the dashed square the excluded buffer. Filled cells are each method’s control area; the last panel shades microsynth’s weights.</w:t>
             </w:r>
           </w:p>
           <w:bookmarkEnd w:id="35"/>
@@ -9667,7 +9983,7 @@
             <w:r>
               <w:drawing>
                 <wp:inline>
-                  <wp:extent cx="5334000" cy="2373870"/>
+                  <wp:extent cx="5334000" cy="2378675"/>
                   <wp:effectExtent b="0" l="0" r="0" t="0"/>
                   <wp:docPr descr="" title="" id="37" name="Picture"/>
                   <a:graphic>
@@ -9688,7 +10004,7 @@
                         <pic:spPr bwMode="auto">
                           <a:xfrm>
                             <a:off x="0" y="0"/>
-                            <a:ext cx="5334000" cy="2373870"/>
+                            <a:ext cx="5334000" cy="2378675"/>
                           </a:xfrm>
                           <a:prstGeom prst="rect">
                             <a:avLst/>
@@ -9717,7 +10033,7 @@
               <w:pStyle w:val="ImageCaption"/>
             </w:pPr>
             <w:r>
-              <w:t xml:space="preserve">Figure 2: Monthly crime in the example world’s treated area and in three controls, each scaled to the treated area’s pre-period volume. Thin lines are monthly counts, thick lines six-month moving averages computed separately before and after the intervention (dotted line). The treated area’s crime falls 20% after the intervention.</w:t>
+              <w:t xml:space="preserve">Figure 2: Monthly crime in the example world’s treated area and in three controls, each scaled to the treated area’s pre-period volume. Thin lines are monthly counts, thick lines three-month moving averages computed separately before and after the intervention (dotted line). The treated area’s crime falls 20% after the intervention.</w:t>
             </w:r>
           </w:p>
           <w:bookmarkEnd w:id="39"/>
@@ -9957,33 +10273,33 @@
                     <w:jc w:val="center"/>
                   </w:pPr>
                   <w:r>
-                    <w:t xml:space="preserve">-1</w:t>
-                  </w:r>
-                </w:p>
-              </w:tc>
-              <w:tc>
-                <w:tcPr/>
-                <w:p>
-                  <w:pPr>
-                    <w:pStyle w:val="Compact"/>
-                    <w:jc w:val="right"/>
-                    <w:jc w:val="center"/>
-                  </w:pPr>
-                  <w:r>
-                    <w:t xml:space="preserve">57</w:t>
-                  </w:r>
-                </w:p>
-              </w:tc>
-              <w:tc>
-                <w:tcPr/>
-                <w:p>
-                  <w:pPr>
-                    <w:pStyle w:val="Compact"/>
-                    <w:jc w:val="right"/>
-                    <w:jc w:val="center"/>
-                  </w:pPr>
-                  <w:r>
-                    <w:t xml:space="preserve">17</w:t>
+                    <w:t xml:space="preserve">+2</w:t>
+                  </w:r>
+                </w:p>
+              </w:tc>
+              <w:tc>
+                <w:tcPr/>
+                <w:p>
+                  <w:pPr>
+                    <w:pStyle w:val="Compact"/>
+                    <w:jc w:val="right"/>
+                    <w:jc w:val="center"/>
+                  </w:pPr>
+                  <w:r>
+                    <w:t xml:space="preserve">58</w:t>
+                  </w:r>
+                </w:p>
+              </w:tc>
+              <w:tc>
+                <w:tcPr/>
+                <w:p>
+                  <w:pPr>
+                    <w:pStyle w:val="Compact"/>
+                    <w:jc w:val="right"/>
+                    <w:jc w:val="center"/>
+                  </w:pPr>
+                  <w:r>
+                    <w:t xml:space="preserve">18</w:t>
                   </w:r>
                 </w:p>
               </w:tc>
@@ -10009,7 +10325,7 @@
                     <w:jc w:val="center"/>
                   </w:pPr>
                   <w:r>
-                    <w:t xml:space="preserve">88 / 90</w:t>
+                    <w:t xml:space="preserve">94 / 94</w:t>
                   </w:r>
                 </w:p>
               </w:tc>
@@ -10035,7 +10351,7 @@
                     <w:jc w:val="center"/>
                   </w:pPr>
                   <w:r>
-                    <w:t xml:space="preserve">20</w:t>
+                    <w:t xml:space="preserve">8</w:t>
                   </w:r>
                 </w:p>
               </w:tc>
@@ -10076,33 +10392,33 @@
                     <w:jc w:val="center"/>
                   </w:pPr>
                   <w:r>
-                    <w:t xml:space="preserve">-3</w:t>
-                  </w:r>
-                </w:p>
-              </w:tc>
-              <w:tc>
-                <w:tcPr/>
-                <w:p>
-                  <w:pPr>
-                    <w:pStyle w:val="Compact"/>
-                    <w:jc w:val="right"/>
-                    <w:jc w:val="center"/>
-                  </w:pPr>
-                  <w:r>
-                    <w:t xml:space="preserve">59</w:t>
-                  </w:r>
-                </w:p>
-              </w:tc>
-              <w:tc>
-                <w:tcPr/>
-                <w:p>
-                  <w:pPr>
-                    <w:pStyle w:val="Compact"/>
-                    <w:jc w:val="right"/>
-                    <w:jc w:val="center"/>
-                  </w:pPr>
-                  <w:r>
-                    <w:t xml:space="preserve">18</w:t>
+                    <w:t xml:space="preserve">-5</w:t>
+                  </w:r>
+                </w:p>
+              </w:tc>
+              <w:tc>
+                <w:tcPr/>
+                <w:p>
+                  <w:pPr>
+                    <w:pStyle w:val="Compact"/>
+                    <w:jc w:val="right"/>
+                    <w:jc w:val="center"/>
+                  </w:pPr>
+                  <w:r>
+                    <w:t xml:space="preserve">65</w:t>
+                  </w:r>
+                </w:p>
+              </w:tc>
+              <w:tc>
+                <w:tcPr/>
+                <w:p>
+                  <w:pPr>
+                    <w:pStyle w:val="Compact"/>
+                    <w:jc w:val="right"/>
+                    <w:jc w:val="center"/>
+                  </w:pPr>
+                  <w:r>
+                    <w:t xml:space="preserve">20</w:t>
                   </w:r>
                 </w:p>
               </w:tc>
@@ -10128,33 +10444,33 @@
                     <w:jc w:val="center"/>
                   </w:pPr>
                   <w:r>
-                    <w:t xml:space="preserve">82 / 90</w:t>
-                  </w:r>
-                </w:p>
-              </w:tc>
-              <w:tc>
-                <w:tcPr/>
-                <w:p>
-                  <w:pPr>
-                    <w:pStyle w:val="Compact"/>
-                    <w:jc w:val="right"/>
-                    <w:jc w:val="center"/>
-                  </w:pPr>
-                  <w:r>
-                    <w:t xml:space="preserve">98%</w:t>
-                  </w:r>
-                </w:p>
-              </w:tc>
-              <w:tc>
-                <w:tcPr/>
-                <w:p>
-                  <w:pPr>
-                    <w:pStyle w:val="Compact"/>
-                    <w:jc w:val="right"/>
-                    <w:jc w:val="center"/>
-                  </w:pPr>
-                  <w:r>
-                    <w:t xml:space="preserve">44</w:t>
+                    <w:t xml:space="preserve">84 / 88</w:t>
+                  </w:r>
+                </w:p>
+              </w:tc>
+              <w:tc>
+                <w:tcPr/>
+                <w:p>
+                  <w:pPr>
+                    <w:pStyle w:val="Compact"/>
+                    <w:jc w:val="right"/>
+                    <w:jc w:val="center"/>
+                  </w:pPr>
+                  <w:r>
+                    <w:t xml:space="preserve">94%</w:t>
+                  </w:r>
+                </w:p>
+              </w:tc>
+              <w:tc>
+                <w:tcPr/>
+                <w:p>
+                  <w:pPr>
+                    <w:pStyle w:val="Compact"/>
+                    <w:jc w:val="right"/>
+                    <w:jc w:val="center"/>
+                  </w:pPr>
+                  <w:r>
+                    <w:t xml:space="preserve">14</w:t>
                   </w:r>
                 </w:p>
               </w:tc>
@@ -10195,33 +10511,33 @@
                     <w:jc w:val="center"/>
                   </w:pPr>
                   <w:r>
-                    <w:t xml:space="preserve">+13</w:t>
-                  </w:r>
-                </w:p>
-              </w:tc>
-              <w:tc>
-                <w:tcPr/>
-                <w:p>
-                  <w:pPr>
-                    <w:pStyle w:val="Compact"/>
-                    <w:jc w:val="right"/>
-                    <w:jc w:val="center"/>
-                  </w:pPr>
-                  <w:r>
-                    <w:t xml:space="preserve">74</w:t>
-                  </w:r>
-                </w:p>
-              </w:tc>
-              <w:tc>
-                <w:tcPr/>
-                <w:p>
-                  <w:pPr>
-                    <w:pStyle w:val="Compact"/>
-                    <w:jc w:val="right"/>
-                    <w:jc w:val="center"/>
-                  </w:pPr>
-                  <w:r>
-                    <w:t xml:space="preserve">26</w:t>
+                    <w:t xml:space="preserve">+1</w:t>
+                  </w:r>
+                </w:p>
+              </w:tc>
+              <w:tc>
+                <w:tcPr/>
+                <w:p>
+                  <w:pPr>
+                    <w:pStyle w:val="Compact"/>
+                    <w:jc w:val="right"/>
+                    <w:jc w:val="center"/>
+                  </w:pPr>
+                  <w:r>
+                    <w:t xml:space="preserve">58</w:t>
+                  </w:r>
+                </w:p>
+              </w:tc>
+              <w:tc>
+                <w:tcPr/>
+                <w:p>
+                  <w:pPr>
+                    <w:pStyle w:val="Compact"/>
+                    <w:jc w:val="right"/>
+                    <w:jc w:val="center"/>
+                  </w:pPr>
+                  <w:r>
+                    <w:t xml:space="preserve">17</w:t>
                   </w:r>
                 </w:p>
               </w:tc>
@@ -10247,33 +10563,33 @@
                     <w:jc w:val="center"/>
                   </w:pPr>
                   <w:r>
-                    <w:t xml:space="preserve">80 / 84</w:t>
-                  </w:r>
-                </w:p>
-              </w:tc>
-              <w:tc>
-                <w:tcPr/>
-                <w:p>
-                  <w:pPr>
-                    <w:pStyle w:val="Compact"/>
-                    <w:jc w:val="right"/>
-                    <w:jc w:val="center"/>
-                  </w:pPr>
-                  <w:r>
-                    <w:t xml:space="preserve">76%</w:t>
-                  </w:r>
-                </w:p>
-              </w:tc>
-              <w:tc>
-                <w:tcPr/>
-                <w:p>
-                  <w:pPr>
-                    <w:pStyle w:val="Compact"/>
-                    <w:jc w:val="right"/>
-                    <w:jc w:val="center"/>
-                  </w:pPr>
-                  <w:r>
-                    <w:t xml:space="preserve">124</w:t>
+                    <w:t xml:space="preserve">88 / 88</w:t>
+                  </w:r>
+                </w:p>
+              </w:tc>
+              <w:tc>
+                <w:tcPr/>
+                <w:p>
+                  <w:pPr>
+                    <w:pStyle w:val="Compact"/>
+                    <w:jc w:val="right"/>
+                    <w:jc w:val="center"/>
+                  </w:pPr>
+                  <w:r>
+                    <w:t xml:space="preserve">50%</w:t>
+                  </w:r>
+                </w:p>
+              </w:tc>
+              <w:tc>
+                <w:tcPr/>
+                <w:p>
+                  <w:pPr>
+                    <w:pStyle w:val="Compact"/>
+                    <w:jc w:val="right"/>
+                    <w:jc w:val="center"/>
+                  </w:pPr>
+                  <w:r>
+                    <w:t xml:space="preserve">29</w:t>
                   </w:r>
                 </w:p>
               </w:tc>
@@ -10314,20 +10630,72 @@
                     <w:jc w:val="center"/>
                   </w:pPr>
                   <w:r>
-                    <w:t xml:space="preserve">+4</w:t>
-                  </w:r>
-                </w:p>
-              </w:tc>
-              <w:tc>
-                <w:tcPr/>
-                <w:p>
-                  <w:pPr>
-                    <w:pStyle w:val="Compact"/>
-                    <w:jc w:val="right"/>
-                    <w:jc w:val="center"/>
-                  </w:pPr>
-                  <w:r>
-                    <w:t xml:space="preserve">49</w:t>
+                    <w:t xml:space="preserve">+7</w:t>
+                  </w:r>
+                </w:p>
+              </w:tc>
+              <w:tc>
+                <w:tcPr/>
+                <w:p>
+                  <w:pPr>
+                    <w:pStyle w:val="Compact"/>
+                    <w:jc w:val="right"/>
+                    <w:jc w:val="center"/>
+                  </w:pPr>
+                  <w:r>
+                    <w:t xml:space="preserve">51</w:t>
+                  </w:r>
+                </w:p>
+              </w:tc>
+              <w:tc>
+                <w:tcPr/>
+                <w:p>
+                  <w:pPr>
+                    <w:pStyle w:val="Compact"/>
+                    <w:jc w:val="right"/>
+                    <w:jc w:val="center"/>
+                  </w:pPr>
+                  <w:r>
+                    <w:t xml:space="preserve">17</w:t>
+                  </w:r>
+                </w:p>
+              </w:tc>
+              <w:tc>
+                <w:tcPr/>
+                <w:p>
+                  <w:pPr>
+                    <w:pStyle w:val="Compact"/>
+                    <w:jc w:val="right"/>
+                    <w:jc w:val="center"/>
+                  </w:pPr>
+                  <w:r>
+                    <w:t xml:space="preserve">32</w:t>
+                  </w:r>
+                </w:p>
+              </w:tc>
+              <w:tc>
+                <w:tcPr/>
+                <w:p>
+                  <w:pPr>
+                    <w:pStyle w:val="Compact"/>
+                    <w:jc w:val="right"/>
+                    <w:jc w:val="center"/>
+                  </w:pPr>
+                  <w:r>
+                    <w:t xml:space="preserve">92 / 94</w:t>
+                  </w:r>
+                </w:p>
+              </w:tc>
+              <w:tc>
+                <w:tcPr/>
+                <w:p>
+                  <w:pPr>
+                    <w:pStyle w:val="Compact"/>
+                    <w:jc w:val="right"/>
+                    <w:jc w:val="center"/>
+                  </w:pPr>
+                  <w:r>
+                    <w:t xml:space="preserve">46%</w:t>
                   </w:r>
                 </w:p>
               </w:tc>
@@ -10341,58 +10709,6 @@
                   </w:pPr>
                   <w:r>
                     <w:t xml:space="preserve">20</w:t>
-                  </w:r>
-                </w:p>
-              </w:tc>
-              <w:tc>
-                <w:tcPr/>
-                <w:p>
-                  <w:pPr>
-                    <w:pStyle w:val="Compact"/>
-                    <w:jc w:val="right"/>
-                    <w:jc w:val="center"/>
-                  </w:pPr>
-                  <w:r>
-                    <w:t xml:space="preserve">33</w:t>
-                  </w:r>
-                </w:p>
-              </w:tc>
-              <w:tc>
-                <w:tcPr/>
-                <w:p>
-                  <w:pPr>
-                    <w:pStyle w:val="Compact"/>
-                    <w:jc w:val="right"/>
-                    <w:jc w:val="center"/>
-                  </w:pPr>
-                  <w:r>
-                    <w:t xml:space="preserve">84 / 90</w:t>
-                  </w:r>
-                </w:p>
-              </w:tc>
-              <w:tc>
-                <w:tcPr/>
-                <w:p>
-                  <w:pPr>
-                    <w:pStyle w:val="Compact"/>
-                    <w:jc w:val="right"/>
-                    <w:jc w:val="center"/>
-                  </w:pPr>
-                  <w:r>
-                    <w:t xml:space="preserve">42%</w:t>
-                  </w:r>
-                </w:p>
-              </w:tc>
-              <w:tc>
-                <w:tcPr/>
-                <w:p>
-                  <w:pPr>
-                    <w:pStyle w:val="Compact"/>
-                    <w:jc w:val="right"/>
-                    <w:jc w:val="center"/>
-                  </w:pPr>
-                  <w:r>
-                    <w:t xml:space="preserve">80</w:t>
                   </w:r>
                 </w:p>
               </w:tc>
@@ -10433,33 +10749,33 @@
                     <w:jc w:val="center"/>
                   </w:pPr>
                   <w:r>
-                    <w:t xml:space="preserve">+17</w:t>
-                  </w:r>
-                </w:p>
-              </w:tc>
-              <w:tc>
-                <w:tcPr/>
-                <w:p>
-                  <w:pPr>
-                    <w:pStyle w:val="Compact"/>
-                    <w:jc w:val="right"/>
-                    <w:jc w:val="center"/>
-                  </w:pPr>
-                  <w:r>
-                    <w:t xml:space="preserve">71</w:t>
-                  </w:r>
-                </w:p>
-              </w:tc>
-              <w:tc>
-                <w:tcPr/>
-                <w:p>
-                  <w:pPr>
-                    <w:pStyle w:val="Compact"/>
-                    <w:jc w:val="right"/>
-                    <w:jc w:val="center"/>
-                  </w:pPr>
-                  <w:r>
-                    <w:t xml:space="preserve">49</w:t>
+                    <w:t xml:space="preserve">+19</w:t>
+                  </w:r>
+                </w:p>
+              </w:tc>
+              <w:tc>
+                <w:tcPr/>
+                <w:p>
+                  <w:pPr>
+                    <w:pStyle w:val="Compact"/>
+                    <w:jc w:val="right"/>
+                    <w:jc w:val="center"/>
+                  </w:pPr>
+                  <w:r>
+                    <w:t xml:space="preserve">57</w:t>
+                  </w:r>
+                </w:p>
+              </w:tc>
+              <w:tc>
+                <w:tcPr/>
+                <w:p>
+                  <w:pPr>
+                    <w:pStyle w:val="Compact"/>
+                    <w:jc w:val="right"/>
+                    <w:jc w:val="center"/>
+                  </w:pPr>
+                  <w:r>
+                    <w:t xml:space="preserve">38</w:t>
                   </w:r>
                 </w:p>
               </w:tc>
@@ -10485,33 +10801,33 @@
                     <w:jc w:val="center"/>
                   </w:pPr>
                   <w:r>
-                    <w:t xml:space="preserve">60 / 72</w:t>
-                  </w:r>
-                </w:p>
-              </w:tc>
-              <w:tc>
-                <w:tcPr/>
-                <w:p>
-                  <w:pPr>
-                    <w:pStyle w:val="Compact"/>
-                    <w:jc w:val="right"/>
-                    <w:jc w:val="center"/>
-                  </w:pPr>
-                  <w:r>
-                    <w:t xml:space="preserve">26%</w:t>
-                  </w:r>
-                </w:p>
-              </w:tc>
-              <w:tc>
-                <w:tcPr/>
-                <w:p>
-                  <w:pPr>
-                    <w:pStyle w:val="Compact"/>
-                    <w:jc w:val="right"/>
-                    <w:jc w:val="center"/>
-                  </w:pPr>
-                  <w:r>
-                    <w:t xml:space="preserve">1,536</w:t>
+                    <w:t xml:space="preserve">80 / 88</w:t>
+                  </w:r>
+                </w:p>
+              </w:tc>
+              <w:tc>
+                <w:tcPr/>
+                <w:p>
+                  <w:pPr>
+                    <w:pStyle w:val="Compact"/>
+                    <w:jc w:val="right"/>
+                    <w:jc w:val="center"/>
+                  </w:pPr>
+                  <w:r>
+                    <w:t xml:space="preserve">28%</w:t>
+                  </w:r>
+                </w:p>
+              </w:tc>
+              <w:tc>
+                <w:tcPr/>
+                <w:p>
+                  <w:pPr>
+                    <w:pStyle w:val="Compact"/>
+                    <w:jc w:val="right"/>
+                    <w:jc w:val="center"/>
+                  </w:pPr>
+                  <w:r>
+                    <w:t xml:space="preserve">384</w:t>
                   </w:r>
                 </w:p>
               </w:tc>
@@ -10552,85 +10868,85 @@
                     <w:jc w:val="center"/>
                   </w:pPr>
                   <w:r>
-                    <w:t xml:space="preserve">+30</w:t>
-                  </w:r>
-                </w:p>
-              </w:tc>
-              <w:tc>
-                <w:tcPr/>
-                <w:p>
-                  <w:pPr>
-                    <w:pStyle w:val="Compact"/>
-                    <w:jc w:val="right"/>
-                    <w:jc w:val="center"/>
-                  </w:pPr>
-                  <w:r>
-                    <w:t xml:space="preserve">101</w:t>
-                  </w:r>
-                </w:p>
-              </w:tc>
-              <w:tc>
-                <w:tcPr/>
-                <w:p>
-                  <w:pPr>
-                    <w:pStyle w:val="Compact"/>
-                    <w:jc w:val="right"/>
-                    <w:jc w:val="center"/>
-                  </w:pPr>
-                  <w:r>
-                    <w:t xml:space="preserve">30</w:t>
-                  </w:r>
-                </w:p>
-              </w:tc>
-              <w:tc>
-                <w:tcPr/>
-                <w:p>
-                  <w:pPr>
-                    <w:pStyle w:val="Compact"/>
-                    <w:jc w:val="right"/>
-                    <w:jc w:val="center"/>
-                  </w:pPr>
-                  <w:r>
-                    <w:t xml:space="preserve">33</w:t>
-                  </w:r>
-                </w:p>
-              </w:tc>
-              <w:tc>
-                <w:tcPr/>
-                <w:p>
-                  <w:pPr>
-                    <w:pStyle w:val="Compact"/>
-                    <w:jc w:val="right"/>
-                    <w:jc w:val="center"/>
-                  </w:pPr>
-                  <w:r>
-                    <w:t xml:space="preserve">60 / 72</w:t>
-                  </w:r>
-                </w:p>
-              </w:tc>
-              <w:tc>
-                <w:tcPr/>
-                <w:p>
-                  <w:pPr>
-                    <w:pStyle w:val="Compact"/>
-                    <w:jc w:val="right"/>
-                    <w:jc w:val="center"/>
-                  </w:pPr>
-                  <w:r>
-                    <w:t xml:space="preserve">100%</w:t>
-                  </w:r>
-                </w:p>
-              </w:tc>
-              <w:tc>
-                <w:tcPr/>
-                <w:p>
-                  <w:pPr>
-                    <w:pStyle w:val="Compact"/>
-                    <w:jc w:val="right"/>
-                    <w:jc w:val="center"/>
-                  </w:pPr>
-                  <w:r>
-                    <w:t xml:space="preserve">1,076</w:t>
+                    <w:t xml:space="preserve">+12</w:t>
+                  </w:r>
+                </w:p>
+              </w:tc>
+              <w:tc>
+                <w:tcPr/>
+                <w:p>
+                  <w:pPr>
+                    <w:pStyle w:val="Compact"/>
+                    <w:jc w:val="right"/>
+                    <w:jc w:val="center"/>
+                  </w:pPr>
+                  <w:r>
+                    <w:t xml:space="preserve">71</w:t>
+                  </w:r>
+                </w:p>
+              </w:tc>
+              <w:tc>
+                <w:tcPr/>
+                <w:p>
+                  <w:pPr>
+                    <w:pStyle w:val="Compact"/>
+                    <w:jc w:val="right"/>
+                    <w:jc w:val="center"/>
+                  </w:pPr>
+                  <w:r>
+                    <w:t xml:space="preserve">26</w:t>
+                  </w:r>
+                </w:p>
+              </w:tc>
+              <w:tc>
+                <w:tcPr/>
+                <w:p>
+                  <w:pPr>
+                    <w:pStyle w:val="Compact"/>
+                    <w:jc w:val="right"/>
+                    <w:jc w:val="center"/>
+                  </w:pPr>
+                  <w:r>
+                    <w:t xml:space="preserve">41</w:t>
+                  </w:r>
+                </w:p>
+              </w:tc>
+              <w:tc>
+                <w:tcPr/>
+                <w:p>
+                  <w:pPr>
+                    <w:pStyle w:val="Compact"/>
+                    <w:jc w:val="right"/>
+                    <w:jc w:val="center"/>
+                  </w:pPr>
+                  <w:r>
+                    <w:t xml:space="preserve">76 / 94</w:t>
+                  </w:r>
+                </w:p>
+              </w:tc>
+              <w:tc>
+                <w:tcPr/>
+                <w:p>
+                  <w:pPr>
+                    <w:pStyle w:val="Compact"/>
+                    <w:jc w:val="right"/>
+                    <w:jc w:val="center"/>
+                  </w:pPr>
+                  <w:r>
+                    <w:t xml:space="preserve">76%</w:t>
+                  </w:r>
+                </w:p>
+              </w:tc>
+              <w:tc>
+                <w:tcPr/>
+                <w:p>
+                  <w:pPr>
+                    <w:pStyle w:val="Compact"/>
+                    <w:jc w:val="right"/>
+                    <w:jc w:val="center"/>
+                  </w:pPr>
+                  <w:r>
+                    <w:t xml:space="preserve">52</w:t>
                   </w:r>
                 </w:p>
               </w:tc>
@@ -10671,33 +10987,33 @@
                     <w:jc w:val="center"/>
                   </w:pPr>
                   <w:r>
-                    <w:t xml:space="preserve">+80</w:t>
-                  </w:r>
-                </w:p>
-              </w:tc>
-              <w:tc>
-                <w:tcPr/>
-                <w:p>
-                  <w:pPr>
-                    <w:pStyle w:val="Compact"/>
-                    <w:jc w:val="right"/>
-                    <w:jc w:val="center"/>
-                  </w:pPr>
-                  <w:r>
-                    <w:t xml:space="preserve">217</w:t>
-                  </w:r>
-                </w:p>
-              </w:tc>
-              <w:tc>
-                <w:tcPr/>
-                <w:p>
-                  <w:pPr>
-                    <w:pStyle w:val="Compact"/>
-                    <w:jc w:val="right"/>
-                    <w:jc w:val="center"/>
-                  </w:pPr>
-                  <w:r>
-                    <w:t xml:space="preserve">133</w:t>
+                    <w:t xml:space="preserve">+40</w:t>
+                  </w:r>
+                </w:p>
+              </w:tc>
+              <w:tc>
+                <w:tcPr/>
+                <w:p>
+                  <w:pPr>
+                    <w:pStyle w:val="Compact"/>
+                    <w:jc w:val="right"/>
+                    <w:jc w:val="center"/>
+                  </w:pPr>
+                  <w:r>
+                    <w:t xml:space="preserve">111</w:t>
+                  </w:r>
+                </w:p>
+              </w:tc>
+              <w:tc>
+                <w:tcPr/>
+                <w:p>
+                  <w:pPr>
+                    <w:pStyle w:val="Compact"/>
+                    <w:jc w:val="right"/>
+                    <w:jc w:val="center"/>
+                  </w:pPr>
+                  <w:r>
+                    <w:t xml:space="preserve">83</w:t>
                   </w:r>
                 </w:p>
               </w:tc>
@@ -10723,33 +11039,33 @@
                     <w:jc w:val="center"/>
                   </w:pPr>
                   <w:r>
-                    <w:t xml:space="preserve">68 / 76</w:t>
-                  </w:r>
-                </w:p>
-              </w:tc>
-              <w:tc>
-                <w:tcPr/>
-                <w:p>
-                  <w:pPr>
-                    <w:pStyle w:val="Compact"/>
-                    <w:jc w:val="right"/>
-                    <w:jc w:val="center"/>
-                  </w:pPr>
-                  <w:r>
-                    <w:t xml:space="preserve">84%</w:t>
-                  </w:r>
-                </w:p>
-              </w:tc>
-              <w:tc>
-                <w:tcPr/>
-                <w:p>
-                  <w:pPr>
-                    <w:pStyle w:val="Compact"/>
-                    <w:jc w:val="right"/>
-                    <w:jc w:val="center"/>
-                  </w:pPr>
-                  <w:r>
-                    <w:t xml:space="preserve">37</w:t>
+                    <w:t xml:space="preserve">72 / 86</w:t>
+                  </w:r>
+                </w:p>
+              </w:tc>
+              <w:tc>
+                <w:tcPr/>
+                <w:p>
+                  <w:pPr>
+                    <w:pStyle w:val="Compact"/>
+                    <w:jc w:val="right"/>
+                    <w:jc w:val="center"/>
+                  </w:pPr>
+                  <w:r>
+                    <w:t xml:space="preserve">78%</w:t>
+                  </w:r>
+                </w:p>
+              </w:tc>
+              <w:tc>
+                <w:tcPr/>
+                <w:p>
+                  <w:pPr>
+                    <w:pStyle w:val="Compact"/>
+                    <w:jc w:val="right"/>
+                    <w:jc w:val="center"/>
+                  </w:pPr>
+                  <w:r>
+                    <w:t xml:space="preserve">13</w:t>
                   </w:r>
                 </w:p>
               </w:tc>
@@ -10790,33 +11106,33 @@
                     <w:jc w:val="center"/>
                   </w:pPr>
                   <w:r>
-                    <w:t xml:space="preserve">+72</w:t>
-                  </w:r>
-                </w:p>
-              </w:tc>
-              <w:tc>
-                <w:tcPr/>
-                <w:p>
-                  <w:pPr>
-                    <w:pStyle w:val="Compact"/>
-                    <w:jc w:val="right"/>
-                    <w:jc w:val="center"/>
-                  </w:pPr>
-                  <w:r>
-                    <w:t xml:space="preserve">194</w:t>
-                  </w:r>
-                </w:p>
-              </w:tc>
-              <w:tc>
-                <w:tcPr/>
-                <w:p>
-                  <w:pPr>
-                    <w:pStyle w:val="Compact"/>
-                    <w:jc w:val="right"/>
-                    <w:jc w:val="center"/>
-                  </w:pPr>
-                  <w:r>
-                    <w:t xml:space="preserve">146</w:t>
+                    <w:t xml:space="preserve">+38</w:t>
+                  </w:r>
+                </w:p>
+              </w:tc>
+              <w:tc>
+                <w:tcPr/>
+                <w:p>
+                  <w:pPr>
+                    <w:pStyle w:val="Compact"/>
+                    <w:jc w:val="right"/>
+                    <w:jc w:val="center"/>
+                  </w:pPr>
+                  <w:r>
+                    <w:t xml:space="preserve">103</w:t>
+                  </w:r>
+                </w:p>
+              </w:tc>
+              <w:tc>
+                <w:tcPr/>
+                <w:p>
+                  <w:pPr>
+                    <w:pStyle w:val="Compact"/>
+                    <w:jc w:val="right"/>
+                    <w:jc w:val="center"/>
+                  </w:pPr>
+                  <w:r>
+                    <w:t xml:space="preserve">94</w:t>
                   </w:r>
                 </w:p>
               </w:tc>
@@ -10842,33 +11158,33 @@
                     <w:jc w:val="center"/>
                   </w:pPr>
                   <w:r>
-                    <w:t xml:space="preserve">72 / 78</w:t>
-                  </w:r>
-                </w:p>
-              </w:tc>
-              <w:tc>
-                <w:tcPr/>
-                <w:p>
-                  <w:pPr>
-                    <w:pStyle w:val="Compact"/>
-                    <w:jc w:val="right"/>
-                    <w:jc w:val="center"/>
-                  </w:pPr>
-                  <w:r>
-                    <w:t xml:space="preserve">74%</w:t>
-                  </w:r>
-                </w:p>
-              </w:tc>
-              <w:tc>
-                <w:tcPr/>
-                <w:p>
-                  <w:pPr>
-                    <w:pStyle w:val="Compact"/>
-                    <w:jc w:val="right"/>
-                    <w:jc w:val="center"/>
-                  </w:pPr>
-                  <w:r>
-                    <w:t xml:space="preserve">53</w:t>
+                    <w:t xml:space="preserve">80 / 88</w:t>
+                  </w:r>
+                </w:p>
+              </w:tc>
+              <w:tc>
+                <w:tcPr/>
+                <w:p>
+                  <w:pPr>
+                    <w:pStyle w:val="Compact"/>
+                    <w:jc w:val="right"/>
+                    <w:jc w:val="center"/>
+                  </w:pPr>
+                  <w:r>
+                    <w:t xml:space="preserve">58%</w:t>
+                  </w:r>
+                </w:p>
+              </w:tc>
+              <w:tc>
+                <w:tcPr/>
+                <w:p>
+                  <w:pPr>
+                    <w:pStyle w:val="Compact"/>
+                    <w:jc w:val="right"/>
+                    <w:jc w:val="center"/>
+                  </w:pPr>
+                  <w:r>
+                    <w:t xml:space="preserve">14</w:t>
                   </w:r>
                 </w:p>
               </w:tc>
@@ -10909,85 +11225,85 @@
                     <w:jc w:val="center"/>
                   </w:pPr>
                   <w:r>
-                    <w:t xml:space="preserve">+120</w:t>
-                  </w:r>
-                </w:p>
-              </w:tc>
-              <w:tc>
-                <w:tcPr/>
-                <w:p>
-                  <w:pPr>
-                    <w:pStyle w:val="Compact"/>
-                    <w:jc w:val="right"/>
-                    <w:jc w:val="center"/>
-                  </w:pPr>
-                  <w:r>
-                    <w:t xml:space="preserve">232</w:t>
-                  </w:r>
-                </w:p>
-              </w:tc>
-              <w:tc>
-                <w:tcPr/>
-                <w:p>
-                  <w:pPr>
-                    <w:pStyle w:val="Compact"/>
-                    <w:jc w:val="right"/>
-                    <w:jc w:val="center"/>
-                  </w:pPr>
-                  <w:r>
-                    <w:t xml:space="preserve">168</w:t>
-                  </w:r>
-                </w:p>
-              </w:tc>
-              <w:tc>
-                <w:tcPr/>
-                <w:p>
-                  <w:pPr>
-                    <w:pStyle w:val="Compact"/>
-                    <w:jc w:val="right"/>
-                    <w:jc w:val="center"/>
-                  </w:pPr>
-                  <w:r>
-                    <w:t xml:space="preserve">52</w:t>
-                  </w:r>
-                </w:p>
-              </w:tc>
-              <w:tc>
-                <w:tcPr/>
-                <w:p>
-                  <w:pPr>
-                    <w:pStyle w:val="Compact"/>
-                    <w:jc w:val="right"/>
-                    <w:jc w:val="center"/>
-                  </w:pPr>
-                  <w:r>
-                    <w:t xml:space="preserve">56 / 66</w:t>
-                  </w:r>
-                </w:p>
-              </w:tc>
-              <w:tc>
-                <w:tcPr/>
-                <w:p>
-                  <w:pPr>
-                    <w:pStyle w:val="Compact"/>
-                    <w:jc w:val="right"/>
-                    <w:jc w:val="center"/>
-                  </w:pPr>
-                  <w:r>
-                    <w:t xml:space="preserve">38%</w:t>
-                  </w:r>
-                </w:p>
-              </w:tc>
-              <w:tc>
-                <w:tcPr/>
-                <w:p>
-                  <w:pPr>
-                    <w:pStyle w:val="Compact"/>
-                    <w:jc w:val="right"/>
-                    <w:jc w:val="center"/>
-                  </w:pPr>
-                  <w:r>
-                    <w:t xml:space="preserve">112</w:t>
+                    <w:t xml:space="preserve">+67</w:t>
+                  </w:r>
+                </w:p>
+              </w:tc>
+              <w:tc>
+                <w:tcPr/>
+                <w:p>
+                  <w:pPr>
+                    <w:pStyle w:val="Compact"/>
+                    <w:jc w:val="right"/>
+                    <w:jc w:val="center"/>
+                  </w:pPr>
+                  <w:r>
+                    <w:t xml:space="preserve">145</w:t>
+                  </w:r>
+                </w:p>
+              </w:tc>
+              <w:tc>
+                <w:tcPr/>
+                <w:p>
+                  <w:pPr>
+                    <w:pStyle w:val="Compact"/>
+                    <w:jc w:val="right"/>
+                    <w:jc w:val="center"/>
+                  </w:pPr>
+                  <w:r>
+                    <w:t xml:space="preserve">109</w:t>
+                  </w:r>
+                </w:p>
+              </w:tc>
+              <w:tc>
+                <w:tcPr/>
+                <w:p>
+                  <w:pPr>
+                    <w:pStyle w:val="Compact"/>
+                    <w:jc w:val="right"/>
+                    <w:jc w:val="center"/>
+                  </w:pPr>
+                  <w:r>
+                    <w:t xml:space="preserve">53</w:t>
+                  </w:r>
+                </w:p>
+              </w:tc>
+              <w:tc>
+                <w:tcPr/>
+                <w:p>
+                  <w:pPr>
+                    <w:pStyle w:val="Compact"/>
+                    <w:jc w:val="right"/>
+                    <w:jc w:val="center"/>
+                  </w:pPr>
+                  <w:r>
+                    <w:t xml:space="preserve">68 / 78</w:t>
+                  </w:r>
+                </w:p>
+              </w:tc>
+              <w:tc>
+                <w:tcPr/>
+                <w:p>
+                  <w:pPr>
+                    <w:pStyle w:val="Compact"/>
+                    <w:jc w:val="right"/>
+                    <w:jc w:val="center"/>
+                  </w:pPr>
+                  <w:r>
+                    <w:t xml:space="preserve">36%</w:t>
+                  </w:r>
+                </w:p>
+              </w:tc>
+              <w:tc>
+                <w:tcPr/>
+                <w:p>
+                  <w:pPr>
+                    <w:pStyle w:val="Compact"/>
+                    <w:jc w:val="right"/>
+                    <w:jc w:val="center"/>
+                  </w:pPr>
+                  <w:r>
+                    <w:t xml:space="preserve">26</w:t>
                   </w:r>
                 </w:p>
               </w:tc>
@@ -11028,33 +11344,33 @@
                     <w:jc w:val="center"/>
                   </w:pPr>
                   <w:r>
-                    <w:t xml:space="preserve">+151</w:t>
-                  </w:r>
-                </w:p>
-              </w:tc>
-              <w:tc>
-                <w:tcPr/>
-                <w:p>
-                  <w:pPr>
-                    <w:pStyle w:val="Compact"/>
-                    <w:jc w:val="right"/>
-                    <w:jc w:val="center"/>
-                  </w:pPr>
-                  <w:r>
-                    <w:t xml:space="preserve">279</w:t>
-                  </w:r>
-                </w:p>
-              </w:tc>
-              <w:tc>
-                <w:tcPr/>
-                <w:p>
-                  <w:pPr>
-                    <w:pStyle w:val="Compact"/>
-                    <w:jc w:val="right"/>
-                    <w:jc w:val="center"/>
-                  </w:pPr>
-                  <w:r>
-                    <w:t xml:space="preserve">248</w:t>
+                    <w:t xml:space="preserve">+134</w:t>
+                  </w:r>
+                </w:p>
+              </w:tc>
+              <w:tc>
+                <w:tcPr/>
+                <w:p>
+                  <w:pPr>
+                    <w:pStyle w:val="Compact"/>
+                    <w:jc w:val="right"/>
+                    <w:jc w:val="center"/>
+                  </w:pPr>
+                  <w:r>
+                    <w:t xml:space="preserve">218</w:t>
+                  </w:r>
+                </w:p>
+              </w:tc>
+              <w:tc>
+                <w:tcPr/>
+                <w:p>
+                  <w:pPr>
+                    <w:pStyle w:val="Compact"/>
+                    <w:jc w:val="right"/>
+                    <w:jc w:val="center"/>
+                  </w:pPr>
+                  <w:r>
+                    <w:t xml:space="preserve">203</w:t>
                   </w:r>
                 </w:p>
               </w:tc>
@@ -11080,7 +11396,7 @@
                     <w:jc w:val="center"/>
                   </w:pPr>
                   <w:r>
-                    <w:t xml:space="preserve">46 / 58</w:t>
+                    <w:t xml:space="preserve">52 / 54</w:t>
                   </w:r>
                 </w:p>
               </w:tc>
@@ -11106,7 +11422,7 @@
                     <w:jc w:val="center"/>
                   </w:pPr>
                   <w:r>
-                    <w:t xml:space="preserve">80</w:t>
+                    <w:t xml:space="preserve">20</w:t>
                   </w:r>
                 </w:p>
               </w:tc>
@@ -11147,33 +11463,33 @@
                     <w:jc w:val="center"/>
                   </w:pPr>
                   <w:r>
-                    <w:t xml:space="preserve">+170</w:t>
-                  </w:r>
-                </w:p>
-              </w:tc>
-              <w:tc>
-                <w:tcPr/>
-                <w:p>
-                  <w:pPr>
-                    <w:pStyle w:val="Compact"/>
-                    <w:jc w:val="right"/>
-                    <w:jc w:val="center"/>
-                  </w:pPr>
-                  <w:r>
-                    <w:t xml:space="preserve">320</w:t>
-                  </w:r>
-                </w:p>
-              </w:tc>
-              <w:tc>
-                <w:tcPr/>
-                <w:p>
-                  <w:pPr>
-                    <w:pStyle w:val="Compact"/>
-                    <w:jc w:val="right"/>
-                    <w:jc w:val="center"/>
-                  </w:pPr>
-                  <w:r>
-                    <w:t xml:space="preserve">293</w:t>
+                    <w:t xml:space="preserve">+144</w:t>
+                  </w:r>
+                </w:p>
+              </w:tc>
+              <w:tc>
+                <w:tcPr/>
+                <w:p>
+                  <w:pPr>
+                    <w:pStyle w:val="Compact"/>
+                    <w:jc w:val="right"/>
+                    <w:jc w:val="center"/>
+                  </w:pPr>
+                  <w:r>
+                    <w:t xml:space="preserve">241</w:t>
+                  </w:r>
+                </w:p>
+              </w:tc>
+              <w:tc>
+                <w:tcPr/>
+                <w:p>
+                  <w:pPr>
+                    <w:pStyle w:val="Compact"/>
+                    <w:jc w:val="right"/>
+                    <w:jc w:val="center"/>
+                  </w:pPr>
+                  <w:r>
+                    <w:t xml:space="preserve">228</w:t>
                   </w:r>
                 </w:p>
               </w:tc>
@@ -11199,33 +11515,33 @@
                     <w:jc w:val="center"/>
                   </w:pPr>
                   <w:r>
-                    <w:t xml:space="preserve">40 / 48</w:t>
-                  </w:r>
-                </w:p>
-              </w:tc>
-              <w:tc>
-                <w:tcPr/>
-                <w:p>
-                  <w:pPr>
-                    <w:pStyle w:val="Compact"/>
-                    <w:jc w:val="right"/>
-                    <w:jc w:val="center"/>
-                  </w:pPr>
-                  <w:r>
-                    <w:t xml:space="preserve">12%</w:t>
-                  </w:r>
-                </w:p>
-              </w:tc>
-              <w:tc>
-                <w:tcPr/>
-                <w:p>
-                  <w:pPr>
-                    <w:pStyle w:val="Compact"/>
-                    <w:jc w:val="right"/>
-                    <w:jc w:val="center"/>
-                  </w:pPr>
-                  <w:r>
-                    <w:t xml:space="preserve">1,536</w:t>
+                    <w:t xml:space="preserve">36 / 44</w:t>
+                  </w:r>
+                </w:p>
+              </w:tc>
+              <w:tc>
+                <w:tcPr/>
+                <w:p>
+                  <w:pPr>
+                    <w:pStyle w:val="Compact"/>
+                    <w:jc w:val="right"/>
+                    <w:jc w:val="center"/>
+                  </w:pPr>
+                  <w:r>
+                    <w:t xml:space="preserve">6%</w:t>
+                  </w:r>
+                </w:p>
+              </w:tc>
+              <w:tc>
+                <w:tcPr/>
+                <w:p>
+                  <w:pPr>
+                    <w:pStyle w:val="Compact"/>
+                    <w:jc w:val="right"/>
+                    <w:jc w:val="center"/>
+                  </w:pPr>
+                  <w:r>
+                    <w:t xml:space="preserve">384</w:t>
                   </w:r>
                 </w:p>
               </w:tc>
@@ -11266,85 +11582,85 @@
                     <w:jc w:val="center"/>
                   </w:pPr>
                   <w:r>
-                    <w:t xml:space="preserve">+164</w:t>
-                  </w:r>
-                </w:p>
-              </w:tc>
-              <w:tc>
-                <w:tcPr/>
-                <w:p>
-                  <w:pPr>
-                    <w:pStyle w:val="Compact"/>
-                    <w:jc w:val="right"/>
-                    <w:jc w:val="center"/>
-                  </w:pPr>
-                  <w:r>
-                    <w:t xml:space="preserve">326</w:t>
-                  </w:r>
-                </w:p>
-              </w:tc>
-              <w:tc>
-                <w:tcPr/>
-                <w:p>
-                  <w:pPr>
-                    <w:pStyle w:val="Compact"/>
-                    <w:jc w:val="right"/>
-                    <w:jc w:val="center"/>
-                  </w:pPr>
-                  <w:r>
-                    <w:t xml:space="preserve">174</w:t>
-                  </w:r>
-                </w:p>
-              </w:tc>
-              <w:tc>
-                <w:tcPr/>
-                <w:p>
-                  <w:pPr>
-                    <w:pStyle w:val="Compact"/>
-                    <w:jc w:val="right"/>
-                    <w:jc w:val="center"/>
-                  </w:pPr>
-                  <w:r>
-                    <w:t xml:space="preserve">55</w:t>
-                  </w:r>
-                </w:p>
-              </w:tc>
-              <w:tc>
-                <w:tcPr/>
-                <w:p>
-                  <w:pPr>
-                    <w:pStyle w:val="Compact"/>
-                    <w:jc w:val="right"/>
-                    <w:jc w:val="center"/>
-                  </w:pPr>
-                  <w:r>
-                    <w:t xml:space="preserve">46 / 58</w:t>
-                  </w:r>
-                </w:p>
-              </w:tc>
-              <w:tc>
-                <w:tcPr/>
-                <w:p>
-                  <w:pPr>
-                    <w:pStyle w:val="Compact"/>
-                    <w:jc w:val="right"/>
-                    <w:jc w:val="center"/>
-                  </w:pPr>
-                  <w:r>
-                    <w:t xml:space="preserve">100%</w:t>
-                  </w:r>
-                </w:p>
-              </w:tc>
-              <w:tc>
-                <w:tcPr/>
-                <w:p>
-                  <w:pPr>
-                    <w:pStyle w:val="Compact"/>
-                    <w:jc w:val="right"/>
-                    <w:jc w:val="center"/>
-                  </w:pPr>
-                  <w:r>
-                    <w:t xml:space="preserve">858</w:t>
+                    <w:t xml:space="preserve">+91</w:t>
+                  </w:r>
+                </w:p>
+              </w:tc>
+              <w:tc>
+                <w:tcPr/>
+                <w:p>
+                  <w:pPr>
+                    <w:pStyle w:val="Compact"/>
+                    <w:jc w:val="right"/>
+                    <w:jc w:val="center"/>
+                  </w:pPr>
+                  <w:r>
+                    <w:t xml:space="preserve">160</w:t>
+                  </w:r>
+                </w:p>
+              </w:tc>
+              <w:tc>
+                <w:tcPr/>
+                <w:p>
+                  <w:pPr>
+                    <w:pStyle w:val="Compact"/>
+                    <w:jc w:val="right"/>
+                    <w:jc w:val="center"/>
+                  </w:pPr>
+                  <w:r>
+                    <w:t xml:space="preserve">115</w:t>
+                  </w:r>
+                </w:p>
+              </w:tc>
+              <w:tc>
+                <w:tcPr/>
+                <w:p>
+                  <w:pPr>
+                    <w:pStyle w:val="Compact"/>
+                    <w:jc w:val="right"/>
+                    <w:jc w:val="center"/>
+                  </w:pPr>
+                  <w:r>
+                    <w:t xml:space="preserve">58</w:t>
+                  </w:r>
+                </w:p>
+              </w:tc>
+              <w:tc>
+                <w:tcPr/>
+                <w:p>
+                  <w:pPr>
+                    <w:pStyle w:val="Compact"/>
+                    <w:jc w:val="right"/>
+                    <w:jc w:val="center"/>
+                  </w:pPr>
+                  <w:r>
+                    <w:t xml:space="preserve">72 / 78</w:t>
+                  </w:r>
+                </w:p>
+              </w:tc>
+              <w:tc>
+                <w:tcPr/>
+                <w:p>
+                  <w:pPr>
+                    <w:pStyle w:val="Compact"/>
+                    <w:jc w:val="right"/>
+                    <w:jc w:val="center"/>
+                  </w:pPr>
+                  <w:r>
+                    <w:t xml:space="preserve">56%</w:t>
+                  </w:r>
+                </w:p>
+              </w:tc>
+              <w:tc>
+                <w:tcPr/>
+                <w:p>
+                  <w:pPr>
+                    <w:pStyle w:val="Compact"/>
+                    <w:jc w:val="right"/>
+                    <w:jc w:val="center"/>
+                  </w:pPr>
+                  <w:r>
+                    <w:t xml:space="preserve">43</w:t>
                   </w:r>
                 </w:p>
               </w:tc>
@@ -11377,13 +11693,13 @@
         <w:t xml:space="preserve"> </w:t>
       </w:r>
       <w:r>
-        <w:t xml:space="preserve">scenario. The true effect averages -94</w:t>
-      </w:r>
-      <w:r>
-        <w:t xml:space="preserve"> </w:t>
-      </w:r>
-      <w:r>
-        <w:t xml:space="preserve">crimes in the smooth scenario and -204</w:t>
+        <w:t xml:space="preserve">scenario. The true effect averages -92</w:t>
+      </w:r>
+      <w:r>
+        <w:t xml:space="preserve"> </w:t>
+      </w:r>
+      <w:r>
+        <w:t xml:space="preserve">crimes in the smooth scenario and -195</w:t>
       </w:r>
       <w:r>
         <w:t xml:space="preserve"> </w:t>
@@ -11427,13 +11743,7 @@
         <w:t xml:space="preserve"> </w:t>
       </w:r>
       <w:r>
-        <w:t xml:space="preserve">26,</w:t>
-      </w:r>
-      <w:r>
-        <w:t xml:space="preserve"> </w:t>
-      </w:r>
-      <w:r>
-        <w:t xml:space="preserve">smallest for the contiguous control). The contiguous</w:t>
+        <w:t xml:space="preserve">20). The contiguous</w:t>
       </w:r>
       <w:r>
         <w:t xml:space="preserve"> </w:t>
@@ -11445,19 +11755,19 @@
         <w:t xml:space="preserve"> </w:t>
       </w:r>
       <w:r>
-        <w:t xml:space="preserve">(-1). The ring has the</w:t>
-      </w:r>
-      <w:r>
-        <w:t xml:space="preserve"> </w:t>
-      </w:r>
-      <w:r>
-        <w:t xml:space="preserve">smallest overall error (RMSE 49</w:t>
-      </w:r>
-      <w:r>
-        <w:t xml:space="preserve"> </w:t>
-      </w:r>
-      <w:r>
-        <w:t xml:space="preserve">against 57 for the</w:t>
+        <w:t xml:space="preserve">(+2). The ring has the</w:t>
+      </w:r>
+      <w:r>
+        <w:t xml:space="preserve"> </w:t>
+      </w:r>
+      <w:r>
+        <w:t xml:space="preserve">smallest overall error (RMSE 51</w:t>
+      </w:r>
+      <w:r>
+        <w:t xml:space="preserve"> </w:t>
+      </w:r>
+      <w:r>
+        <w:t xml:space="preserve">against 58 for the</w:t>
       </w:r>
       <w:r>
         <w:t xml:space="preserve"> </w:t>
@@ -11481,13 +11791,13 @@
         <w:t xml:space="preserve"> </w:t>
       </w:r>
       <w:r>
-        <w:t xml:space="preserve">(RMSE 101) even though it</w:t>
-      </w:r>
-      <w:r>
-        <w:t xml:space="preserve"> </w:t>
-      </w:r>
-      <w:r>
-        <w:t xml:space="preserve">matches every pre-period month exactly.</w:t>
+        <w:t xml:space="preserve">(RMSE 71) even though it</w:t>
+      </w:r>
+      <w:r>
+        <w:t xml:space="preserve"> </w:t>
+      </w:r>
+      <w:r>
+        <w:t xml:space="preserve">matches the pre-period months exactly whenever that is feasible.</w:t>
       </w:r>
     </w:p>
     <w:p>
@@ -11507,31 +11817,31 @@
         <w:t xml:space="preserve"> </w:t>
       </w:r>
       <w:r>
-        <w:t xml:space="preserve">are badly biased: +151 and</w:t>
-      </w:r>
-      <w:r>
-        <w:t xml:space="preserve"> </w:t>
-      </w:r>
-      <w:r>
-        <w:t xml:space="preserve">+170 crimes, against a true effect</w:t>
-      </w:r>
-      <w:r>
-        <w:t xml:space="preserve"> </w:t>
-      </w:r>
-      <w:r>
-        <w:t xml:space="preserve">of -204, so on average they miss</w:t>
-      </w:r>
-      <w:r>
-        <w:t xml:space="preserve"> </w:t>
-      </w:r>
-      <w:r>
-        <w:t xml:space="preserve">74% and</w:t>
-      </w:r>
-      <w:r>
-        <w:t xml:space="preserve"> </w:t>
-      </w:r>
-      <w:r>
-        <w:t xml:space="preserve">83% of</w:t>
+        <w:t xml:space="preserve">are badly biased: +134 and</w:t>
+      </w:r>
+      <w:r>
+        <w:t xml:space="preserve"> </w:t>
+      </w:r>
+      <w:r>
+        <w:t xml:space="preserve">+144 crimes, against a true effect</w:t>
+      </w:r>
+      <w:r>
+        <w:t xml:space="preserve"> </w:t>
+      </w:r>
+      <w:r>
+        <w:t xml:space="preserve">of -195, so on average they miss</w:t>
+      </w:r>
+      <w:r>
+        <w:t xml:space="preserve"> </w:t>
+      </w:r>
+      <w:r>
+        <w:t xml:space="preserve">69% and</w:t>
+      </w:r>
+      <w:r>
+        <w:t xml:space="preserve"> </w:t>
+      </w:r>
+      <w:r>
+        <w:t xml:space="preserve">74% of</w:t>
       </w:r>
       <w:r>
         <w:t xml:space="preserve"> </w:t>
@@ -11543,19 +11853,19 @@
         <w:t xml:space="preserve"> </w:t>
       </w:r>
       <w:r>
-        <w:t xml:space="preserve">+80 and has the smallest trend</w:t>
-      </w:r>
-      <w:r>
-        <w:t xml:space="preserve"> </w:t>
-      </w:r>
-      <w:r>
-        <w:t xml:space="preserve">error (RMSE 133, against</w:t>
-      </w:r>
-      <w:r>
-        <w:t xml:space="preserve"> </w:t>
-      </w:r>
-      <w:r>
-        <w:t xml:space="preserve">248 for the ring). It does not</w:t>
+        <w:t xml:space="preserve">+40 and has the smallest trend</w:t>
+      </w:r>
+      <w:r>
+        <w:t xml:space="preserve"> </w:t>
+      </w:r>
+      <w:r>
+        <w:t xml:space="preserve">error (RMSE 83, against</w:t>
+      </w:r>
+      <w:r>
+        <w:t xml:space="preserve"> </w:t>
+      </w:r>
+      <w:r>
+        <w:t xml:space="preserve">203 for the ring). It does not</w:t>
       </w:r>
       <w:r>
         <w:t xml:space="preserve"> </w:t>
@@ -11579,13 +11889,13 @@
         <w:t xml:space="preserve"> </w:t>
       </w:r>
       <w:r>
-        <w:t xml:space="preserve">more biased (+120), and so is</w:t>
-      </w:r>
-      <w:r>
-        <w:t xml:space="preserve"> </w:t>
-      </w:r>
-      <w:r>
-        <w:t xml:space="preserve">microsynth (+164).</w:t>
+        <w:t xml:space="preserve">more biased (+67), and so is</w:t>
+      </w:r>
+      <w:r>
+        <w:t xml:space="preserve"> </w:t>
+      </w:r>
+      <w:r>
+        <w:t xml:space="preserve">microsynth (+91).</w:t>
       </w:r>
     </w:p>
     <w:p>
@@ -11599,25 +11909,25 @@
         <w:t xml:space="preserve"> </w:t>
       </w:r>
       <w:r>
-        <w:t xml:space="preserve">well as the integer program (RMSE 194</w:t>
-      </w:r>
-      <w:r>
-        <w:t xml:space="preserve"> </w:t>
-      </w:r>
-      <w:r>
-        <w:t xml:space="preserve">and 59 against</w:t>
-      </w:r>
-      <w:r>
-        <w:t xml:space="preserve"> </w:t>
-      </w:r>
-      <w:r>
-        <w:t xml:space="preserve">217 and</w:t>
-      </w:r>
-      <w:r>
-        <w:t xml:space="preserve"> </w:t>
-      </w:r>
-      <w:r>
-        <w:t xml:space="preserve">57): most of the gain comes</w:t>
+        <w:t xml:space="preserve">well as the integer program (RMSE 103</w:t>
+      </w:r>
+      <w:r>
+        <w:t xml:space="preserve"> </w:t>
+      </w:r>
+      <w:r>
+        <w:t xml:space="preserve">and 65 against</w:t>
+      </w:r>
+      <w:r>
+        <w:t xml:space="preserve"> </w:t>
+      </w:r>
+      <w:r>
+        <w:t xml:space="preserve">111 and</w:t>
+      </w:r>
+      <w:r>
+        <w:t xml:space="preserve"> </w:t>
+      </w:r>
+      <w:r>
+        <w:t xml:space="preserve">58): most of the gain comes</w:t>
       </w:r>
       <w:r>
         <w:t xml:space="preserve"> </w:t>
@@ -11635,19 +11945,37 @@
         <w:t xml:space="preserve"> </w:t>
       </w:r>
       <w:r>
-        <w:t xml:space="preserve">(84% of local worlds against</w:t>
-      </w:r>
-      <w:r>
-        <w:t xml:space="preserve"> </w:t>
-      </w:r>
-      <w:r>
-        <w:t xml:space="preserve">74% for the scan) and controls its</w:t>
-      </w:r>
-      <w:r>
-        <w:t xml:space="preserve"> </w:t>
-      </w:r>
-      <w:r>
-        <w:t xml:space="preserve">shape. Second, no control’s 95% interval reaches its nominal coverage. The</w:t>
+        <w:t xml:space="preserve">(78% of local worlds against</w:t>
+      </w:r>
+      <w:r>
+        <w:t xml:space="preserve"> </w:t>
+      </w:r>
+      <w:r>
+        <w:t xml:space="preserve">58% for the scan) and controls its</w:t>
+      </w:r>
+      <w:r>
+        <w:t xml:space="preserve"> </w:t>
+      </w:r>
+      <w:r>
+        <w:t xml:space="preserve">shape. Second, the WDD’s intervals cover the true effect about as often as</w:t>
+      </w:r>
+      <w:r>
+        <w:t xml:space="preserve"> </w:t>
+      </w:r>
+      <w:r>
+        <w:t xml:space="preserve">they should for the contiguous control in the smooth scenario</w:t>
+      </w:r>
+      <w:r>
+        <w:t xml:space="preserve"> </w:t>
+      </w:r>
+      <w:r>
+        <w:t xml:space="preserve">(94%), but in the local</w:t>
+      </w:r>
+      <w:r>
+        <w:t xml:space="preserve"> </w:t>
+      </w:r>
+      <w:r>
+        <w:t xml:space="preserve">scenario no control’s 95% interval reaches its nominal coverage. The</w:t>
       </w:r>
       <w:r>
         <w:t xml:space="preserve"> </w:t>
@@ -11687,13 +12015,13 @@
         <w:t xml:space="preserve"> </w:t>
       </w:r>
       <w:r>
-        <w:t xml:space="preserve">(68% to</w:t>
-      </w:r>
-      <w:r>
-        <w:t xml:space="preserve"> </w:t>
-      </w:r>
-      <w:r>
-        <w:t xml:space="preserve">76% for the contiguous</w:t>
+        <w:t xml:space="preserve">(72% to</w:t>
+      </w:r>
+      <w:r>
+        <w:t xml:space="preserve"> </w:t>
+      </w:r>
+      <w:r>
+        <w:t xml:space="preserve">86% for the contiguous</w:t>
       </w:r>
       <w:r>
         <w:t xml:space="preserve"> </w:t>
@@ -11705,7 +12033,7 @@
         <w:t xml:space="preserve"> </w:t>
       </w:r>
       <w:r>
-        <w:t xml:space="preserve">control area took about 22</w:t>
+        <w:t xml:space="preserve">control area took about 11</w:t>
       </w:r>
       <w:r>
         <w:t xml:space="preserve"> </w:t>
@@ -12062,7 +12390,7 @@
             <w:r>
               <w:drawing>
                 <wp:inline>
-                  <wp:extent cx="5334000" cy="2561281"/>
+                  <wp:extent cx="5334000" cy="2642972"/>
                   <wp:effectExtent b="0" l="0" r="0" t="0"/>
                   <wp:docPr descr="" title="" id="45" name="Picture"/>
                   <a:graphic>
@@ -12083,7 +12411,7 @@
                         <pic:spPr bwMode="auto">
                           <a:xfrm>
                             <a:off x="0" y="0"/>
-                            <a:ext cx="5334000" cy="2561281"/>
+                            <a:ext cx="5334000" cy="2642972"/>
                           </a:xfrm>
                           <a:prstGeom prst="rect">
                             <a:avLst/>
@@ -12112,7 +12440,7 @@
               <w:pStyle w:val="ImageCaption"/>
             </w:pPr>
             <w:r>
-              <w:t xml:space="preserve">Figure 3: The RedBird PID (black), its quarter-mile buffer (dashed), and the contiguous control area for violent and property crime (blue). Hatched areas are other public improvement districts, excluded from the control pool. Gray lines are census blocks. The right panel shows microsynth’s weights for violent crime across the whole city (darker is larger).</w:t>
+              <w:t xml:space="preserve">Figure 3: The RedBird PID (black), its quarter-mile buffer (dashed), and the control areas for violent and property crime: the contiguous control (blue fill) and the pure scan’s network circle (aqua outline). Hatched areas are other public improvement districts, excluded from the control pool. Gray lines are census blocks. The right panel shows microsynth’s weights for violent crime across the whole city (darker is larger).</w:t>
             </w:r>
           </w:p>
           <w:bookmarkEnd w:id="47"/>
@@ -12192,7 +12520,7 @@
               <w:pStyle w:val="ImageCaption"/>
             </w:pPr>
             <w:r>
-              <w:t xml:space="preserve">Figure 4: Monthly crime in the RedBird PID, its contiguous control area, and the microsynth control. Thin lines are monthly counts, thick lines six-month moving averages computed separately before and after January 1, 2026 (dotted line).</w:t>
+              <w:t xml:space="preserve">Figure 4: Monthly crime in the RedBird PID, its contiguous control area, and the microsynth control. Thin lines are monthly counts, thick lines three-month moving averages computed separately before and after January 1, 2026 (dotted line).</w:t>
             </w:r>
           </w:p>
           <w:bookmarkEnd w:id="51"/>
@@ -12523,7 +12851,7 @@
                     <w:jc w:val="center"/>
                   </w:pPr>
                   <w:r>
-                    <w:t xml:space="preserve">126</w:t>
+                    <w:t xml:space="preserve">127</w:t>
                   </w:r>
                 </w:p>
               </w:tc>
@@ -12642,7 +12970,7 @@
                     <w:jc w:val="center"/>
                   </w:pPr>
                   <w:r>
-                    <w:t xml:space="preserve">133</w:t>
+                    <w:t xml:space="preserve">142</w:t>
                   </w:r>
                 </w:p>
               </w:tc>
@@ -12668,59 +12996,59 @@
                     <w:jc w:val="center"/>
                   </w:pPr>
                   <w:r>
-                    <w:t xml:space="preserve">0.35</w:t>
-                  </w:r>
-                </w:p>
-              </w:tc>
-              <w:tc>
-                <w:tcPr/>
-                <w:p>
-                  <w:pPr>
-                    <w:pStyle w:val="Compact"/>
-                    <w:jc w:val="right"/>
-                    <w:jc w:val="center"/>
-                  </w:pPr>
-                  <w:r>
-                    <w:t xml:space="preserve">29</w:t>
-                  </w:r>
-                </w:p>
-              </w:tc>
-              <w:tc>
-                <w:tcPr/>
-                <w:p>
-                  <w:pPr>
-                    <w:pStyle w:val="Compact"/>
-                    <w:jc w:val="right"/>
-                    <w:jc w:val="center"/>
-                  </w:pPr>
-                  <w:r>
-                    <w:t xml:space="preserve">34</w:t>
-                  </w:r>
-                </w:p>
-              </w:tc>
-              <w:tc>
-                <w:tcPr/>
-                <w:p>
-                  <w:pPr>
-                    <w:pStyle w:val="Compact"/>
-                    <w:jc w:val="right"/>
-                    <w:jc w:val="center"/>
-                  </w:pPr>
-                  <w:r>
-                    <w:t xml:space="preserve">+1 (11)</w:t>
-                  </w:r>
-                </w:p>
-              </w:tc>
-              <w:tc>
-                <w:tcPr/>
-                <w:p>
-                  <w:pPr>
-                    <w:pStyle w:val="Compact"/>
-                    <w:jc w:val="right"/>
-                    <w:jc w:val="center"/>
-                  </w:pPr>
-                  <w:r>
-                    <w:t xml:space="preserve">-21 to 23</w:t>
+                    <w:t xml:space="preserve">0.49</w:t>
+                  </w:r>
+                </w:p>
+              </w:tc>
+              <w:tc>
+                <w:tcPr/>
+                <w:p>
+                  <w:pPr>
+                    <w:pStyle w:val="Compact"/>
+                    <w:jc w:val="right"/>
+                    <w:jc w:val="center"/>
+                  </w:pPr>
+                  <w:r>
+                    <w:t xml:space="preserve">31</w:t>
+                  </w:r>
+                </w:p>
+              </w:tc>
+              <w:tc>
+                <w:tcPr/>
+                <w:p>
+                  <w:pPr>
+                    <w:pStyle w:val="Compact"/>
+                    <w:jc w:val="right"/>
+                    <w:jc w:val="center"/>
+                  </w:pPr>
+                  <w:r>
+                    <w:t xml:space="preserve">30</w:t>
+                  </w:r>
+                </w:p>
+              </w:tc>
+              <w:tc>
+                <w:tcPr/>
+                <w:p>
+                  <w:pPr>
+                    <w:pStyle w:val="Compact"/>
+                    <w:jc w:val="right"/>
+                    <w:jc w:val="center"/>
+                  </w:pPr>
+                  <w:r>
+                    <w:t xml:space="preserve">+7 (11)</w:t>
+                  </w:r>
+                </w:p>
+              </w:tc>
+              <w:tc>
+                <w:tcPr/>
+                <w:p>
+                  <w:pPr>
+                    <w:pStyle w:val="Compact"/>
+                    <w:jc w:val="right"/>
+                    <w:jc w:val="center"/>
+                  </w:pPr>
+                  <w:r>
+                    <w:t xml:space="preserve">-15 to 29</w:t>
                   </w:r>
                 </w:p>
               </w:tc>
@@ -13118,7 +13446,7 @@
                     <w:jc w:val="center"/>
                   </w:pPr>
                   <w:r>
-                    <w:t xml:space="preserve">79</w:t>
+                    <w:t xml:space="preserve">46</w:t>
                   </w:r>
                 </w:p>
               </w:tc>
@@ -13144,59 +13472,59 @@
                     <w:jc w:val="center"/>
                   </w:pPr>
                   <w:r>
-                    <w:t xml:space="preserve">0.97</w:t>
-                  </w:r>
-                </w:p>
-              </w:tc>
-              <w:tc>
-                <w:tcPr/>
-                <w:p>
-                  <w:pPr>
-                    <w:pStyle w:val="Compact"/>
-                    <w:jc w:val="right"/>
-                    <w:jc w:val="center"/>
-                  </w:pPr>
-                  <w:r>
-                    <w:t xml:space="preserve">104</w:t>
-                  </w:r>
-                </w:p>
-              </w:tc>
-              <w:tc>
-                <w:tcPr/>
-                <w:p>
-                  <w:pPr>
-                    <w:pStyle w:val="Compact"/>
-                    <w:jc w:val="right"/>
-                    <w:jc w:val="center"/>
-                  </w:pPr>
-                  <w:r>
-                    <w:t xml:space="preserve">99</w:t>
-                  </w:r>
-                </w:p>
-              </w:tc>
-              <w:tc>
-                <w:tcPr/>
-                <w:p>
-                  <w:pPr>
-                    <w:pStyle w:val="Compact"/>
-                    <w:jc w:val="right"/>
-                    <w:jc w:val="center"/>
-                  </w:pPr>
-                  <w:r>
-                    <w:t xml:space="preserve">+20 (21)</w:t>
-                  </w:r>
-                </w:p>
-              </w:tc>
-              <w:tc>
-                <w:tcPr/>
-                <w:p>
-                  <w:pPr>
-                    <w:pStyle w:val="Compact"/>
-                    <w:jc w:val="right"/>
-                    <w:jc w:val="center"/>
-                  </w:pPr>
-                  <w:r>
-                    <w:t xml:space="preserve">-20 to 60</w:t>
+                    <w:t xml:space="preserve">1.00</w:t>
+                  </w:r>
+                </w:p>
+              </w:tc>
+              <w:tc>
+                <w:tcPr/>
+                <w:p>
+                  <w:pPr>
+                    <w:pStyle w:val="Compact"/>
+                    <w:jc w:val="right"/>
+                    <w:jc w:val="center"/>
+                  </w:pPr>
+                  <w:r>
+                    <w:t xml:space="preserve">105</w:t>
+                  </w:r>
+                </w:p>
+              </w:tc>
+              <w:tc>
+                <w:tcPr/>
+                <w:p>
+                  <w:pPr>
+                    <w:pStyle w:val="Compact"/>
+                    <w:jc w:val="right"/>
+                    <w:jc w:val="center"/>
+                  </w:pPr>
+                  <w:r>
+                    <w:t xml:space="preserve">105</w:t>
+                  </w:r>
+                </w:p>
+              </w:tc>
+              <w:tc>
+                <w:tcPr/>
+                <w:p>
+                  <w:pPr>
+                    <w:pStyle w:val="Compact"/>
+                    <w:jc w:val="right"/>
+                    <w:jc w:val="center"/>
+                  </w:pPr>
+                  <w:r>
+                    <w:t xml:space="preserve">+15 (21)</w:t>
+                  </w:r>
+                </w:p>
+              </w:tc>
+              <w:tc>
+                <w:tcPr/>
+                <w:p>
+                  <w:pPr>
+                    <w:pStyle w:val="Compact"/>
+                    <w:jc w:val="right"/>
+                    <w:jc w:val="center"/>
+                  </w:pPr>
+                  <w:r>
+                    <w:t xml:space="preserve">-26 to 56</w:t>
                   </w:r>
                 </w:p>
               </w:tc>
@@ -13356,7 +13684,7 @@
                     <w:jc w:val="center"/>
                   </w:pPr>
                   <w:r>
-                    <w:t xml:space="preserve">198</w:t>
+                    <w:t xml:space="preserve">210</w:t>
                   </w:r>
                 </w:p>
               </w:tc>
@@ -13382,20 +13710,7 @@
                     <w:jc w:val="center"/>
                   </w:pPr>
                   <w:r>
-                    <w:t xml:space="preserve">0.48</w:t>
-                  </w:r>
-                </w:p>
-              </w:tc>
-              <w:tc>
-                <w:tcPr/>
-                <w:p>
-                  <w:pPr>
-                    <w:pStyle w:val="Compact"/>
-                    <w:jc w:val="right"/>
-                    <w:jc w:val="center"/>
-                  </w:pPr>
-                  <w:r>
-                    <w:t xml:space="preserve">116</w:t>
+                    <w:t xml:space="preserve">1.10</w:t>
                   </w:r>
                 </w:p>
               </w:tc>
@@ -13421,20 +13736,33 @@
                     <w:jc w:val="center"/>
                   </w:pPr>
                   <w:r>
-                    <w:t xml:space="preserve">+1 (22)</w:t>
-                  </w:r>
-                </w:p>
-              </w:tc>
-              <w:tc>
-                <w:tcPr/>
-                <w:p>
-                  <w:pPr>
-                    <w:pStyle w:val="Compact"/>
-                    <w:jc w:val="right"/>
-                    <w:jc w:val="center"/>
-                  </w:pPr>
-                  <w:r>
-                    <w:t xml:space="preserve">-41 to 43</w:t>
+                    <w:t xml:space="preserve">137</w:t>
+                  </w:r>
+                </w:p>
+              </w:tc>
+              <w:tc>
+                <w:tcPr/>
+                <w:p>
+                  <w:pPr>
+                    <w:pStyle w:val="Compact"/>
+                    <w:jc w:val="right"/>
+                    <w:jc w:val="center"/>
+                  </w:pPr>
+                  <w:r>
+                    <w:t xml:space="preserve">+8 (22)</w:t>
+                  </w:r>
+                </w:p>
+              </w:tc>
+              <w:tc>
+                <w:tcPr/>
+                <w:p>
+                  <w:pPr>
+                    <w:pStyle w:val="Compact"/>
+                    <w:jc w:val="right"/>
+                    <w:jc w:val="center"/>
+                  </w:pPr>
+                  <w:r>
+                    <w:t xml:space="preserve">-35 to 51</w:t>
                   </w:r>
                 </w:p>
               </w:tc>
@@ -13819,13 +14147,13 @@
         <w:t xml:space="preserve"> </w:t>
       </w:r>
       <w:r>
-        <w:t xml:space="preserve">property crime, and took 2.6</w:t>
-      </w:r>
-      <w:r>
-        <w:t xml:space="preserve"> </w:t>
-      </w:r>
-      <w:r>
-        <w:t xml:space="preserve">and 3.9 minutes. The</w:t>
+        <w:t xml:space="preserve">property crime, and took 2.5</w:t>
+      </w:r>
+      <w:r>
+        <w:t xml:space="preserve"> </w:t>
+      </w:r>
+      <w:r>
+        <w:t xml:space="preserve">and 4.0 minutes. The</w:t>
       </w:r>
       <w:r>
         <w:t xml:space="preserve"> </w:t>
@@ -13884,13 +14212,13 @@
         <w:t xml:space="preserve"> </w:t>
       </w:r>
       <w:r>
-        <w:t xml:space="preserve">79 blocks</w:t>
-      </w:r>
-      <w:r>
-        <w:t xml:space="preserve"> </w:t>
-      </w:r>
-      <w:r>
-        <w:t xml:space="preserve">(2.6 square</w:t>
+        <w:t xml:space="preserve">46 blocks</w:t>
+      </w:r>
+      <w:r>
+        <w:t xml:space="preserve"> </w:t>
+      </w:r>
+      <w:r>
+        <w:t xml:space="preserve">(0.8 square</w:t>
       </w:r>
       <w:r>
         <w:t xml:space="preserve"> </w:t>
@@ -13908,7 +14236,13 @@
         <w:t xml:space="preserve"> </w:t>
       </w:r>
       <w:r>
-        <w:t xml:space="preserve">neighborhoods around it. Microsynth, by contrast, puts weight on</w:t>
+        <w:t xml:space="preserve">neighborhoods around it. The scan’s network circles cover much of the same</w:t>
+      </w:r>
+      <w:r>
+        <w:t xml:space="preserve"> </w:t>
+      </w:r>
+      <w:r>
+        <w:t xml:space="preserve">ground but are larger. Microsynth, by contrast, puts weight on</w:t>
       </w:r>
       <w:r>
         <w:t xml:space="preserve"> </w:t>
@@ -14048,7 +14382,7 @@
         <w:t xml:space="preserve"> </w:t>
       </w:r>
       <w:r>
-        <w:t xml:space="preserve">control is +20 (SE 21). Neither is</w:t>
+        <w:t xml:space="preserve">control is +15 (SE 21). Neither is</w:t>
       </w:r>
       <w:r>
         <w:t xml:space="preserve"> </w:t>
@@ -14205,22 +14539,68 @@
         </w:r>
       </w:hyperlink>
       <w:r>
+        <w:t xml:space="preserve">;</w:t>
+      </w:r>
+      <w:r>
+        <w:t xml:space="preserve"> </w:t>
+      </w:r>
+      <w:hyperlink w:anchor="ref-nyc2024roosevelt">
+        <w:r>
+          <w:rPr>
+            <w:rStyle w:val="Hyperlink"/>
+          </w:rPr>
+          <w:t xml:space="preserve">City of New York, Office of the Mayor 2024</w:t>
+        </w:r>
+      </w:hyperlink>
+      <w:r>
         <w:t xml:space="preserve">)</w:t>
       </w:r>
       <w:r>
-        <w:t xml:space="preserve">. It was extended after the first 90 days. In January</w:t>
-      </w:r>
-      <w:r>
-        <w:t xml:space="preserve"> </w:t>
-      </w:r>
-      <w:r>
-        <w:t xml:space="preserve">2025 the police commissioner credited it with a 25% reduction in crime in</w:t>
-      </w:r>
-      <w:r>
-        <w:t xml:space="preserve"> </w:t>
-      </w:r>
-      <w:r>
-        <w:t xml:space="preserve">the area</w:t>
+        <w:t xml:space="preserve">. The city’s announcement also notes</w:t>
+      </w:r>
+      <w:r>
+        <w:t xml:space="preserve"> </w:t>
+      </w:r>
+      <w:r>
+        <w:t xml:space="preserve">that over the preceding year the police had already been addressing</w:t>
+      </w:r>
+      <w:r>
+        <w:t xml:space="preserve"> </w:t>
+      </w:r>
+      <w:r>
+        <w:t xml:space="preserve">prostitution, unlicensed vending, and retail theft on the corridor</w:t>
+      </w:r>
+      <w:r>
+        <w:t xml:space="preserve"> </w:t>
+      </w:r>
+      <w:r>
+        <w:t xml:space="preserve">(</w:t>
+      </w:r>
+      <w:hyperlink w:anchor="ref-nyc2024roosevelt">
+        <w:r>
+          <w:rPr>
+            <w:rStyle w:val="Hyperlink"/>
+          </w:rPr>
+          <w:t xml:space="preserve">City of New York, Office of the Mayor 2024</w:t>
+        </w:r>
+      </w:hyperlink>
+      <w:r>
+        <w:t xml:space="preserve">)</w:t>
+      </w:r>
+      <w:r>
+        <w:t xml:space="preserve">, so the operation intensified enforcement that had been</w:t>
+      </w:r>
+      <w:r>
+        <w:t xml:space="preserve"> </w:t>
+      </w:r>
+      <w:r>
+        <w:t xml:space="preserve">building. It was extended after the first 90 days. In January 2025 the</w:t>
+      </w:r>
+      <w:r>
+        <w:t xml:space="preserve"> </w:t>
+      </w:r>
+      <w:r>
+        <w:t xml:space="preserve">police commissioner credited it with a 25% reduction in crime in the area</w:t>
       </w:r>
       <w:r>
         <w:t xml:space="preserve"> </w:t>
@@ -14352,7 +14732,7 @@
             <w:r>
               <w:drawing>
                 <wp:inline>
-                  <wp:extent cx="5334000" cy="5468551"/>
+                  <wp:extent cx="5334000" cy="5986284"/>
                   <wp:effectExtent b="0" l="0" r="0" t="0"/>
                   <wp:docPr descr="" title="" id="55" name="Picture"/>
                   <a:graphic>
@@ -14373,7 +14753,7 @@
                         <pic:spPr bwMode="auto">
                           <a:xfrm>
                             <a:off x="0" y="0"/>
-                            <a:ext cx="5334000" cy="5468551"/>
+                            <a:ext cx="5334000" cy="5986284"/>
                           </a:xfrm>
                           <a:prstGeom prst="rect">
                             <a:avLst/>
@@ -14402,7 +14782,7 @@
               <w:pStyle w:val="ImageCaption"/>
             </w:pPr>
             <w:r>
-              <w:t xml:space="preserve">Figure 5: Roosevelt Avenue from 74th to 111th Street (black), its quarter-mile buffer (dashed), and the contiguous control areas for violent and property crime (blue). Gray lines are census blocks.</w:t>
+              <w:t xml:space="preserve">Figure 5: Roosevelt Avenue from 74th to 111th Street (black), its quarter-mile buffer (dashed), and the control areas for violent and property crime: the contiguous control (blue fill) and the pure scan’s network circle (aqua outline). Gray lines are census blocks.</w:t>
             </w:r>
           </w:p>
           <w:bookmarkEnd w:id="57"/>
@@ -14482,7 +14862,7 @@
               <w:pStyle w:val="ImageCaption"/>
             </w:pPr>
             <w:r>
-              <w:t xml:space="preserve">Figure 6: Monthly crime on the Roosevelt Avenue corridor, its contiguous control area, and the microsynth control. Thin lines are monthly counts, thick lines six-month moving averages computed separately before and after October 15, 2024 (dotted line).</w:t>
+              <w:t xml:space="preserve">Figure 6: Monthly crime on the Roosevelt Avenue corridor, its contiguous control area, and the microsynth control. Thin lines are monthly counts, thick lines three-month moving averages computed separately before and after October 15, 2024 (dotted line).</w:t>
             </w:r>
           </w:p>
           <w:bookmarkEnd w:id="61"/>
@@ -14946,7 +15326,7 @@
                     <w:jc w:val="center"/>
                   </w:pPr>
                   <w:r>
-                    <w:t xml:space="preserve">303</w:t>
+                    <w:t xml:space="preserve">381</w:t>
                   </w:r>
                 </w:p>
               </w:tc>
@@ -14972,59 +15352,59 @@
                     <w:jc w:val="center"/>
                   </w:pPr>
                   <w:r>
-                    <w:t xml:space="preserve">1.20</w:t>
-                  </w:r>
-                </w:p>
-              </w:tc>
-              <w:tc>
-                <w:tcPr/>
-                <w:p>
-                  <w:pPr>
-                    <w:pStyle w:val="Compact"/>
-                    <w:jc w:val="right"/>
-                    <w:jc w:val="center"/>
-                  </w:pPr>
-                  <w:r>
-                    <w:t xml:space="preserve">663</w:t>
-                  </w:r>
-                </w:p>
-              </w:tc>
-              <w:tc>
-                <w:tcPr/>
-                <w:p>
-                  <w:pPr>
-                    <w:pStyle w:val="Compact"/>
-                    <w:jc w:val="right"/>
-                    <w:jc w:val="center"/>
-                  </w:pPr>
-                  <w:r>
-                    <w:t xml:space="preserve">572</w:t>
-                  </w:r>
-                </w:p>
-              </w:tc>
-              <w:tc>
-                <w:tcPr/>
-                <w:p>
-                  <w:pPr>
-                    <w:pStyle w:val="Compact"/>
-                    <w:jc w:val="right"/>
-                    <w:jc w:val="center"/>
-                  </w:pPr>
-                  <w:r>
-                    <w:t xml:space="preserve">-87 (50)</w:t>
-                  </w:r>
-                </w:p>
-              </w:tc>
-              <w:tc>
-                <w:tcPr/>
-                <w:p>
-                  <w:pPr>
-                    <w:pStyle w:val="Compact"/>
-                    <w:jc w:val="right"/>
-                    <w:jc w:val="center"/>
-                  </w:pPr>
-                  <w:r>
-                    <w:t xml:space="preserve">-185 to 11</w:t>
+                    <w:t xml:space="preserve">2.65</w:t>
+                  </w:r>
+                </w:p>
+              </w:tc>
+              <w:tc>
+                <w:tcPr/>
+                <w:p>
+                  <w:pPr>
+                    <w:pStyle w:val="Compact"/>
+                    <w:jc w:val="right"/>
+                    <w:jc w:val="center"/>
+                  </w:pPr>
+                  <w:r>
+                    <w:t xml:space="preserve">737</w:t>
+                  </w:r>
+                </w:p>
+              </w:tc>
+              <w:tc>
+                <w:tcPr/>
+                <w:p>
+                  <w:pPr>
+                    <w:pStyle w:val="Compact"/>
+                    <w:jc w:val="right"/>
+                    <w:jc w:val="center"/>
+                  </w:pPr>
+                  <w:r>
+                    <w:t xml:space="preserve">693</w:t>
+                  </w:r>
+                </w:p>
+              </w:tc>
+              <w:tc>
+                <w:tcPr/>
+                <w:p>
+                  <w:pPr>
+                    <w:pStyle w:val="Compact"/>
+                    <w:jc w:val="right"/>
+                    <w:jc w:val="center"/>
+                  </w:pPr>
+                  <w:r>
+                    <w:t xml:space="preserve">-134 (52)</w:t>
+                  </w:r>
+                </w:p>
+              </w:tc>
+              <w:tc>
+                <w:tcPr/>
+                <w:p>
+                  <w:pPr>
+                    <w:pStyle w:val="Compact"/>
+                    <w:jc w:val="right"/>
+                    <w:jc w:val="center"/>
+                  </w:pPr>
+                  <w:r>
+                    <w:t xml:space="preserve">-236 to -32</w:t>
                   </w:r>
                 </w:p>
               </w:tc>
@@ -15422,7 +15802,7 @@
                     <w:jc w:val="center"/>
                   </w:pPr>
                   <w:r>
-                    <w:t xml:space="preserve">122</w:t>
+                    <w:t xml:space="preserve">88</w:t>
                   </w:r>
                 </w:p>
               </w:tc>
@@ -15461,19 +15841,6 @@
                     <w:jc w:val="center"/>
                   </w:pPr>
                   <w:r>
-                    <w:t xml:space="preserve">1,394</w:t>
-                  </w:r>
-                </w:p>
-              </w:tc>
-              <w:tc>
-                <w:tcPr/>
-                <w:p>
-                  <w:pPr>
-                    <w:pStyle w:val="Compact"/>
-                    <w:jc w:val="right"/>
-                    <w:jc w:val="center"/>
-                  </w:pPr>
-                  <w:r>
                     <w:t xml:space="preserve">1,352</w:t>
                   </w:r>
                 </w:p>
@@ -15487,20 +15854,33 @@
                     <w:jc w:val="center"/>
                   </w:pPr>
                   <w:r>
-                    <w:t xml:space="preserve">-308 (72)</w:t>
-                  </w:r>
-                </w:p>
-              </w:tc>
-              <w:tc>
-                <w:tcPr/>
-                <w:p>
-                  <w:pPr>
-                    <w:pStyle w:val="Compact"/>
-                    <w:jc w:val="right"/>
-                    <w:jc w:val="center"/>
-                  </w:pPr>
-                  <w:r>
-                    <w:t xml:space="preserve">-450 to -166</w:t>
+                    <w:t xml:space="preserve">902</w:t>
+                  </w:r>
+                </w:p>
+              </w:tc>
+              <w:tc>
+                <w:tcPr/>
+                <w:p>
+                  <w:pPr>
+                    <w:pStyle w:val="Compact"/>
+                    <w:jc w:val="right"/>
+                    <w:jc w:val="center"/>
+                  </w:pPr>
+                  <w:r>
+                    <w:t xml:space="preserve">+100 (69)</w:t>
+                  </w:r>
+                </w:p>
+              </w:tc>
+              <w:tc>
+                <w:tcPr/>
+                <w:p>
+                  <w:pPr>
+                    <w:pStyle w:val="Compact"/>
+                    <w:jc w:val="right"/>
+                    <w:jc w:val="center"/>
+                  </w:pPr>
+                  <w:r>
+                    <w:t xml:space="preserve">-35 to 235</w:t>
                   </w:r>
                 </w:p>
               </w:tc>
@@ -15541,7 +15921,7 @@
                     <w:jc w:val="center"/>
                   </w:pPr>
                   <w:r>
-                    <w:t xml:space="preserve">170</w:t>
+                    <w:t xml:space="preserve">171</w:t>
                   </w:r>
                 </w:p>
               </w:tc>
@@ -15580,46 +15960,46 @@
                     <w:jc w:val="center"/>
                   </w:pPr>
                   <w:r>
-                    <w:t xml:space="preserve">1,423</w:t>
-                  </w:r>
-                </w:p>
-              </w:tc>
-              <w:tc>
-                <w:tcPr/>
-                <w:p>
-                  <w:pPr>
-                    <w:pStyle w:val="Compact"/>
-                    <w:jc w:val="right"/>
-                    <w:jc w:val="center"/>
-                  </w:pPr>
-                  <w:r>
-                    <w:t xml:space="preserve">1,499</w:t>
-                  </w:r>
-                </w:p>
-              </w:tc>
-              <w:tc>
-                <w:tcPr/>
-                <w:p>
-                  <w:pPr>
-                    <w:pStyle w:val="Compact"/>
-                    <w:jc w:val="right"/>
-                    <w:jc w:val="center"/>
-                  </w:pPr>
-                  <w:r>
-                    <w:t xml:space="preserve">-426 (74)</w:t>
-                  </w:r>
-                </w:p>
-              </w:tc>
-              <w:tc>
-                <w:tcPr/>
-                <w:p>
-                  <w:pPr>
-                    <w:pStyle w:val="Compact"/>
-                    <w:jc w:val="right"/>
-                    <w:jc w:val="center"/>
-                  </w:pPr>
-                  <w:r>
-                    <w:t xml:space="preserve">-570 to -282</w:t>
+                    <w:t xml:space="preserve">1,433</w:t>
+                  </w:r>
+                </w:p>
+              </w:tc>
+              <w:tc>
+                <w:tcPr/>
+                <w:p>
+                  <w:pPr>
+                    <w:pStyle w:val="Compact"/>
+                    <w:jc w:val="right"/>
+                    <w:jc w:val="center"/>
+                  </w:pPr>
+                  <w:r>
+                    <w:t xml:space="preserve">1,513</w:t>
+                  </w:r>
+                </w:p>
+              </w:tc>
+              <w:tc>
+                <w:tcPr/>
+                <w:p>
+                  <w:pPr>
+                    <w:pStyle w:val="Compact"/>
+                    <w:jc w:val="right"/>
+                    <w:jc w:val="center"/>
+                  </w:pPr>
+                  <w:r>
+                    <w:t xml:space="preserve">-430 (74)</w:t>
+                  </w:r>
+                </w:p>
+              </w:tc>
+              <w:tc>
+                <w:tcPr/>
+                <w:p>
+                  <w:pPr>
+                    <w:pStyle w:val="Compact"/>
+                    <w:jc w:val="right"/>
+                    <w:jc w:val="center"/>
+                  </w:pPr>
+                  <w:r>
+                    <w:t xml:space="preserve">-575 to -285</w:t>
                   </w:r>
                 </w:p>
               </w:tc>
@@ -15660,7 +16040,7 @@
                     <w:jc w:val="center"/>
                   </w:pPr>
                   <w:r>
-                    <w:t xml:space="preserve">232</w:t>
+                    <w:t xml:space="preserve">230</w:t>
                   </w:r>
                 </w:p>
               </w:tc>
@@ -15686,59 +16066,59 @@
                     <w:jc w:val="center"/>
                   </w:pPr>
                   <w:r>
-                    <w:t xml:space="preserve">1.15</w:t>
-                  </w:r>
-                </w:p>
-              </w:tc>
-              <w:tc>
-                <w:tcPr/>
-                <w:p>
-                  <w:pPr>
-                    <w:pStyle w:val="Compact"/>
-                    <w:jc w:val="right"/>
-                    <w:jc w:val="center"/>
-                  </w:pPr>
-                  <w:r>
-                    <w:t xml:space="preserve">1,375</w:t>
-                  </w:r>
-                </w:p>
-              </w:tc>
-              <w:tc>
-                <w:tcPr/>
-                <w:p>
-                  <w:pPr>
-                    <w:pStyle w:val="Compact"/>
-                    <w:jc w:val="right"/>
-                    <w:jc w:val="center"/>
-                  </w:pPr>
-                  <w:r>
-                    <w:t xml:space="preserve">1,014</w:t>
-                  </w:r>
-                </w:p>
-              </w:tc>
-              <w:tc>
-                <w:tcPr/>
-                <w:p>
-                  <w:pPr>
-                    <w:pStyle w:val="Compact"/>
-                    <w:jc w:val="right"/>
-                    <w:jc w:val="center"/>
-                  </w:pPr>
-                  <w:r>
-                    <w:t xml:space="preserve">+11 (70)</w:t>
-                  </w:r>
-                </w:p>
-              </w:tc>
-              <w:tc>
-                <w:tcPr/>
-                <w:p>
-                  <w:pPr>
-                    <w:pStyle w:val="Compact"/>
-                    <w:jc w:val="right"/>
-                    <w:jc w:val="center"/>
-                  </w:pPr>
-                  <w:r>
-                    <w:t xml:space="preserve">-126 to 148</w:t>
+                    <w:t xml:space="preserve">2.45</w:t>
+                  </w:r>
+                </w:p>
+              </w:tc>
+              <w:tc>
+                <w:tcPr/>
+                <w:p>
+                  <w:pPr>
+                    <w:pStyle w:val="Compact"/>
+                    <w:jc w:val="right"/>
+                    <w:jc w:val="center"/>
+                  </w:pPr>
+                  <w:r>
+                    <w:t xml:space="preserve">1,388</w:t>
+                  </w:r>
+                </w:p>
+              </w:tc>
+              <w:tc>
+                <w:tcPr/>
+                <w:p>
+                  <w:pPr>
+                    <w:pStyle w:val="Compact"/>
+                    <w:jc w:val="right"/>
+                    <w:jc w:val="center"/>
+                  </w:pPr>
+                  <w:r>
+                    <w:t xml:space="preserve">893</w:t>
+                  </w:r>
+                </w:p>
+              </w:tc>
+              <w:tc>
+                <w:tcPr/>
+                <w:p>
+                  <w:pPr>
+                    <w:pStyle w:val="Compact"/>
+                    <w:jc w:val="right"/>
+                    <w:jc w:val="center"/>
+                  </w:pPr>
+                  <w:r>
+                    <w:t xml:space="preserve">+145 (69)</w:t>
+                  </w:r>
+                </w:p>
+              </w:tc>
+              <w:tc>
+                <w:tcPr/>
+                <w:p>
+                  <w:pPr>
+                    <w:pStyle w:val="Compact"/>
+                    <w:jc w:val="right"/>
+                    <w:jc w:val="center"/>
+                  </w:pPr>
+                  <w:r>
+                    <w:t xml:space="preserve">10 to 280</w:t>
                   </w:r>
                 </w:p>
               </w:tc>
@@ -16179,7 +16559,7 @@
               <w:pStyle w:val="ImageCaption"/>
             </w:pPr>
             <w:r>
-              <w:t xml:space="preserve">Figure 7: Running WDD estimate of crimes prevented (negative) or added (positive) on the Roosevelt Avenue corridor, by month since the operation began, with 95% bands, against the contiguous control area and against all of Queens (scaled). The baseline is the 20 months before the operation.</w:t>
+              <w:t xml:space="preserve">Figure 7: Running WDD estimate of crimes prevented (negative) or added (positive) on the Roosevelt Avenue corridor relative to its contiguous control area, by month since the operation began. The shaded band is the 95% confidence interval of the estimate. The baseline is the 20 months before the operation.</w:t>
             </w:r>
           </w:p>
           <w:bookmarkEnd w:id="66"/>
@@ -16220,37 +16600,55 @@
         </w:r>
       </w:hyperlink>
       <w:r>
-        <w:t xml:space="preserve">). The property crime control is</w:t>
-      </w:r>
-      <w:r>
-        <w:t xml:space="preserve"> </w:t>
-      </w:r>
-      <w:r>
-        <w:t xml:space="preserve">122 blocks in Long</w:t>
-      </w:r>
-      <w:r>
-        <w:t xml:space="preserve"> </w:t>
-      </w:r>
-      <w:r>
-        <w:t xml:space="preserve">Island City, 2.1</w:t>
-      </w:r>
-      <w:r>
-        <w:t xml:space="preserve"> </w:t>
-      </w:r>
-      <w:r>
-        <w:t xml:space="preserve">miles away; 13 blocks were</w:t>
-      </w:r>
-      <w:r>
-        <w:t xml:space="preserve"> </w:t>
-      </w:r>
-      <w:r>
-        <w:t xml:space="preserve">excluded from every method’s pool by the single-place cap. The monthly</w:t>
-      </w:r>
-      <w:r>
-        <w:t xml:space="preserve"> </w:t>
-      </w:r>
-      <w:r>
-        <w:t xml:space="preserve">series are more variable than Poisson (estimated dispersion</w:t>
+        <w:t xml:space="preserve">; the white areas inside the park</w:t>
+      </w:r>
+      <w:r>
+        <w:t xml:space="preserve"> </w:t>
+      </w:r>
+      <w:r>
+        <w:t xml:space="preserve">are lakes, which have no census blocks). The property crime control is</w:t>
+      </w:r>
+      <w:r>
+        <w:t xml:space="preserve"> </w:t>
+      </w:r>
+      <w:r>
+        <w:t xml:space="preserve">88 blocks around</w:t>
+      </w:r>
+      <w:r>
+        <w:t xml:space="preserve"> </w:t>
+      </w:r>
+      <w:r>
+        <w:t xml:space="preserve">Ozone Park and Richmond Hill in southern Queens,</w:t>
+      </w:r>
+      <w:r>
+        <w:t xml:space="preserve"> </w:t>
+      </w:r>
+      <w:r>
+        <w:t xml:space="preserve">4.2 miles away;</w:t>
+      </w:r>
+      <w:r>
+        <w:t xml:space="preserve"> </w:t>
+      </w:r>
+      <w:r>
+        <w:t xml:space="preserve">13 blocks were excluded from</w:t>
+      </w:r>
+      <w:r>
+        <w:t xml:space="preserve"> </w:t>
+      </w:r>
+      <w:r>
+        <w:t xml:space="preserve">every method’s pool by the single-place cap. The scan’s network circles are</w:t>
+      </w:r>
+      <w:r>
+        <w:t xml:space="preserve"> </w:t>
+      </w:r>
+      <w:r>
+        <w:t xml:space="preserve">larger and, for property crime, in a different part of the borough. The</w:t>
+      </w:r>
+      <w:r>
+        <w:t xml:space="preserve"> </w:t>
+      </w:r>
+      <w:r>
+        <w:t xml:space="preserve">monthly series are more variable than Poisson (estimated dispersion</w:t>
       </w:r>
       <w:r>
         <w:t xml:space="preserve"> </w:t>
@@ -16268,13 +16666,13 @@
         <w:t xml:space="preserve"> </w:t>
       </w:r>
       <w:r>
-        <w:t xml:space="preserve">searches took 2.9 and</w:t>
-      </w:r>
-      <w:r>
-        <w:t xml:space="preserve"> </w:t>
-      </w:r>
-      <w:r>
-        <w:t xml:space="preserve">4.1 minutes.</w:t>
+        <w:t xml:space="preserve">searches took 3.1 and</w:t>
+      </w:r>
+      <w:r>
+        <w:t xml:space="preserve"> </w:t>
+      </w:r>
+      <w:r>
+        <w:t xml:space="preserve">4.0 minutes.</w:t>
       </w:r>
     </w:p>
     <w:p>
@@ -16311,43 +16709,73 @@
         <w:t xml:space="preserve"> </w:t>
       </w:r>
       <w:r>
-        <w:t xml:space="preserve">462 in the year before the operation, peaking in</w:t>
-      </w:r>
-      <w:r>
-        <w:t xml:space="preserve"> </w:t>
-      </w:r>
-      <w:r>
-        <w:t xml:space="preserve">the summer of 2024, and its contiguous control followed the same rise month</w:t>
-      </w:r>
-      <w:r>
-        <w:t xml:space="preserve"> </w:t>
-      </w:r>
-      <w:r>
-        <w:t xml:space="preserve">for month. Property crime surged in 2021 and 2022, and its control</w:t>
-      </w:r>
-      <w:r>
-        <w:t xml:space="preserve"> </w:t>
-      </w:r>
-      <w:r>
-        <w:t xml:space="preserve">follows that too. Both treated series fall sharply when the operation</w:t>
-      </w:r>
-      <w:r>
-        <w:t xml:space="preserve"> </w:t>
-      </w:r>
-      <w:r>
-        <w:t xml:space="preserve">begins. So does the violent crime control, which is a quarter mile from the</w:t>
-      </w:r>
-      <w:r>
-        <w:t xml:space="preserve"> </w:t>
-      </w:r>
-      <w:r>
-        <w:t xml:space="preserve">corridor and may have shared in the operation’s effect, or in whatever else</w:t>
-      </w:r>
-      <w:r>
-        <w:t xml:space="preserve"> </w:t>
-      </w:r>
-      <w:r>
-        <w:t xml:space="preserve">brought crime down that fall.</w:t>
+        <w:t xml:space="preserve">462 in the year before the operation, and its</w:t>
+      </w:r>
+      <w:r>
+        <w:t xml:space="preserve"> </w:t>
+      </w:r>
+      <w:r>
+        <w:t xml:space="preserve">contiguous control followed the same rise. Property crime surged in 2021 and</w:t>
+      </w:r>
+      <w:r>
+        <w:t xml:space="preserve"> </w:t>
+      </w:r>
+      <w:r>
+        <w:t xml:space="preserve">2022, and its control follows that too. The timing around the launch</w:t>
+      </w:r>
+      <w:r>
+        <w:t xml:space="preserve"> </w:t>
+      </w:r>
+      <w:r>
+        <w:t xml:space="preserve">differs by crime type. Violent crime on the corridor peaked in the month</w:t>
+      </w:r>
+      <w:r>
+        <w:t xml:space="preserve"> </w:t>
+      </w:r>
+      <w:r>
+        <w:t xml:space="preserve">starting June 15, 2024 (64 complaints) and</w:t>
+      </w:r>
+      <w:r>
+        <w:t xml:space="preserve"> </w:t>
+      </w:r>
+      <w:r>
+        <w:t xml:space="preserve">had already fallen to 37 in the month before the</w:t>
+      </w:r>
+      <w:r>
+        <w:t xml:space="preserve"> </w:t>
+      </w:r>
+      <w:r>
+        <w:t xml:space="preserve">operation, consistent with the enforcement the city says was already under</w:t>
+      </w:r>
+      <w:r>
+        <w:t xml:space="preserve"> </w:t>
+      </w:r>
+      <w:r>
+        <w:t xml:space="preserve">way. Property crime fell right after the launch, from</w:t>
+      </w:r>
+      <w:r>
+        <w:t xml:space="preserve"> </w:t>
+      </w:r>
+      <w:r>
+        <w:t xml:space="preserve">75 complaints in the month before to</w:t>
+      </w:r>
+      <w:r>
+        <w:t xml:space="preserve"> </w:t>
+      </w:r>
+      <w:r>
+        <w:t xml:space="preserve">54 and 39 in the first two months.</w:t>
+      </w:r>
+      <w:r>
+        <w:t xml:space="preserve"> </w:t>
+      </w:r>
+      <w:r>
+        <w:t xml:space="preserve">(The moving averages are computed separately on each side of the launch, so</w:t>
+      </w:r>
+      <w:r>
+        <w:t xml:space="preserve"> </w:t>
+      </w:r>
+      <w:r>
+        <w:t xml:space="preserve">the averages just before it still include the summer peak.)</w:t>
       </w:r>
     </w:p>
     <w:p>
@@ -16384,31 +16812,25 @@
         <w:t xml:space="preserve"> </w:t>
       </w:r>
       <w:r>
-        <w:t xml:space="preserve">13% reduction whose</w:t>
-      </w:r>
-      <w:r>
-        <w:t xml:space="preserve"> </w:t>
-      </w:r>
-      <w:r>
-        <w:t xml:space="preserve">interval includes zero, and for property crime</w:t>
-      </w:r>
-      <w:r>
-        <w:t xml:space="preserve"> </w:t>
-      </w:r>
-      <w:r>
-        <w:t xml:space="preserve">-308 (SE 72), a</w:t>
-      </w:r>
-      <w:r>
-        <w:t xml:space="preserve"> </w:t>
-      </w:r>
-      <w:r>
-        <w:t xml:space="preserve">22% reduction. Inflating</w:t>
-      </w:r>
-      <w:r>
-        <w:t xml:space="preserve"> </w:t>
-      </w:r>
-      <w:r>
-        <w:t xml:space="preserve">the standard errors for overdispersion by</w:t>
+        <w:t xml:space="preserve">13% reduction, and for</w:t>
+      </w:r>
+      <w:r>
+        <w:t xml:space="preserve"> </w:t>
+      </w:r>
+      <w:r>
+        <w:t xml:space="preserve">property crime +100 (SE 69); both</w:t>
+      </w:r>
+      <w:r>
+        <w:t xml:space="preserve"> </w:t>
+      </w:r>
+      <w:r>
+        <w:t xml:space="preserve">intervals include zero, and inflating the standard errors for</w:t>
+      </w:r>
+      <w:r>
+        <w:t xml:space="preserve"> </w:t>
+      </w:r>
+      <w:r>
+        <w:t xml:space="preserve">overdispersion by</w:t>
       </w:r>
       <w:r>
         <w:t xml:space="preserve"> </w:t>
@@ -16430,37 +16852,7 @@
         <w:t xml:space="preserve"> </w:t>
       </w:r>
       <w:r>
-        <w:t xml:space="preserve">widens the violent</w:t>
-      </w:r>
-      <w:r>
-        <w:t xml:space="preserve"> </w:t>
-      </w:r>
-      <w:r>
-        <w:t xml:space="preserve">crime interval to -201</w:t>
-      </w:r>
-      <w:r>
-        <w:t xml:space="preserve"> </w:t>
-      </w:r>
-      <w:r>
-        <w:t xml:space="preserve">to 43; the property</w:t>
-      </w:r>
-      <w:r>
-        <w:t xml:space="preserve"> </w:t>
-      </w:r>
-      <w:r>
-        <w:t xml:space="preserve">crime interval, -493</w:t>
-      </w:r>
-      <w:r>
-        <w:t xml:space="preserve"> </w:t>
-      </w:r>
-      <w:r>
-        <w:t xml:space="preserve">to -123, still</w:t>
-      </w:r>
-      <w:r>
-        <w:t xml:space="preserve"> </w:t>
-      </w:r>
-      <w:r>
-        <w:t xml:space="preserve">excludes zero. The Queens-wide</w:t>
+        <w:t xml:space="preserve">only widens them. The Queens-wide</w:t>
       </w:r>
       <w:r>
         <w:t xml:space="preserve"> </w:t>
@@ -16573,55 +16965,67 @@
         <w:t xml:space="preserve"> </w:t>
       </w:r>
       <w:r>
-        <w:t xml:space="preserve">would bring to CompStat meetings. Against the contiguous control, the</w:t>
-      </w:r>
-      <w:r>
-        <w:t xml:space="preserve"> </w:t>
-      </w:r>
-      <w:r>
-        <w:t xml:space="preserve">property crime tally falls steadily from the first month and its interval</w:t>
-      </w:r>
-      <w:r>
-        <w:t xml:space="preserve"> </w:t>
-      </w:r>
-      <w:r>
-        <w:t xml:space="preserve">excludes zero within a few months, ending at</w:t>
-      </w:r>
-      <w:r>
-        <w:t xml:space="preserve"> </w:t>
-      </w:r>
-      <w:r>
-        <w:t xml:space="preserve">-308 after 20 months.</w:t>
-      </w:r>
-      <w:r>
-        <w:t xml:space="preserve"> </w:t>
-      </w:r>
-      <w:r>
-        <w:t xml:space="preserve">The violent crime tally hovers near zero for most of the first year and</w:t>
-      </w:r>
-      <w:r>
-        <w:t xml:space="preserve"> </w:t>
-      </w:r>
-      <w:r>
-        <w:t xml:space="preserve">only drifts down later, ending at</w:t>
-      </w:r>
-      <w:r>
-        <w:t xml:space="preserve"> </w:t>
-      </w:r>
-      <w:r>
-        <w:t xml:space="preserve">-79, with an interval</w:t>
-      </w:r>
-      <w:r>
-        <w:t xml:space="preserve"> </w:t>
-      </w:r>
-      <w:r>
-        <w:t xml:space="preserve">that still reaches zero. The Queens-wide comparison would have shown a</w:t>
-      </w:r>
-      <w:r>
-        <w:t xml:space="preserve"> </w:t>
-      </w:r>
-      <w:r>
-        <w:t xml:space="preserve">steady decline in violent crime from the start.</w:t>
+        <w:t xml:space="preserve">would bring to CompStat meetings, and it shows what a single 20-month</w:t>
+      </w:r>
+      <w:r>
+        <w:t xml:space="preserve"> </w:t>
+      </w:r>
+      <w:r>
+        <w:t xml:space="preserve">number hides. Against the contiguous control, property crime on the corridor</w:t>
+      </w:r>
+      <w:r>
+        <w:t xml:space="preserve"> </w:t>
+      </w:r>
+      <w:r>
+        <w:t xml:space="preserve">fell from the first month: the tally reached</w:t>
+      </w:r>
+      <w:r>
+        <w:t xml:space="preserve"> </w:t>
+      </w:r>
+      <w:r>
+        <w:t xml:space="preserve">-150 crimes by month 7, and</w:t>
+      </w:r>
+      <w:r>
+        <w:t xml:space="preserve"> </w:t>
+      </w:r>
+      <w:r>
+        <w:t xml:space="preserve">its interval excluded zero through month 9,</w:t>
+      </w:r>
+      <w:r>
+        <w:t xml:space="preserve"> </w:t>
+      </w:r>
+      <w:r>
+        <w:t xml:space="preserve">roughly the operation’s initial 90-day surge and the months after it. Then</w:t>
+      </w:r>
+      <w:r>
+        <w:t xml:space="preserve"> </w:t>
+      </w:r>
+      <w:r>
+        <w:t xml:space="preserve">the corridor’s property crime climbed back while the control’s kept falling,</w:t>
+      </w:r>
+      <w:r>
+        <w:t xml:space="preserve"> </w:t>
+      </w:r>
+      <w:r>
+        <w:t xml:space="preserve">and the tally ends at +100 after 20 months. The</w:t>
+      </w:r>
+      <w:r>
+        <w:t xml:space="preserve"> </w:t>
+      </w:r>
+      <w:r>
+        <w:t xml:space="preserve">violent crime tally stays near zero for more than a year and then drifts</w:t>
+      </w:r>
+      <w:r>
+        <w:t xml:space="preserve"> </w:t>
+      </w:r>
+      <w:r>
+        <w:t xml:space="preserve">down to -79, with an interval that includes</w:t>
+      </w:r>
+      <w:r>
+        <w:t xml:space="preserve"> </w:t>
+      </w:r>
+      <w:r>
+        <w:t xml:space="preserve">zero throughout.</w:t>
       </w:r>
     </w:p>
     <w:p>
@@ -16651,7 +17055,7 @@
         <w:t xml:space="preserve"> </w:t>
       </w:r>
       <w:r>
-        <w:t xml:space="preserve">41 blocks, three of which</w:t>
+        <w:t xml:space="preserve">30 blocks, three of which</w:t>
       </w:r>
       <w:r>
         <w:t xml:space="preserve"> </w:t>
@@ -16705,7 +17109,7 @@
         <w:t xml:space="preserve"> </w:t>
       </w:r>
       <w:r>
-        <w:t xml:space="preserve">-3. The map of the control</w:t>
+        <w:t xml:space="preserve">-6. The map of the control</w:t>
       </w:r>
       <w:r>
         <w:t xml:space="preserve"> </w:t>
@@ -17146,59 +17550,59 @@
                     <w:jc w:val="center"/>
                   </w:pPr>
                   <w:r>
-                    <w:t xml:space="preserve">0.98</w:t>
-                  </w:r>
-                </w:p>
-              </w:tc>
-              <w:tc>
-                <w:tcPr/>
-                <w:p>
-                  <w:pPr>
-                    <w:pStyle w:val="Compact"/>
-                    <w:jc w:val="right"/>
-                    <w:jc w:val="center"/>
-                  </w:pPr>
-                  <w:r>
-                    <w:t xml:space="preserve">1.4</w:t>
-                  </w:r>
-                </w:p>
-              </w:tc>
-              <w:tc>
-                <w:tcPr/>
-                <w:p>
-                  <w:pPr>
-                    <w:pStyle w:val="Compact"/>
-                    <w:jc w:val="right"/>
-                    <w:jc w:val="center"/>
-                  </w:pPr>
-                  <w:r>
-                    <w:t xml:space="preserve">10.19</w:t>
-                  </w:r>
-                </w:p>
-              </w:tc>
-              <w:tc>
-                <w:tcPr/>
-                <w:p>
-                  <w:pPr>
-                    <w:pStyle w:val="Compact"/>
-                    <w:jc w:val="right"/>
-                    <w:jc w:val="center"/>
-                  </w:pPr>
-                  <w:r>
-                    <w:t xml:space="preserve">162</w:t>
-                  </w:r>
-                </w:p>
-              </w:tc>
-              <w:tc>
-                <w:tcPr/>
-                <w:p>
-                  <w:pPr>
-                    <w:pStyle w:val="Compact"/>
-                    <w:jc w:val="right"/>
-                    <w:jc w:val="center"/>
-                  </w:pPr>
-                  <w:r>
-                    <w:t xml:space="preserve">+14 (10)</w:t>
+                    <w:t xml:space="preserve">0.94</w:t>
+                  </w:r>
+                </w:p>
+              </w:tc>
+              <w:tc>
+                <w:tcPr/>
+                <w:p>
+                  <w:pPr>
+                    <w:pStyle w:val="Compact"/>
+                    <w:jc w:val="right"/>
+                    <w:jc w:val="center"/>
+                  </w:pPr>
+                  <w:r>
+                    <w:t xml:space="preserve">2.0</w:t>
+                  </w:r>
+                </w:p>
+              </w:tc>
+              <w:tc>
+                <w:tcPr/>
+                <w:p>
+                  <w:pPr>
+                    <w:pStyle w:val="Compact"/>
+                    <w:jc w:val="right"/>
+                    <w:jc w:val="center"/>
+                  </w:pPr>
+                  <w:r>
+                    <w:t xml:space="preserve">1.14</w:t>
+                  </w:r>
+                </w:p>
+              </w:tc>
+              <w:tc>
+                <w:tcPr/>
+                <w:p>
+                  <w:pPr>
+                    <w:pStyle w:val="Compact"/>
+                    <w:jc w:val="right"/>
+                    <w:jc w:val="center"/>
+                  </w:pPr>
+                  <w:r>
+                    <w:t xml:space="preserve">60</w:t>
+                  </w:r>
+                </w:p>
+              </w:tc>
+              <w:tc>
+                <w:tcPr/>
+                <w:p>
+                  <w:pPr>
+                    <w:pStyle w:val="Compact"/>
+                    <w:jc w:val="right"/>
+                    <w:jc w:val="center"/>
+                  </w:pPr>
+                  <w:r>
+                    <w:t xml:space="preserve">+3 (11)</w:t>
                   </w:r>
                 </w:p>
               </w:tc>
@@ -17265,46 +17669,46 @@
                     <w:jc w:val="center"/>
                   </w:pPr>
                   <w:r>
-                    <w:t xml:space="preserve">2.3</w:t>
-                  </w:r>
-                </w:p>
-              </w:tc>
-              <w:tc>
-                <w:tcPr/>
-                <w:p>
-                  <w:pPr>
-                    <w:pStyle w:val="Compact"/>
-                    <w:jc w:val="right"/>
-                    <w:jc w:val="center"/>
-                  </w:pPr>
-                  <w:r>
-                    <w:t xml:space="preserve">0.92</w:t>
-                  </w:r>
-                </w:p>
-              </w:tc>
-              <w:tc>
-                <w:tcPr/>
-                <w:p>
-                  <w:pPr>
-                    <w:pStyle w:val="Compact"/>
-                    <w:jc w:val="right"/>
-                    <w:jc w:val="center"/>
-                  </w:pPr>
-                  <w:r>
-                    <w:t xml:space="preserve">46</w:t>
-                  </w:r>
-                </w:p>
-              </w:tc>
-              <w:tc>
-                <w:tcPr/>
-                <w:p>
-                  <w:pPr>
-                    <w:pStyle w:val="Compact"/>
-                    <w:jc w:val="right"/>
-                    <w:jc w:val="center"/>
-                  </w:pPr>
-                  <w:r>
-                    <w:t xml:space="preserve">+13 (11)</w:t>
+                    <w:t xml:space="preserve">1.7</w:t>
+                  </w:r>
+                </w:p>
+              </w:tc>
+              <w:tc>
+                <w:tcPr/>
+                <w:p>
+                  <w:pPr>
+                    <w:pStyle w:val="Compact"/>
+                    <w:jc w:val="right"/>
+                    <w:jc w:val="center"/>
+                  </w:pPr>
+                  <w:r>
+                    <w:t xml:space="preserve">1.05</w:t>
+                  </w:r>
+                </w:p>
+              </w:tc>
+              <w:tc>
+                <w:tcPr/>
+                <w:p>
+                  <w:pPr>
+                    <w:pStyle w:val="Compact"/>
+                    <w:jc w:val="right"/>
+                    <w:jc w:val="center"/>
+                  </w:pPr>
+                  <w:r>
+                    <w:t xml:space="preserve">55</w:t>
+                  </w:r>
+                </w:p>
+              </w:tc>
+              <w:tc>
+                <w:tcPr/>
+                <w:p>
+                  <w:pPr>
+                    <w:pStyle w:val="Compact"/>
+                    <w:jc w:val="right"/>
+                    <w:jc w:val="center"/>
+                  </w:pPr>
+                  <w:r>
+                    <w:t xml:space="preserve">+0 (11)</w:t>
                   </w:r>
                 </w:p>
               </w:tc>
@@ -17358,59 +17762,59 @@
                     <w:jc w:val="center"/>
                   </w:pPr>
                   <w:r>
-                    <w:t xml:space="preserve">1.00</w:t>
-                  </w:r>
-                </w:p>
-              </w:tc>
-              <w:tc>
-                <w:tcPr/>
-                <w:p>
-                  <w:pPr>
-                    <w:pStyle w:val="Compact"/>
-                    <w:jc w:val="right"/>
-                    <w:jc w:val="center"/>
-                  </w:pPr>
-                  <w:r>
-                    <w:t xml:space="preserve">1.7</w:t>
-                  </w:r>
-                </w:p>
-              </w:tc>
-              <w:tc>
-                <w:tcPr/>
-                <w:p>
-                  <w:pPr>
-                    <w:pStyle w:val="Compact"/>
-                    <w:jc w:val="right"/>
-                    <w:jc w:val="center"/>
-                  </w:pPr>
-                  <w:r>
-                    <w:t xml:space="preserve">1.05</w:t>
-                  </w:r>
-                </w:p>
-              </w:tc>
-              <w:tc>
-                <w:tcPr/>
-                <w:p>
-                  <w:pPr>
-                    <w:pStyle w:val="Compact"/>
-                    <w:jc w:val="right"/>
-                    <w:jc w:val="center"/>
-                  </w:pPr>
-                  <w:r>
-                    <w:t xml:space="preserve">55</w:t>
-                  </w:r>
-                </w:p>
-              </w:tc>
-              <w:tc>
-                <w:tcPr/>
-                <w:p>
-                  <w:pPr>
-                    <w:pStyle w:val="Compact"/>
-                    <w:jc w:val="right"/>
-                    <w:jc w:val="center"/>
-                  </w:pPr>
-                  <w:r>
-                    <w:t xml:space="preserve">+0 (11)</w:t>
+                    <w:t xml:space="preserve">0.96</w:t>
+                  </w:r>
+                </w:p>
+              </w:tc>
+              <w:tc>
+                <w:tcPr/>
+                <w:p>
+                  <w:pPr>
+                    <w:pStyle w:val="Compact"/>
+                    <w:jc w:val="right"/>
+                    <w:jc w:val="center"/>
+                  </w:pPr>
+                  <w:r>
+                    <w:t xml:space="preserve">1.9</w:t>
+                  </w:r>
+                </w:p>
+              </w:tc>
+              <w:tc>
+                <w:tcPr/>
+                <w:p>
+                  <w:pPr>
+                    <w:pStyle w:val="Compact"/>
+                    <w:jc w:val="right"/>
+                    <w:jc w:val="center"/>
+                  </w:pPr>
+                  <w:r>
+                    <w:t xml:space="preserve">1.08</w:t>
+                  </w:r>
+                </w:p>
+              </w:tc>
+              <w:tc>
+                <w:tcPr/>
+                <w:p>
+                  <w:pPr>
+                    <w:pStyle w:val="Compact"/>
+                    <w:jc w:val="right"/>
+                    <w:jc w:val="center"/>
+                  </w:pPr>
+                  <w:r>
+                    <w:t xml:space="preserve">26</w:t>
+                  </w:r>
+                </w:p>
+              </w:tc>
+              <w:tc>
+                <w:tcPr/>
+                <w:p>
+                  <w:pPr>
+                    <w:pStyle w:val="Compact"/>
+                    <w:jc w:val="right"/>
+                    <w:jc w:val="center"/>
+                  </w:pPr>
+                  <w:r>
+                    <w:t xml:space="preserve">+16 (10)</w:t>
                   </w:r>
                 </w:p>
               </w:tc>
@@ -17464,59 +17868,59 @@
                     <w:jc w:val="center"/>
                   </w:pPr>
                   <w:r>
-                    <w:t xml:space="preserve">0.97</w:t>
-                  </w:r>
-                </w:p>
-              </w:tc>
-              <w:tc>
-                <w:tcPr/>
-                <w:p>
-                  <w:pPr>
-                    <w:pStyle w:val="Compact"/>
-                    <w:jc w:val="right"/>
-                    <w:jc w:val="center"/>
-                  </w:pPr>
-                  <w:r>
-                    <w:t xml:space="preserve">0.6</w:t>
-                  </w:r>
-                </w:p>
-              </w:tc>
-              <w:tc>
-                <w:tcPr/>
-                <w:p>
-                  <w:pPr>
-                    <w:pStyle w:val="Compact"/>
-                    <w:jc w:val="right"/>
-                    <w:jc w:val="center"/>
-                  </w:pPr>
-                  <w:r>
-                    <w:t xml:space="preserve">2.60</w:t>
-                  </w:r>
-                </w:p>
-              </w:tc>
-              <w:tc>
-                <w:tcPr/>
-                <w:p>
-                  <w:pPr>
-                    <w:pStyle w:val="Compact"/>
-                    <w:jc w:val="right"/>
-                    <w:jc w:val="center"/>
-                  </w:pPr>
-                  <w:r>
-                    <w:t xml:space="preserve">79</w:t>
-                  </w:r>
-                </w:p>
-              </w:tc>
-              <w:tc>
-                <w:tcPr/>
-                <w:p>
-                  <w:pPr>
-                    <w:pStyle w:val="Compact"/>
-                    <w:jc w:val="right"/>
-                    <w:jc w:val="center"/>
-                  </w:pPr>
-                  <w:r>
-                    <w:t xml:space="preserve">+20 (21)</w:t>
+                    <w:t xml:space="preserve">1.00</w:t>
+                  </w:r>
+                </w:p>
+              </w:tc>
+              <w:tc>
+                <w:tcPr/>
+                <w:p>
+                  <w:pPr>
+                    <w:pStyle w:val="Compact"/>
+                    <w:jc w:val="right"/>
+                    <w:jc w:val="center"/>
+                  </w:pPr>
+                  <w:r>
+                    <w:t xml:space="preserve">1.1</w:t>
+                  </w:r>
+                </w:p>
+              </w:tc>
+              <w:tc>
+                <w:tcPr/>
+                <w:p>
+                  <w:pPr>
+                    <w:pStyle w:val="Compact"/>
+                    <w:jc w:val="right"/>
+                    <w:jc w:val="center"/>
+                  </w:pPr>
+                  <w:r>
+                    <w:t xml:space="preserve">0.76</w:t>
+                  </w:r>
+                </w:p>
+              </w:tc>
+              <w:tc>
+                <w:tcPr/>
+                <w:p>
+                  <w:pPr>
+                    <w:pStyle w:val="Compact"/>
+                    <w:jc w:val="right"/>
+                    <w:jc w:val="center"/>
+                  </w:pPr>
+                  <w:r>
+                    <w:t xml:space="preserve">46</w:t>
+                  </w:r>
+                </w:p>
+              </w:tc>
+              <w:tc>
+                <w:tcPr/>
+                <w:p>
+                  <w:pPr>
+                    <w:pStyle w:val="Compact"/>
+                    <w:jc w:val="right"/>
+                    <w:jc w:val="center"/>
+                  </w:pPr>
+                  <w:r>
+                    <w:t xml:space="preserve">+15 (21)</w:t>
                   </w:r>
                 </w:p>
               </w:tc>
@@ -17583,46 +17987,46 @@
                     <w:jc w:val="center"/>
                   </w:pPr>
                   <w:r>
-                    <w:t xml:space="preserve">1.1</w:t>
-                  </w:r>
-                </w:p>
-              </w:tc>
-              <w:tc>
-                <w:tcPr/>
-                <w:p>
-                  <w:pPr>
-                    <w:pStyle w:val="Compact"/>
-                    <w:jc w:val="right"/>
-                    <w:jc w:val="center"/>
-                  </w:pPr>
-                  <w:r>
-                    <w:t xml:space="preserve">0.72</w:t>
-                  </w:r>
-                </w:p>
-              </w:tc>
-              <w:tc>
-                <w:tcPr/>
-                <w:p>
-                  <w:pPr>
-                    <w:pStyle w:val="Compact"/>
-                    <w:jc w:val="right"/>
-                    <w:jc w:val="center"/>
-                  </w:pPr>
-                  <w:r>
-                    <w:t xml:space="preserve">41</w:t>
-                  </w:r>
-                </w:p>
-              </w:tc>
-              <w:tc>
-                <w:tcPr/>
-                <w:p>
-                  <w:pPr>
-                    <w:pStyle w:val="Compact"/>
-                    <w:jc w:val="right"/>
-                    <w:jc w:val="center"/>
-                  </w:pPr>
-                  <w:r>
-                    <w:t xml:space="preserve">+18 (20)</w:t>
+                    <w:t xml:space="preserve">2.2</w:t>
+                  </w:r>
+                </w:p>
+              </w:tc>
+              <w:tc>
+                <w:tcPr/>
+                <w:p>
+                  <w:pPr>
+                    <w:pStyle w:val="Compact"/>
+                    <w:jc w:val="right"/>
+                    <w:jc w:val="center"/>
+                  </w:pPr>
+                  <w:r>
+                    <w:t xml:space="preserve">0.96</w:t>
+                  </w:r>
+                </w:p>
+              </w:tc>
+              <w:tc>
+                <w:tcPr/>
+                <w:p>
+                  <w:pPr>
+                    <w:pStyle w:val="Compact"/>
+                    <w:jc w:val="right"/>
+                    <w:jc w:val="center"/>
+                  </w:pPr>
+                  <w:r>
+                    <w:t xml:space="preserve">67</w:t>
+                  </w:r>
+                </w:p>
+              </w:tc>
+              <w:tc>
+                <w:tcPr/>
+                <w:p>
+                  <w:pPr>
+                    <w:pStyle w:val="Compact"/>
+                    <w:jc w:val="right"/>
+                    <w:jc w:val="center"/>
+                  </w:pPr>
+                  <w:r>
+                    <w:t xml:space="preserve">+45 (21)</w:t>
                   </w:r>
                 </w:p>
               </w:tc>
@@ -17676,59 +18080,59 @@
                     <w:jc w:val="center"/>
                   </w:pPr>
                   <w:r>
-                    <w:t xml:space="preserve">0.91</w:t>
-                  </w:r>
-                </w:p>
-              </w:tc>
-              <w:tc>
-                <w:tcPr/>
-                <w:p>
-                  <w:pPr>
-                    <w:pStyle w:val="Compact"/>
-                    <w:jc w:val="right"/>
-                    <w:jc w:val="center"/>
-                  </w:pPr>
-                  <w:r>
-                    <w:t xml:space="preserve">1.1</w:t>
-                  </w:r>
-                </w:p>
-              </w:tc>
-              <w:tc>
-                <w:tcPr/>
-                <w:p>
-                  <w:pPr>
-                    <w:pStyle w:val="Compact"/>
-                    <w:jc w:val="right"/>
-                    <w:jc w:val="center"/>
-                  </w:pPr>
-                  <w:r>
-                    <w:t xml:space="preserve">1.44</w:t>
-                  </w:r>
-                </w:p>
-              </w:tc>
-              <w:tc>
-                <w:tcPr/>
-                <w:p>
-                  <w:pPr>
-                    <w:pStyle w:val="Compact"/>
-                    <w:jc w:val="right"/>
-                    <w:jc w:val="center"/>
-                  </w:pPr>
-                  <w:r>
-                    <w:t xml:space="preserve">90</w:t>
-                  </w:r>
-                </w:p>
-              </w:tc>
-              <w:tc>
-                <w:tcPr/>
-                <w:p>
-                  <w:pPr>
-                    <w:pStyle w:val="Compact"/>
-                    <w:jc w:val="right"/>
-                    <w:jc w:val="center"/>
-                  </w:pPr>
-                  <w:r>
-                    <w:t xml:space="preserve">+58 (21)</w:t>
+                    <w:t xml:space="preserve">1.00</w:t>
+                  </w:r>
+                </w:p>
+              </w:tc>
+              <w:tc>
+                <w:tcPr/>
+                <w:p>
+                  <w:pPr>
+                    <w:pStyle w:val="Compact"/>
+                    <w:jc w:val="right"/>
+                    <w:jc w:val="center"/>
+                  </w:pPr>
+                  <w:r>
+                    <w:t xml:space="preserve">2.9</w:t>
+                  </w:r>
+                </w:p>
+              </w:tc>
+              <w:tc>
+                <w:tcPr/>
+                <w:p>
+                  <w:pPr>
+                    <w:pStyle w:val="Compact"/>
+                    <w:jc w:val="right"/>
+                    <w:jc w:val="center"/>
+                  </w:pPr>
+                  <w:r>
+                    <w:t xml:space="preserve">1.04</w:t>
+                  </w:r>
+                </w:p>
+              </w:tc>
+              <w:tc>
+                <w:tcPr/>
+                <w:p>
+                  <w:pPr>
+                    <w:pStyle w:val="Compact"/>
+                    <w:jc w:val="right"/>
+                    <w:jc w:val="center"/>
+                  </w:pPr>
+                  <w:r>
+                    <w:t xml:space="preserve">43</w:t>
+                  </w:r>
+                </w:p>
+              </w:tc>
+              <w:tc>
+                <w:tcPr/>
+                <w:p>
+                  <w:pPr>
+                    <w:pStyle w:val="Compact"/>
+                    <w:jc w:val="right"/>
+                    <w:jc w:val="center"/>
+                  </w:pPr>
+                  <w:r>
+                    <w:t xml:space="preserve">+17 (21)</w:t>
                   </w:r>
                 </w:p>
               </w:tc>
@@ -17782,59 +18186,59 @@
                     <w:jc w:val="center"/>
                   </w:pPr>
                   <w:r>
-                    <w:t xml:space="preserve">1.00</w:t>
-                  </w:r>
-                </w:p>
-              </w:tc>
-              <w:tc>
-                <w:tcPr/>
-                <w:p>
-                  <w:pPr>
-                    <w:pStyle w:val="Compact"/>
-                    <w:jc w:val="right"/>
-                    <w:jc w:val="center"/>
-                  </w:pPr>
-                  <w:r>
-                    <w:t xml:space="preserve">2.4</w:t>
-                  </w:r>
-                </w:p>
-              </w:tc>
-              <w:tc>
-                <w:tcPr/>
-                <w:p>
-                  <w:pPr>
-                    <w:pStyle w:val="Compact"/>
-                    <w:jc w:val="right"/>
-                    <w:jc w:val="center"/>
-                  </w:pPr>
-                  <w:r>
-                    <w:t xml:space="preserve">0.78</w:t>
-                  </w:r>
-                </w:p>
-              </w:tc>
-              <w:tc>
-                <w:tcPr/>
-                <w:p>
-                  <w:pPr>
-                    <w:pStyle w:val="Compact"/>
-                    <w:jc w:val="right"/>
-                    <w:jc w:val="center"/>
-                  </w:pPr>
-                  <w:r>
-                    <w:t xml:space="preserve">44</w:t>
-                  </w:r>
-                </w:p>
-              </w:tc>
-              <w:tc>
-                <w:tcPr/>
-                <w:p>
-                  <w:pPr>
-                    <w:pStyle w:val="Compact"/>
-                    <w:jc w:val="right"/>
-                    <w:jc w:val="center"/>
-                  </w:pPr>
-                  <w:r>
-                    <w:t xml:space="preserve">+18 (20)</w:t>
+                    <w:t xml:space="preserve">0.99</w:t>
+                  </w:r>
+                </w:p>
+              </w:tc>
+              <w:tc>
+                <w:tcPr/>
+                <w:p>
+                  <w:pPr>
+                    <w:pStyle w:val="Compact"/>
+                    <w:jc w:val="right"/>
+                    <w:jc w:val="center"/>
+                  </w:pPr>
+                  <w:r>
+                    <w:t xml:space="preserve">3.8</w:t>
+                  </w:r>
+                </w:p>
+              </w:tc>
+              <w:tc>
+                <w:tcPr/>
+                <w:p>
+                  <w:pPr>
+                    <w:pStyle w:val="Compact"/>
+                    <w:jc w:val="right"/>
+                    <w:jc w:val="center"/>
+                  </w:pPr>
+                  <w:r>
+                    <w:t xml:space="preserve">0.80</w:t>
+                  </w:r>
+                </w:p>
+              </w:tc>
+              <w:tc>
+                <w:tcPr/>
+                <w:p>
+                  <w:pPr>
+                    <w:pStyle w:val="Compact"/>
+                    <w:jc w:val="right"/>
+                    <w:jc w:val="center"/>
+                  </w:pPr>
+                  <w:r>
+                    <w:t xml:space="preserve">64</w:t>
+                  </w:r>
+                </w:p>
+              </w:tc>
+              <w:tc>
+                <w:tcPr/>
+                <w:p>
+                  <w:pPr>
+                    <w:pStyle w:val="Compact"/>
+                    <w:jc w:val="right"/>
+                    <w:jc w:val="center"/>
+                  </w:pPr>
+                  <w:r>
+                    <w:t xml:space="preserve">+8 (21)</w:t>
                   </w:r>
                 </w:p>
               </w:tc>
@@ -17888,59 +18292,59 @@
                     <w:jc w:val="center"/>
                   </w:pPr>
                   <w:r>
-                    <w:t xml:space="preserve">0.99</w:t>
-                  </w:r>
-                </w:p>
-              </w:tc>
-              <w:tc>
-                <w:tcPr/>
-                <w:p>
-                  <w:pPr>
-                    <w:pStyle w:val="Compact"/>
-                    <w:jc w:val="right"/>
-                    <w:jc w:val="center"/>
-                  </w:pPr>
-                  <w:r>
-                    <w:t xml:space="preserve">2.7</w:t>
-                  </w:r>
-                </w:p>
-              </w:tc>
-              <w:tc>
-                <w:tcPr/>
-                <w:p>
-                  <w:pPr>
-                    <w:pStyle w:val="Compact"/>
-                    <w:jc w:val="right"/>
-                    <w:jc w:val="center"/>
-                  </w:pPr>
-                  <w:r>
-                    <w:t xml:space="preserve">0.96</w:t>
-                  </w:r>
-                </w:p>
-              </w:tc>
-              <w:tc>
-                <w:tcPr/>
-                <w:p>
-                  <w:pPr>
-                    <w:pStyle w:val="Compact"/>
-                    <w:jc w:val="right"/>
-                    <w:jc w:val="center"/>
-                  </w:pPr>
-                  <w:r>
-                    <w:t xml:space="preserve">39</w:t>
-                  </w:r>
-                </w:p>
-              </w:tc>
-              <w:tc>
-                <w:tcPr/>
-                <w:p>
-                  <w:pPr>
-                    <w:pStyle w:val="Compact"/>
-                    <w:jc w:val="right"/>
-                    <w:jc w:val="center"/>
-                  </w:pPr>
-                  <w:r>
-                    <w:t xml:space="preserve">+4 (21)</w:t>
+                    <w:t xml:space="preserve">1.00</w:t>
+                  </w:r>
+                </w:p>
+              </w:tc>
+              <w:tc>
+                <w:tcPr/>
+                <w:p>
+                  <w:pPr>
+                    <w:pStyle w:val="Compact"/>
+                    <w:jc w:val="right"/>
+                    <w:jc w:val="center"/>
+                  </w:pPr>
+                  <w:r>
+                    <w:t xml:space="preserve">4.2</w:t>
+                  </w:r>
+                </w:p>
+              </w:tc>
+              <w:tc>
+                <w:tcPr/>
+                <w:p>
+                  <w:pPr>
+                    <w:pStyle w:val="Compact"/>
+                    <w:jc w:val="right"/>
+                    <w:jc w:val="center"/>
+                  </w:pPr>
+                  <w:r>
+                    <w:t xml:space="preserve">0.70</w:t>
+                  </w:r>
+                </w:p>
+              </w:tc>
+              <w:tc>
+                <w:tcPr/>
+                <w:p>
+                  <w:pPr>
+                    <w:pStyle w:val="Compact"/>
+                    <w:jc w:val="right"/>
+                    <w:jc w:val="center"/>
+                  </w:pPr>
+                  <w:r>
+                    <w:t xml:space="preserve">83</w:t>
+                  </w:r>
+                </w:p>
+              </w:tc>
+              <w:tc>
+                <w:tcPr/>
+                <w:p>
+                  <w:pPr>
+                    <w:pStyle w:val="Compact"/>
+                    <w:jc w:val="right"/>
+                    <w:jc w:val="center"/>
+                  </w:pPr>
+                  <w:r>
+                    <w:t xml:space="preserve">+59 (19)</w:t>
                   </w:r>
                 </w:p>
               </w:tc>
@@ -18100,59 +18504,59 @@
                     <w:jc w:val="center"/>
                   </w:pPr>
                   <w:r>
-                    <w:t xml:space="preserve">1.00</w:t>
-                  </w:r>
-                </w:p>
-              </w:tc>
-              <w:tc>
-                <w:tcPr/>
-                <w:p>
-                  <w:pPr>
-                    <w:pStyle w:val="Compact"/>
-                    <w:jc w:val="right"/>
-                    <w:jc w:val="center"/>
-                  </w:pPr>
-                  <w:r>
-                    <w:t xml:space="preserve">0.5</w:t>
-                  </w:r>
-                </w:p>
-              </w:tc>
-              <w:tc>
-                <w:tcPr/>
-                <w:p>
-                  <w:pPr>
-                    <w:pStyle w:val="Compact"/>
-                    <w:jc w:val="right"/>
-                    <w:jc w:val="center"/>
-                  </w:pPr>
-                  <w:r>
-                    <w:t xml:space="preserve">2.58</w:t>
-                  </w:r>
-                </w:p>
-              </w:tc>
-              <w:tc>
-                <w:tcPr/>
-                <w:p>
-                  <w:pPr>
-                    <w:pStyle w:val="Compact"/>
-                    <w:jc w:val="right"/>
-                    <w:jc w:val="center"/>
-                  </w:pPr>
-                  <w:r>
-                    <w:t xml:space="preserve">259</w:t>
-                  </w:r>
-                </w:p>
-              </w:tc>
-              <w:tc>
-                <w:tcPr/>
-                <w:p>
-                  <w:pPr>
-                    <w:pStyle w:val="Compact"/>
-                    <w:jc w:val="right"/>
-                    <w:jc w:val="center"/>
-                  </w:pPr>
-                  <w:r>
-                    <w:t xml:space="preserve">+76 (48)</w:t>
+                    <w:t xml:space="preserve">0.98</w:t>
+                  </w:r>
+                </w:p>
+              </w:tc>
+              <w:tc>
+                <w:tcPr/>
+                <w:p>
+                  <w:pPr>
+                    <w:pStyle w:val="Compact"/>
+                    <w:jc w:val="right"/>
+                    <w:jc w:val="center"/>
+                  </w:pPr>
+                  <w:r>
+                    <w:t xml:space="preserve">3.7</w:t>
+                  </w:r>
+                </w:p>
+              </w:tc>
+              <w:tc>
+                <w:tcPr/>
+                <w:p>
+                  <w:pPr>
+                    <w:pStyle w:val="Compact"/>
+                    <w:jc w:val="right"/>
+                    <w:jc w:val="center"/>
+                  </w:pPr>
+                  <w:r>
+                    <w:t xml:space="preserve">0.34</w:t>
+                  </w:r>
+                </w:p>
+              </w:tc>
+              <w:tc>
+                <w:tcPr/>
+                <w:p>
+                  <w:pPr>
+                    <w:pStyle w:val="Compact"/>
+                    <w:jc w:val="right"/>
+                    <w:jc w:val="center"/>
+                  </w:pPr>
+                  <w:r>
+                    <w:t xml:space="preserve">54</w:t>
+                  </w:r>
+                </w:p>
+              </w:tc>
+              <w:tc>
+                <w:tcPr/>
+                <w:p>
+                  <w:pPr>
+                    <w:pStyle w:val="Compact"/>
+                    <w:jc w:val="right"/>
+                    <w:jc w:val="center"/>
+                  </w:pPr>
+                  <w:r>
+                    <w:t xml:space="preserve">+22 (49)</w:t>
                   </w:r>
                 </w:p>
               </w:tc>
@@ -18206,20 +18610,20 @@
                     <w:jc w:val="center"/>
                   </w:pPr>
                   <w:r>
-                    <w:t xml:space="preserve">1.00</w:t>
-                  </w:r>
-                </w:p>
-              </w:tc>
-              <w:tc>
-                <w:tcPr/>
-                <w:p>
-                  <w:pPr>
-                    <w:pStyle w:val="Compact"/>
-                    <w:jc w:val="right"/>
-                    <w:jc w:val="center"/>
-                  </w:pPr>
-                  <w:r>
-                    <w:t xml:space="preserve">3.6</w:t>
+                    <w:t xml:space="preserve">1.05</w:t>
+                  </w:r>
+                </w:p>
+              </w:tc>
+              <w:tc>
+                <w:tcPr/>
+                <w:p>
+                  <w:pPr>
+                    <w:pStyle w:val="Compact"/>
+                    <w:jc w:val="right"/>
+                    <w:jc w:val="center"/>
+                  </w:pPr>
+                  <w:r>
+                    <w:t xml:space="preserve">3.9</w:t>
                   </w:r>
                 </w:p>
               </w:tc>
@@ -18245,20 +18649,20 @@
                     <w:jc w:val="center"/>
                   </w:pPr>
                   <w:r>
-                    <w:t xml:space="preserve">50</w:t>
-                  </w:r>
-                </w:p>
-              </w:tc>
-              <w:tc>
-                <w:tcPr/>
-                <w:p>
-                  <w:pPr>
-                    <w:pStyle w:val="Compact"/>
-                    <w:jc w:val="right"/>
-                    <w:jc w:val="center"/>
-                  </w:pPr>
-                  <w:r>
-                    <w:t xml:space="preserve">+28 (49)</w:t>
+                    <w:t xml:space="preserve">62</w:t>
+                  </w:r>
+                </w:p>
+              </w:tc>
+              <w:tc>
+                <w:tcPr/>
+                <w:p>
+                  <w:pPr>
+                    <w:pStyle w:val="Compact"/>
+                    <w:jc w:val="right"/>
+                    <w:jc w:val="center"/>
+                  </w:pPr>
+                  <w:r>
+                    <w:t xml:space="preserve">+45 (49)</w:t>
                   </w:r>
                 </w:p>
               </w:tc>
@@ -18312,59 +18716,59 @@
                     <w:jc w:val="center"/>
                   </w:pPr>
                   <w:r>
-                    <w:t xml:space="preserve">0.99</w:t>
-                  </w:r>
-                </w:p>
-              </w:tc>
-              <w:tc>
-                <w:tcPr/>
-                <w:p>
-                  <w:pPr>
-                    <w:pStyle w:val="Compact"/>
-                    <w:jc w:val="right"/>
-                    <w:jc w:val="center"/>
-                  </w:pPr>
-                  <w:r>
-                    <w:t xml:space="preserve">4.0</w:t>
-                  </w:r>
-                </w:p>
-              </w:tc>
-              <w:tc>
-                <w:tcPr/>
-                <w:p>
-                  <w:pPr>
-                    <w:pStyle w:val="Compact"/>
-                    <w:jc w:val="right"/>
-                    <w:jc w:val="center"/>
-                  </w:pPr>
-                  <w:r>
-                    <w:t xml:space="preserve">0.34</w:t>
-                  </w:r>
-                </w:p>
-              </w:tc>
-              <w:tc>
-                <w:tcPr/>
-                <w:p>
-                  <w:pPr>
-                    <w:pStyle w:val="Compact"/>
-                    <w:jc w:val="right"/>
-                    <w:jc w:val="center"/>
-                  </w:pPr>
-                  <w:r>
-                    <w:t xml:space="preserve">58</w:t>
-                  </w:r>
-                </w:p>
-              </w:tc>
-              <w:tc>
-                <w:tcPr/>
-                <w:p>
-                  <w:pPr>
-                    <w:pStyle w:val="Compact"/>
-                    <w:jc w:val="right"/>
-                    <w:jc w:val="center"/>
-                  </w:pPr>
-                  <w:r>
-                    <w:t xml:space="preserve">+39 (49)</w:t>
+                    <w:t xml:space="preserve">1.13</w:t>
+                  </w:r>
+                </w:p>
+              </w:tc>
+              <w:tc>
+                <w:tcPr/>
+                <w:p>
+                  <w:pPr>
+                    <w:pStyle w:val="Compact"/>
+                    <w:jc w:val="right"/>
+                    <w:jc w:val="center"/>
+                  </w:pPr>
+                  <w:r>
+                    <w:t xml:space="preserve">0.8</w:t>
+                  </w:r>
+                </w:p>
+              </w:tc>
+              <w:tc>
+                <w:tcPr/>
+                <w:p>
+                  <w:pPr>
+                    <w:pStyle w:val="Compact"/>
+                    <w:jc w:val="right"/>
+                    <w:jc w:val="center"/>
+                  </w:pPr>
+                  <w:r>
+                    <w:t xml:space="preserve">1.66</w:t>
+                  </w:r>
+                </w:p>
+              </w:tc>
+              <w:tc>
+                <w:tcPr/>
+                <w:p>
+                  <w:pPr>
+                    <w:pStyle w:val="Compact"/>
+                    <w:jc w:val="right"/>
+                    <w:jc w:val="center"/>
+                  </w:pPr>
+                  <w:r>
+                    <w:t xml:space="preserve">223</w:t>
+                  </w:r>
+                </w:p>
+              </w:tc>
+              <w:tc>
+                <w:tcPr/>
+                <w:p>
+                  <w:pPr>
+                    <w:pStyle w:val="Compact"/>
+                    <w:jc w:val="right"/>
+                    <w:jc w:val="center"/>
+                  </w:pPr>
+                  <w:r>
+                    <w:t xml:space="preserve">+56 (48)</w:t>
                   </w:r>
                 </w:p>
               </w:tc>
@@ -18431,46 +18835,46 @@
                     <w:jc w:val="center"/>
                   </w:pPr>
                   <w:r>
-                    <w:t xml:space="preserve">2.1</w:t>
-                  </w:r>
-                </w:p>
-              </w:tc>
-              <w:tc>
-                <w:tcPr/>
-                <w:p>
-                  <w:pPr>
-                    <w:pStyle w:val="Compact"/>
-                    <w:jc w:val="right"/>
-                    <w:jc w:val="center"/>
-                  </w:pPr>
-                  <w:r>
-                    <w:t xml:space="preserve">0.71</w:t>
-                  </w:r>
-                </w:p>
-              </w:tc>
-              <w:tc>
-                <w:tcPr/>
-                <w:p>
-                  <w:pPr>
-                    <w:pStyle w:val="Compact"/>
-                    <w:jc w:val="right"/>
-                    <w:jc w:val="center"/>
-                  </w:pPr>
-                  <w:r>
-                    <w:t xml:space="preserve">122</w:t>
-                  </w:r>
-                </w:p>
-              </w:tc>
-              <w:tc>
-                <w:tcPr/>
-                <w:p>
-                  <w:pPr>
-                    <w:pStyle w:val="Compact"/>
-                    <w:jc w:val="right"/>
-                    <w:jc w:val="center"/>
-                  </w:pPr>
-                  <w:r>
-                    <w:t xml:space="preserve">-308 (72)</w:t>
+                    <w:t xml:space="preserve">4.2</w:t>
+                  </w:r>
+                </w:p>
+              </w:tc>
+              <w:tc>
+                <w:tcPr/>
+                <w:p>
+                  <w:pPr>
+                    <w:pStyle w:val="Compact"/>
+                    <w:jc w:val="right"/>
+                    <w:jc w:val="center"/>
+                  </w:pPr>
+                  <w:r>
+                    <w:t xml:space="preserve">0.48</w:t>
+                  </w:r>
+                </w:p>
+              </w:tc>
+              <w:tc>
+                <w:tcPr/>
+                <w:p>
+                  <w:pPr>
+                    <w:pStyle w:val="Compact"/>
+                    <w:jc w:val="right"/>
+                    <w:jc w:val="center"/>
+                  </w:pPr>
+                  <w:r>
+                    <w:t xml:space="preserve">88</w:t>
+                  </w:r>
+                </w:p>
+              </w:tc>
+              <w:tc>
+                <w:tcPr/>
+                <w:p>
+                  <w:pPr>
+                    <w:pStyle w:val="Compact"/>
+                    <w:jc w:val="right"/>
+                    <w:jc w:val="center"/>
+                  </w:pPr>
+                  <w:r>
+                    <w:t xml:space="preserve">+100 (69)</w:t>
                   </w:r>
                 </w:p>
               </w:tc>
@@ -18537,46 +18941,46 @@
                     <w:jc w:val="center"/>
                   </w:pPr>
                   <w:r>
-                    <w:t xml:space="preserve">4.2</w:t>
-                  </w:r>
-                </w:p>
-              </w:tc>
-              <w:tc>
-                <w:tcPr/>
-                <w:p>
-                  <w:pPr>
-                    <w:pStyle w:val="Compact"/>
-                    <w:jc w:val="right"/>
-                    <w:jc w:val="center"/>
-                  </w:pPr>
-                  <w:r>
-                    <w:t xml:space="preserve">0.49</w:t>
-                  </w:r>
-                </w:p>
-              </w:tc>
-              <w:tc>
-                <w:tcPr/>
-                <w:p>
-                  <w:pPr>
-                    <w:pStyle w:val="Compact"/>
-                    <w:jc w:val="right"/>
-                    <w:jc w:val="center"/>
-                  </w:pPr>
-                  <w:r>
-                    <w:t xml:space="preserve">86</w:t>
-                  </w:r>
-                </w:p>
-              </w:tc>
-              <w:tc>
-                <w:tcPr/>
-                <w:p>
-                  <w:pPr>
-                    <w:pStyle w:val="Compact"/>
-                    <w:jc w:val="right"/>
-                    <w:jc w:val="center"/>
-                  </w:pPr>
-                  <w:r>
-                    <w:t xml:space="preserve">+131 (69)</w:t>
+                    <w:t xml:space="preserve">4.3</w:t>
+                  </w:r>
+                </w:p>
+              </w:tc>
+              <w:tc>
+                <w:tcPr/>
+                <w:p>
+                  <w:pPr>
+                    <w:pStyle w:val="Compact"/>
+                    <w:jc w:val="right"/>
+                    <w:jc w:val="center"/>
+                  </w:pPr>
+                  <w:r>
+                    <w:t xml:space="preserve">0.45</w:t>
+                  </w:r>
+                </w:p>
+              </w:tc>
+              <w:tc>
+                <w:tcPr/>
+                <w:p>
+                  <w:pPr>
+                    <w:pStyle w:val="Compact"/>
+                    <w:jc w:val="right"/>
+                    <w:jc w:val="center"/>
+                  </w:pPr>
+                  <w:r>
+                    <w:t xml:space="preserve">69</w:t>
+                  </w:r>
+                </w:p>
+              </w:tc>
+              <w:tc>
+                <w:tcPr/>
+                <w:p>
+                  <w:pPr>
+                    <w:pStyle w:val="Compact"/>
+                    <w:jc w:val="right"/>
+                    <w:jc w:val="center"/>
+                  </w:pPr>
+                  <w:r>
+                    <w:t xml:space="preserve">+167 (68)</w:t>
                   </w:r>
                 </w:p>
               </w:tc>
@@ -18656,33 +19060,33 @@
                     <w:jc w:val="center"/>
                   </w:pPr>
                   <w:r>
-                    <w:t xml:space="preserve">0.44</w:t>
-                  </w:r>
-                </w:p>
-              </w:tc>
-              <w:tc>
-                <w:tcPr/>
-                <w:p>
-                  <w:pPr>
-                    <w:pStyle w:val="Compact"/>
-                    <w:jc w:val="right"/>
-                    <w:jc w:val="center"/>
-                  </w:pPr>
-                  <w:r>
-                    <w:t xml:space="preserve">68</w:t>
-                  </w:r>
-                </w:p>
-              </w:tc>
-              <w:tc>
-                <w:tcPr/>
-                <w:p>
-                  <w:pPr>
-                    <w:pStyle w:val="Compact"/>
-                    <w:jc w:val="right"/>
-                    <w:jc w:val="center"/>
-                  </w:pPr>
-                  <w:r>
-                    <w:t xml:space="preserve">+157 (68)</w:t>
+                    <w:t xml:space="preserve">0.99</w:t>
+                  </w:r>
+                </w:p>
+              </w:tc>
+              <w:tc>
+                <w:tcPr/>
+                <w:p>
+                  <w:pPr>
+                    <w:pStyle w:val="Compact"/>
+                    <w:jc w:val="right"/>
+                    <w:jc w:val="center"/>
+                  </w:pPr>
+                  <w:r>
+                    <w:t xml:space="preserve">103</w:t>
+                  </w:r>
+                </w:p>
+              </w:tc>
+              <w:tc>
+                <w:tcPr/>
+                <w:p>
+                  <w:pPr>
+                    <w:pStyle w:val="Compact"/>
+                    <w:jc w:val="right"/>
+                    <w:jc w:val="center"/>
+                  </w:pPr>
+                  <w:r>
+                    <w:t xml:space="preserve">+310 (68)</w:t>
                   </w:r>
                 </w:p>
               </w:tc>
@@ -18762,33 +19166,33 @@
                     <w:jc w:val="center"/>
                   </w:pPr>
                   <w:r>
-                    <w:t xml:space="preserve">0.38</w:t>
-                  </w:r>
-                </w:p>
-              </w:tc>
-              <w:tc>
-                <w:tcPr/>
-                <w:p>
-                  <w:pPr>
-                    <w:pStyle w:val="Compact"/>
-                    <w:jc w:val="right"/>
-                    <w:jc w:val="center"/>
-                  </w:pPr>
-                  <w:r>
-                    <w:t xml:space="preserve">61</w:t>
-                  </w:r>
-                </w:p>
-              </w:tc>
-              <w:tc>
-                <w:tcPr/>
-                <w:p>
-                  <w:pPr>
-                    <w:pStyle w:val="Compact"/>
-                    <w:jc w:val="right"/>
-                    <w:jc w:val="center"/>
-                  </w:pPr>
-                  <w:r>
-                    <w:t xml:space="preserve">+343 (67)</w:t>
+                    <w:t xml:space="preserve">0.39</w:t>
+                  </w:r>
+                </w:p>
+              </w:tc>
+              <w:tc>
+                <w:tcPr/>
+                <w:p>
+                  <w:pPr>
+                    <w:pStyle w:val="Compact"/>
+                    <w:jc w:val="right"/>
+                    <w:jc w:val="center"/>
+                  </w:pPr>
+                  <w:r>
+                    <w:t xml:space="preserve">66</w:t>
+                  </w:r>
+                </w:p>
+              </w:tc>
+              <w:tc>
+                <w:tcPr/>
+                <w:p>
+                  <w:pPr>
+                    <w:pStyle w:val="Compact"/>
+                    <w:jc w:val="right"/>
+                    <w:jc w:val="center"/>
+                  </w:pPr>
+                  <w:r>
+                    <w:t xml:space="preserve">+328 (67)</w:t>
                   </w:r>
                 </w:p>
               </w:tc>
@@ -18842,59 +19246,59 @@
                     <w:jc w:val="center"/>
                   </w:pPr>
                   <w:r>
-                    <w:t xml:space="preserve">1.00</w:t>
-                  </w:r>
-                </w:p>
-              </w:tc>
-              <w:tc>
-                <w:tcPr/>
-                <w:p>
-                  <w:pPr>
-                    <w:pStyle w:val="Compact"/>
-                    <w:jc w:val="right"/>
-                    <w:jc w:val="center"/>
-                  </w:pPr>
-                  <w:r>
-                    <w:t xml:space="preserve">4.2</w:t>
-                  </w:r>
-                </w:p>
-              </w:tc>
-              <w:tc>
-                <w:tcPr/>
-                <w:p>
-                  <w:pPr>
-                    <w:pStyle w:val="Compact"/>
-                    <w:jc w:val="right"/>
-                    <w:jc w:val="center"/>
-                  </w:pPr>
-                  <w:r>
-                    <w:t xml:space="preserve">0.92</w:t>
-                  </w:r>
-                </w:p>
-              </w:tc>
-              <w:tc>
-                <w:tcPr/>
-                <w:p>
-                  <w:pPr>
-                    <w:pStyle w:val="Compact"/>
-                    <w:jc w:val="right"/>
-                    <w:jc w:val="center"/>
-                  </w:pPr>
-                  <w:r>
-                    <w:t xml:space="preserve">82</w:t>
-                  </w:r>
-                </w:p>
-              </w:tc>
-              <w:tc>
-                <w:tcPr/>
-                <w:p>
-                  <w:pPr>
-                    <w:pStyle w:val="Compact"/>
-                    <w:jc w:val="right"/>
-                    <w:jc w:val="center"/>
-                  </w:pPr>
-                  <w:r>
-                    <w:t xml:space="preserve">+167 (69)</w:t>
+                    <w:t xml:space="preserve">1.01</w:t>
+                  </w:r>
+                </w:p>
+              </w:tc>
+              <w:tc>
+                <w:tcPr/>
+                <w:p>
+                  <w:pPr>
+                    <w:pStyle w:val="Compact"/>
+                    <w:jc w:val="right"/>
+                    <w:jc w:val="center"/>
+                  </w:pPr>
+                  <w:r>
+                    <w:t xml:space="preserve">4.3</w:t>
+                  </w:r>
+                </w:p>
+              </w:tc>
+              <w:tc>
+                <w:tcPr/>
+                <w:p>
+                  <w:pPr>
+                    <w:pStyle w:val="Compact"/>
+                    <w:jc w:val="right"/>
+                    <w:jc w:val="center"/>
+                  </w:pPr>
+                  <w:r>
+                    <w:t xml:space="preserve">0.79</w:t>
+                  </w:r>
+                </w:p>
+              </w:tc>
+              <w:tc>
+                <w:tcPr/>
+                <w:p>
+                  <w:pPr>
+                    <w:pStyle w:val="Compact"/>
+                    <w:jc w:val="right"/>
+                    <w:jc w:val="center"/>
+                  </w:pPr>
+                  <w:r>
+                    <w:t xml:space="preserve">68</w:t>
+                  </w:r>
+                </w:p>
+              </w:tc>
+              <w:tc>
+                <w:tcPr/>
+                <w:p>
+                  <w:pPr>
+                    <w:pStyle w:val="Compact"/>
+                    <w:jc w:val="right"/>
+                    <w:jc w:val="center"/>
+                  </w:pPr>
+                  <w:r>
+                    <w:t xml:space="preserve">+318 (67)</w:t>
                   </w:r>
                 </w:p>
               </w:tc>
@@ -18939,13 +19343,25 @@
         <w:t xml:space="preserve"> </w:t>
       </w:r>
       <w:r>
-        <w:t xml:space="preserve">property crime alternatives all point to a rise, most of about 20 crimes.</w:t>
-      </w:r>
-      <w:r>
-        <w:t xml:space="preserve"> </w:t>
-      </w:r>
-      <w:r>
-        <w:t xml:space="preserve">For Roosevelt Avenue they do not. Violent crime estimates range from</w:t>
+        <w:t xml:space="preserve">property crime alternatives all point to a rise, from</w:t>
+      </w:r>
+      <w:r>
+        <w:t xml:space="preserve"> </w:t>
+      </w:r>
+      <w:r>
+        <w:t xml:space="preserve">+8 to</w:t>
+      </w:r>
+      <w:r>
+        <w:t xml:space="preserve"> </w:t>
+      </w:r>
+      <w:r>
+        <w:t xml:space="preserve">+59 crimes. For Roosevelt</w:t>
+      </w:r>
+      <w:r>
+        <w:t xml:space="preserve"> </w:t>
+      </w:r>
+      <w:r>
+        <w:t xml:space="preserve">Avenue they do not. Violent crime estimates range from</w:t>
       </w:r>
       <w:r>
         <w:t xml:space="preserve"> </w:t>
@@ -18957,37 +19373,43 @@
         <w:t xml:space="preserve"> </w:t>
       </w:r>
       <w:r>
-        <w:t xml:space="preserve">+76, and property crime</w:t>
-      </w:r>
-      <w:r>
-        <w:t xml:space="preserve"> </w:t>
-      </w:r>
-      <w:r>
-        <w:t xml:space="preserve">estimates from -308 to</w:t>
-      </w:r>
-      <w:r>
-        <w:t xml:space="preserve"> </w:t>
-      </w:r>
-      <w:r>
-        <w:t xml:space="preserve">+343, although every one of</w:t>
-      </w:r>
-      <w:r>
-        <w:t xml:space="preserve"> </w:t>
-      </w:r>
-      <w:r>
-        <w:t xml:space="preserve">these areas matched the corridor’s pre-period crime about as well as noise</w:t>
-      </w:r>
-      <w:r>
-        <w:t xml:space="preserve"> </w:t>
-      </w:r>
-      <w:r>
-        <w:t xml:space="preserve">allows. The spread between statistically equivalent controls is far larger</w:t>
-      </w:r>
-      <w:r>
-        <w:t xml:space="preserve"> </w:t>
-      </w:r>
-      <w:r>
-        <w:t xml:space="preserve">than any single estimate’s standard error.</w:t>
+        <w:t xml:space="preserve">+56, and property crime</w:t>
+      </w:r>
+      <w:r>
+        <w:t xml:space="preserve"> </w:t>
+      </w:r>
+      <w:r>
+        <w:t xml:space="preserve">estimates, all increases, from</w:t>
+      </w:r>
+      <w:r>
+        <w:t xml:space="preserve"> </w:t>
+      </w:r>
+      <w:r>
+        <w:t xml:space="preserve">+100 to</w:t>
+      </w:r>
+      <w:r>
+        <w:t xml:space="preserve"> </w:t>
+      </w:r>
+      <w:r>
+        <w:t xml:space="preserve">+328, although these areas</w:t>
+      </w:r>
+      <w:r>
+        <w:t xml:space="preserve"> </w:t>
+      </w:r>
+      <w:r>
+        <w:t xml:space="preserve">matched the corridor’s pre-period crime about as well as noise allows. The</w:t>
+      </w:r>
+      <w:r>
+        <w:t xml:space="preserve"> </w:t>
+      </w:r>
+      <w:r>
+        <w:t xml:space="preserve">spread between statistically equivalent controls is larger than any single</w:t>
+      </w:r>
+      <w:r>
+        <w:t xml:space="preserve"> </w:t>
+      </w:r>
+      <w:r>
+        <w:t xml:space="preserve">estimate’s standard error.</w:t>
       </w:r>
     </w:p>
     <w:p>
@@ -18995,13 +19417,25 @@
         <w:pStyle w:val="BodyText"/>
       </w:pPr>
       <w:r>
-        <w:t xml:space="preserve">Is the Queens property crime spread just the single-place problem again? A</w:t>
-      </w:r>
-      <w:r>
-        <w:t xml:space="preserve"> </w:t>
-      </w:r>
-      <w:r>
-        <w:t xml:space="preserve">stricter cap does not settle it. Excluding blocks with more than 10% of the</w:t>
+        <w:t xml:space="preserve">Does the single-place cap drive the Queens property crime results? Every</w:t>
+      </w:r>
+      <w:r>
+        <w:t xml:space="preserve"> </w:t>
+      </w:r>
+      <w:r>
+        <w:t xml:space="preserve">passing property crime area under the 20% cap is in the same part of</w:t>
+      </w:r>
+      <w:r>
+        <w:t xml:space="preserve"> </w:t>
+      </w:r>
+      <w:r>
+        <w:t xml:space="preserve">southern Queens and implies an increase. Stricter caps change the answer</w:t>
+      </w:r>
+      <w:r>
+        <w:t xml:space="preserve"> </w:t>
+      </w:r>
+      <w:r>
+        <w:t xml:space="preserve">but leave nothing that passes: excluding blocks with more than 10% of the</w:t>
       </w:r>
       <w:r>
         <w:t xml:space="preserve"> </w:t>
@@ -19019,7 +19453,25 @@
         <w:t xml:space="preserve"> </w:t>
       </w:r>
       <w:r>
-        <w:t xml:space="preserve">blocks), the best distinct areas give -220, +235, -59, and -353; at 5%</w:t>
+        <w:t xml:space="preserve">blocks), the best distinct areas have violations from</w:t>
+      </w:r>
+      <w:r>
+        <w:t xml:space="preserve"> </w:t>
+      </w:r>
+      <w:r>
+        <w:t xml:space="preserve">1.06</w:t>
+      </w:r>
+      <w:r>
+        <w:t xml:space="preserve"> </w:t>
+      </w:r>
+      <w:r>
+        <w:t xml:space="preserve">to 1.29</w:t>
+      </w:r>
+      <w:r>
+        <w:t xml:space="preserve"> </w:t>
+      </w:r>
+      <w:r>
+        <w:t xml:space="preserve">and give -209, -106, +225, -235, and +295; at 5%</w:t>
       </w:r>
       <w:r>
         <w:t xml:space="preserve"> </w:t>
@@ -19031,37 +19483,43 @@
         <w:t xml:space="preserve"> </w:t>
       </w:r>
       <w:r>
-        <w:t xml:space="preserve">blocks), -286, -166, -1,422, -629, and -310. The top-ranked area gives a reduction of</w:t>
-      </w:r>
-      <w:r>
-        <w:t xml:space="preserve"> </w:t>
-      </w:r>
-      <w:r>
-        <w:t xml:space="preserve">roughly 200 to 300 crimes under every cap, but the alternatives swing</w:t>
-      </w:r>
-      <w:r>
-        <w:t xml:space="preserve"> </w:t>
-      </w:r>
-      <w:r>
-        <w:t xml:space="preserve">widely. Block-level property crime on commercial corridors is dominated by</w:t>
-      </w:r>
-      <w:r>
-        <w:t xml:space="preserve"> </w:t>
-      </w:r>
-      <w:r>
-        <w:t xml:space="preserve">shoplifting at a small number of stores, and stores open, close, and change</w:t>
-      </w:r>
-      <w:r>
-        <w:t xml:space="preserve"> </w:t>
-      </w:r>
-      <w:r>
-        <w:t xml:space="preserve">how they report; for such series an analyst would do better to analyze</w:t>
-      </w:r>
-      <w:r>
-        <w:t xml:space="preserve"> </w:t>
-      </w:r>
-      <w:r>
-        <w:t xml:space="preserve">shoplifting separately from other property crime.</w:t>
+        <w:t xml:space="preserve">blocks), violations from</w:t>
+      </w:r>
+      <w:r>
+        <w:t xml:space="preserve"> </w:t>
+      </w:r>
+      <w:r>
+        <w:t xml:space="preserve">1.32</w:t>
+      </w:r>
+      <w:r>
+        <w:t xml:space="preserve"> </w:t>
+      </w:r>
+      <w:r>
+        <w:t xml:space="preserve">and estimates of -507, -535, -319, -173, and -295. Block-level property crime on</w:t>
+      </w:r>
+      <w:r>
+        <w:t xml:space="preserve"> </w:t>
+      </w:r>
+      <w:r>
+        <w:t xml:space="preserve">commercial corridors is dominated by shoplifting at a small number of</w:t>
+      </w:r>
+      <w:r>
+        <w:t xml:space="preserve"> </w:t>
+      </w:r>
+      <w:r>
+        <w:t xml:space="preserve">stores, and stores open, close, and change how they report; for such series</w:t>
+      </w:r>
+      <w:r>
+        <w:t xml:space="preserve"> </w:t>
+      </w:r>
+      <w:r>
+        <w:t xml:space="preserve">an analyst would do better to analyze shoplifting separately from other</w:t>
+      </w:r>
+      <w:r>
+        <w:t xml:space="preserve"> </w:t>
+      </w:r>
+      <w:r>
+        <w:t xml:space="preserve">property crime.</w:t>
       </w:r>
     </w:p>
     <w:p>
@@ -19211,13 +19669,19 @@
         <w:t xml:space="preserve"> </w:t>
       </w:r>
       <w:r>
-        <w:t xml:space="preserve">treated area’s noise, and the simulations show it estimates the effect worse</w:t>
-      </w:r>
-      <w:r>
-        <w:t xml:space="preserve"> </w:t>
-      </w:r>
-      <w:r>
-        <w:t xml:space="preserve">than a control that is merely as close as noise allows. Microsynth’s exact</w:t>
+        <w:t xml:space="preserve">treated area’s noise, and in the simulations it estimates the effect no</w:t>
+      </w:r>
+      <w:r>
+        <w:t xml:space="preserve"> </w:t>
+      </w:r>
+      <w:r>
+        <w:t xml:space="preserve">better than a control that is merely as close as noise allows when trends</w:t>
+      </w:r>
+      <w:r>
+        <w:t xml:space="preserve"> </w:t>
+      </w:r>
+      <w:r>
+        <w:t xml:space="preserve">are shared, and worse when they are not. Microsynth’s exact</w:t>
       </w:r>
       <w:r>
         <w:t xml:space="preserve"> </w:t>
@@ -19279,13 +19743,13 @@
         <w:t xml:space="preserve"> </w:t>
       </w:r>
       <w:r>
-        <w:t xml:space="preserve">the city-wide trend are badly biased, while the matched area cuts the bias</w:t>
-      </w:r>
-      <w:r>
-        <w:t xml:space="preserve"> </w:t>
-      </w:r>
-      <w:r>
-        <w:t xml:space="preserve">roughly in half. The analyst does not</w:t>
+        <w:t xml:space="preserve">the city-wide trend are badly biased, while the matched area removes most of</w:t>
+      </w:r>
+      <w:r>
+        <w:t xml:space="preserve"> </w:t>
+      </w:r>
+      <w:r>
+        <w:t xml:space="preserve">the bias. The analyst does not</w:t>
       </w:r>
       <w:r>
         <w:t xml:space="preserve"> </w:t>
@@ -19374,19 +19838,25 @@
         <w:t xml:space="preserve"> </w:t>
       </w:r>
       <w:r>
-        <w:t xml:space="preserve">comes from choosing among many candidate areas, and in the simulations the</w:t>
-      </w:r>
-      <w:r>
-        <w:t xml:space="preserve"> </w:t>
-      </w:r>
-      <w:r>
-        <w:t xml:space="preserve">WDD intervals cover the true effect less often than their nominal 95% for</w:t>
-      </w:r>
-      <w:r>
-        <w:t xml:space="preserve"> </w:t>
-      </w:r>
-      <w:r>
-        <w:t xml:space="preserve">every control, the contiguous one included. Different passing areas also give noticeably</w:t>
+        <w:t xml:space="preserve">comes from choosing among many candidate areas, and when the treated area’s</w:t>
+      </w:r>
+      <w:r>
+        <w:t xml:space="preserve"> </w:t>
+      </w:r>
+      <w:r>
+        <w:t xml:space="preserve">trend is its own, the WDD intervals in the simulations cover the true effect</w:t>
+      </w:r>
+      <w:r>
+        <w:t xml:space="preserve"> </w:t>
+      </w:r>
+      <w:r>
+        <w:t xml:space="preserve">less often than their nominal 95% for every control, the contiguous one</w:t>
+      </w:r>
+      <w:r>
+        <w:t xml:space="preserve"> </w:t>
+      </w:r>
+      <w:r>
+        <w:t xml:space="preserve">included. Different passing areas also give noticeably</w:t>
       </w:r>
       <w:r>
         <w:t xml:space="preserve"> </w:t>
@@ -19580,7 +20050,7 @@
       </w:r>
     </w:p>
     <w:bookmarkEnd w:id="71"/>
-    <w:bookmarkStart w:id="119" w:name="references"/>
+    <w:bookmarkStart w:id="121" w:name="references"/>
     <w:p>
       <w:pPr>
         <w:pStyle w:val="Heading1"/>
@@ -19589,7 +20059,7 @@
         <w:t xml:space="preserve">References</w:t>
       </w:r>
     </w:p>
-    <w:bookmarkStart w:id="118" w:name="refs"/>
+    <w:bookmarkStart w:id="120" w:name="refs"/>
     <w:bookmarkStart w:id="73" w:name="ref-abadie2021"/>
     <w:p>
       <w:pPr>
@@ -19840,7 +20310,85 @@
       </w:r>
     </w:p>
     <w:bookmarkEnd w:id="81"/>
-    <w:bookmarkStart w:id="83" w:name="ref-cook2011"/>
+    <w:bookmarkStart w:id="83" w:name="ref-nyc2024roosevelt"/>
+    <w:p>
+      <w:pPr>
+        <w:pStyle w:val="Bibliography"/>
+      </w:pPr>
+      <w:r>
+        <w:t xml:space="preserve">City of New York, Office of the Mayor. 2024.</w:t>
+      </w:r>
+      <w:r>
+        <w:t xml:space="preserve"> </w:t>
+      </w:r>
+      <w:r>
+        <w:t xml:space="preserve">“Mayor</w:t>
+      </w:r>
+      <w:r>
+        <w:t xml:space="preserve"> </w:t>
+      </w:r>
+      <w:r>
+        <w:t xml:space="preserve">Adams</w:t>
+      </w:r>
+      <w:r>
+        <w:t xml:space="preserve">,</w:t>
+      </w:r>
+      <w:r>
+        <w:t xml:space="preserve"> </w:t>
+      </w:r>
+      <w:r>
+        <w:t xml:space="preserve">Councilmember</w:t>
+      </w:r>
+      <w:r>
+        <w:t xml:space="preserve"> </w:t>
+      </w:r>
+      <w:r>
+        <w:t xml:space="preserve">Moya</w:t>
+      </w:r>
+      <w:r>
+        <w:t xml:space="preserve"> </w:t>
+      </w:r>
+      <w:r>
+        <w:t xml:space="preserve">Launch Multi-Agency Operation to Address Urgent Public Safety and Quality-of-Life Concerns Along</w:t>
+      </w:r>
+      <w:r>
+        <w:t xml:space="preserve"> </w:t>
+      </w:r>
+      <w:r>
+        <w:t xml:space="preserve">Roosevelt Avenue</w:t>
+      </w:r>
+      <w:r>
+        <w:t xml:space="preserve"> </w:t>
+      </w:r>
+      <w:r>
+        <w:t xml:space="preserve">in</w:t>
+      </w:r>
+      <w:r>
+        <w:t xml:space="preserve"> </w:t>
+      </w:r>
+      <w:r>
+        <w:t xml:space="preserve">Queens</w:t>
+      </w:r>
+      <w:r>
+        <w:t xml:space="preserve">.”</w:t>
+      </w:r>
+      <w:r>
+        <w:t xml:space="preserve"> </w:t>
+      </w:r>
+      <w:hyperlink r:id="rId82">
+        <w:r>
+          <w:rPr>
+            <w:rStyle w:val="Hyperlink"/>
+          </w:rPr>
+          <w:t xml:space="preserve">https://www.nyc.gov/mayors-office/news/2024/10/mayor-adams-councilmember-moya-launch-multi-agency-operation-address-urgent-public-safety-and</w:t>
+        </w:r>
+      </w:hyperlink>
+      <w:r>
+        <w:t xml:space="preserve">.</w:t>
+      </w:r>
+    </w:p>
+    <w:bookmarkEnd w:id="83"/>
+    <w:bookmarkStart w:id="85" w:name="ref-cook2011"/>
     <w:p>
       <w:pPr>
         <w:pStyle w:val="Bibliography"/>
@@ -19882,7 +20430,7 @@
       <w:r>
         <w:t xml:space="preserve"> </w:t>
       </w:r>
-      <w:hyperlink r:id="rId82">
+      <w:hyperlink r:id="rId84">
         <w:r>
           <w:rPr>
             <w:rStyle w:val="Hyperlink"/>
@@ -19894,8 +20442,8 @@
         <w:t xml:space="preserve">.</w:t>
       </w:r>
     </w:p>
-    <w:bookmarkEnd w:id="83"/>
-    <w:bookmarkStart w:id="85" w:name="ref-deville1992"/>
+    <w:bookmarkEnd w:id="85"/>
+    <w:bookmarkStart w:id="87" w:name="ref-deville1992"/>
     <w:p>
       <w:pPr>
         <w:pStyle w:val="Bibliography"/>
@@ -19928,7 +20476,7 @@
       <w:r>
         <w:t xml:space="preserve"> </w:t>
       </w:r>
-      <w:hyperlink r:id="rId84">
+      <w:hyperlink r:id="rId86">
         <w:r>
           <w:rPr>
             <w:rStyle w:val="Hyperlink"/>
@@ -19940,8 +20488,8 @@
         <w:t xml:space="preserve">.</w:t>
       </w:r>
     </w:p>
-    <w:bookmarkEnd w:id="85"/>
-    <w:bookmarkStart w:id="87" w:name="ref-guerette2009"/>
+    <w:bookmarkEnd w:id="87"/>
+    <w:bookmarkStart w:id="89" w:name="ref-guerette2009"/>
     <w:p>
       <w:pPr>
         <w:pStyle w:val="Bibliography"/>
@@ -19974,7 +20522,7 @@
       <w:r>
         <w:t xml:space="preserve"> </w:t>
       </w:r>
-      <w:hyperlink r:id="rId86">
+      <w:hyperlink r:id="rId88">
         <w:r>
           <w:rPr>
             <w:rStyle w:val="Hyperlink"/>
@@ -19986,8 +20534,8 @@
         <w:t xml:space="preserve">.</w:t>
       </w:r>
     </w:p>
-    <w:bookmarkEnd w:id="87"/>
-    <w:bookmarkStart w:id="89" w:name="ref-huangfu2018"/>
+    <w:bookmarkEnd w:id="89"/>
+    <w:bookmarkStart w:id="91" w:name="ref-huangfu2018"/>
     <w:p>
       <w:pPr>
         <w:pStyle w:val="Bibliography"/>
@@ -20020,7 +20568,7 @@
       <w:r>
         <w:t xml:space="preserve"> </w:t>
       </w:r>
-      <w:hyperlink r:id="rId88">
+      <w:hyperlink r:id="rId90">
         <w:r>
           <w:rPr>
             <w:rStyle w:val="Hyperlink"/>
@@ -20032,8 +20580,8 @@
         <w:t xml:space="preserve">.</w:t>
       </w:r>
     </w:p>
-    <w:bookmarkEnd w:id="89"/>
-    <w:bookmarkStart w:id="91" w:name="ref-kulldorff1997"/>
+    <w:bookmarkEnd w:id="91"/>
+    <w:bookmarkStart w:id="93" w:name="ref-kulldorff1997"/>
     <w:p>
       <w:pPr>
         <w:pStyle w:val="Bibliography"/>
@@ -20066,7 +20614,7 @@
       <w:r>
         <w:t xml:space="preserve"> </w:t>
       </w:r>
-      <w:hyperlink r:id="rId90">
+      <w:hyperlink r:id="rId92">
         <w:r>
           <w:rPr>
             <w:rStyle w:val="Hyperlink"/>
@@ -20078,8 +20626,8 @@
         <w:t xml:space="preserve">.</w:t>
       </w:r>
     </w:p>
-    <w:bookmarkEnd w:id="91"/>
-    <w:bookmarkStart w:id="93" w:name="ref-macdonald2010"/>
+    <w:bookmarkEnd w:id="93"/>
+    <w:bookmarkStart w:id="95" w:name="ref-macdonald2010"/>
     <w:p>
       <w:pPr>
         <w:pStyle w:val="Bibliography"/>
@@ -20112,7 +20660,7 @@
       <w:r>
         <w:t xml:space="preserve"> </w:t>
       </w:r>
-      <w:hyperlink r:id="rId92">
+      <w:hyperlink r:id="rId94">
         <w:r>
           <w:rPr>
             <w:rStyle w:val="Hyperlink"/>
@@ -20124,8 +20672,8 @@
         <w:t xml:space="preserve">.</w:t>
       </w:r>
     </w:p>
-    <w:bookmarkEnd w:id="93"/>
-    <w:bookmarkStart w:id="95" w:name="ref-qns2025"/>
+    <w:bookmarkEnd w:id="95"/>
+    <w:bookmarkStart w:id="97" w:name="ref-qns2025"/>
     <w:p>
       <w:pPr>
         <w:pStyle w:val="Bibliography"/>
@@ -20163,7 +20711,7 @@
       <w:r>
         <w:t xml:space="preserve"> </w:t>
       </w:r>
-      <w:hyperlink r:id="rId94">
+      <w:hyperlink r:id="rId96">
         <w:r>
           <w:rPr>
             <w:rStyle w:val="Hyperlink"/>
@@ -20175,8 +20723,8 @@
         <w:t xml:space="preserve">.</w:t>
       </w:r>
     </w:p>
-    <w:bookmarkEnd w:id="95"/>
-    <w:bookmarkStart w:id="97" w:name="ref-queenseagle2024"/>
+    <w:bookmarkEnd w:id="97"/>
+    <w:bookmarkStart w:id="99" w:name="ref-queenseagle2024"/>
     <w:p>
       <w:pPr>
         <w:pStyle w:val="Bibliography"/>
@@ -20202,7 +20750,7 @@
       <w:r>
         <w:t xml:space="preserve"> </w:t>
       </w:r>
-      <w:hyperlink r:id="rId96">
+      <w:hyperlink r:id="rId98">
         <w:r>
           <w:rPr>
             <w:rStyle w:val="Hyperlink"/>
@@ -20214,8 +20762,8 @@
         <w:t xml:space="preserve">.</w:t>
       </w:r>
     </w:p>
-    <w:bookmarkEnd w:id="97"/>
-    <w:bookmarkStart w:id="99" w:name="ref-robbins2021"/>
+    <w:bookmarkEnd w:id="99"/>
+    <w:bookmarkStart w:id="101" w:name="ref-robbins2021"/>
     <w:p>
       <w:pPr>
         <w:pStyle w:val="Bibliography"/>
@@ -20257,7 +20805,7 @@
       <w:r>
         <w:t xml:space="preserve"> </w:t>
       </w:r>
-      <w:hyperlink r:id="rId98">
+      <w:hyperlink r:id="rId100">
         <w:r>
           <w:rPr>
             <w:rStyle w:val="Hyperlink"/>
@@ -20269,8 +20817,8 @@
         <w:t xml:space="preserve">.</w:t>
       </w:r>
     </w:p>
-    <w:bookmarkEnd w:id="99"/>
-    <w:bookmarkStart w:id="101" w:name="ref-robbins2017"/>
+    <w:bookmarkEnd w:id="101"/>
+    <w:bookmarkStart w:id="103" w:name="ref-robbins2017"/>
     <w:p>
       <w:pPr>
         <w:pStyle w:val="Bibliography"/>
@@ -20303,7 +20851,7 @@
       <w:r>
         <w:t xml:space="preserve"> </w:t>
       </w:r>
-      <w:hyperlink r:id="rId100">
+      <w:hyperlink r:id="rId102">
         <w:r>
           <w:rPr>
             <w:rStyle w:val="Hyperlink"/>
@@ -20315,8 +20863,8 @@
         <w:t xml:space="preserve">.</w:t>
       </w:r>
     </w:p>
-    <w:bookmarkEnd w:id="101"/>
-    <w:bookmarkStart w:id="103" w:name="ref-saunders2015"/>
+    <w:bookmarkEnd w:id="103"/>
+    <w:bookmarkStart w:id="105" w:name="ref-saunders2015"/>
     <w:p>
       <w:pPr>
         <w:pStyle w:val="Bibliography"/>
@@ -20349,7 +20897,7 @@
       <w:r>
         <w:t xml:space="preserve"> </w:t>
       </w:r>
-      <w:hyperlink r:id="rId102">
+      <w:hyperlink r:id="rId104">
         <w:r>
           <w:rPr>
             <w:rStyle w:val="Hyperlink"/>
@@ -20361,8 +20909,8 @@
         <w:t xml:space="preserve">.</w:t>
       </w:r>
     </w:p>
-    <w:bookmarkEnd w:id="103"/>
-    <w:bookmarkStart w:id="105" w:name="ref-shirabe2005"/>
+    <w:bookmarkEnd w:id="105"/>
+    <w:bookmarkStart w:id="107" w:name="ref-shirabe2005"/>
     <w:p>
       <w:pPr>
         <w:pStyle w:val="Bibliography"/>
@@ -20395,7 +20943,7 @@
       <w:r>
         <w:t xml:space="preserve"> </w:t>
       </w:r>
-      <w:hyperlink r:id="rId104">
+      <w:hyperlink r:id="rId106">
         <w:r>
           <w:rPr>
             <w:rStyle w:val="Hyperlink"/>
@@ -20407,8 +20955,8 @@
         <w:t xml:space="preserve">.</w:t>
       </w:r>
     </w:p>
-    <w:bookmarkEnd w:id="105"/>
-    <w:bookmarkStart w:id="107" w:name="ref-tango2005"/>
+    <w:bookmarkEnd w:id="107"/>
+    <w:bookmarkStart w:id="109" w:name="ref-tango2005"/>
     <w:p>
       <w:pPr>
         <w:pStyle w:val="Bibliography"/>
@@ -20441,7 +20989,7 @@
       <w:r>
         <w:t xml:space="preserve"> </w:t>
       </w:r>
-      <w:hyperlink r:id="rId106">
+      <w:hyperlink r:id="rId108">
         <w:r>
           <w:rPr>
             <w:rStyle w:val="Hyperlink"/>
@@ -20453,8 +21001,8 @@
         <w:t xml:space="preserve">.</w:t>
       </w:r>
     </w:p>
-    <w:bookmarkEnd w:id="107"/>
-    <w:bookmarkStart w:id="109" w:name="ref-labreport2026"/>
+    <w:bookmarkEnd w:id="109"/>
+    <w:bookmarkStart w:id="111" w:name="ref-labreport2026"/>
     <w:p>
       <w:pPr>
         <w:pStyle w:val="Bibliography"/>
@@ -20483,7 +21031,7 @@
       <w:r>
         <w:t xml:space="preserve"> </w:t>
       </w:r>
-      <w:hyperlink r:id="rId108">
+      <w:hyperlink r:id="rId110">
         <w:r>
           <w:rPr>
             <w:rStyle w:val="Hyperlink"/>
@@ -20495,8 +21043,8 @@
         <w:t xml:space="preserve">.</w:t>
       </w:r>
     </w:p>
-    <w:bookmarkEnd w:id="109"/>
-    <w:bookmarkStart w:id="111" w:name="ref-validi2022"/>
+    <w:bookmarkEnd w:id="111"/>
+    <w:bookmarkStart w:id="113" w:name="ref-validi2022"/>
     <w:p>
       <w:pPr>
         <w:pStyle w:val="Bibliography"/>
@@ -20529,7 +21077,7 @@
       <w:r>
         <w:t xml:space="preserve"> </w:t>
       </w:r>
-      <w:hyperlink r:id="rId110">
+      <w:hyperlink r:id="rId112">
         <w:r>
           <w:rPr>
             <w:rStyle w:val="Hyperlink"/>
@@ -20541,8 +21089,8 @@
         <w:t xml:space="preserve">.</w:t>
       </w:r>
     </w:p>
-    <w:bookmarkEnd w:id="111"/>
-    <w:bookmarkStart w:id="113" w:name="ref-wheeler2019pmed"/>
+    <w:bookmarkEnd w:id="113"/>
+    <w:bookmarkStart w:id="115" w:name="ref-wheeler2019pmed"/>
     <w:p>
       <w:pPr>
         <w:pStyle w:val="Bibliography"/>
@@ -20575,7 +21123,7 @@
       <w:r>
         <w:t xml:space="preserve"> </w:t>
       </w:r>
-      <w:hyperlink r:id="rId112">
+      <w:hyperlink r:id="rId114">
         <w:r>
           <w:rPr>
             <w:rStyle w:val="Hyperlink"/>
@@ -20587,8 +21135,8 @@
         <w:t xml:space="preserve">.</w:t>
       </w:r>
     </w:p>
-    <w:bookmarkEnd w:id="113"/>
-    <w:bookmarkStart w:id="115" w:name="ref-wheeler2024compstat"/>
+    <w:bookmarkEnd w:id="115"/>
+    <w:bookmarkStart w:id="117" w:name="ref-wheeler2024compstat"/>
     <w:p>
       <w:pPr>
         <w:pStyle w:val="Bibliography"/>
@@ -20620,7 +21168,7 @@
       <w:r>
         <w:t xml:space="preserve"> </w:t>
       </w:r>
-      <w:hyperlink r:id="rId114">
+      <w:hyperlink r:id="rId116">
         <w:r>
           <w:rPr>
             <w:rStyle w:val="Hyperlink"/>
@@ -20632,8 +21180,8 @@
         <w:t xml:space="preserve">.</w:t>
       </w:r>
     </w:p>
-    <w:bookmarkEnd w:id="115"/>
-    <w:bookmarkStart w:id="117" w:name="ref-wheeler2018wdd"/>
+    <w:bookmarkEnd w:id="117"/>
+    <w:bookmarkStart w:id="119" w:name="ref-wheeler2018wdd"/>
     <w:p>
       <w:pPr>
         <w:pStyle w:val="Bibliography"/>
@@ -20666,7 +21214,7 @@
       <w:r>
         <w:t xml:space="preserve"> </w:t>
       </w:r>
-      <w:hyperlink r:id="rId116">
+      <w:hyperlink r:id="rId118">
         <w:r>
           <w:rPr>
             <w:rStyle w:val="Hyperlink"/>
@@ -20678,9 +21226,9 @@
         <w:t xml:space="preserve">.</w:t>
       </w:r>
     </w:p>
-    <w:bookmarkEnd w:id="117"/>
-    <w:bookmarkEnd w:id="118"/>
     <w:bookmarkEnd w:id="119"/>
+    <w:bookmarkEnd w:id="120"/>
+    <w:bookmarkEnd w:id="121"/>
     <w:sectPr/>
   </w:body>
 </w:document>

--- a/paper.docx
+++ b/paper.docx
@@ -9983,7 +9983,7 @@
             <w:r>
               <w:drawing>
                 <wp:inline>
-                  <wp:extent cx="5334000" cy="2378675"/>
+                  <wp:extent cx="5334000" cy="2380820"/>
                   <wp:effectExtent b="0" l="0" r="0" t="0"/>
                   <wp:docPr descr="" title="" id="37" name="Picture"/>
                   <a:graphic>
@@ -10004,7 +10004,7 @@
                         <pic:spPr bwMode="auto">
                           <a:xfrm>
                             <a:off x="0" y="0"/>
-                            <a:ext cx="5334000" cy="2378675"/>
+                            <a:ext cx="5334000" cy="2380820"/>
                           </a:xfrm>
                           <a:prstGeom prst="rect">
                             <a:avLst/>
@@ -10033,7 +10033,7 @@
               <w:pStyle w:val="ImageCaption"/>
             </w:pPr>
             <w:r>
-              <w:t xml:space="preserve">Figure 2: Monthly crime in the example world’s treated area and in three controls, each scaled to the treated area’s pre-period volume. Thin lines are monthly counts, thick lines three-month moving averages computed separately before and after the intervention (dotted line). The treated area’s crime falls 20% after the intervention.</w:t>
+              <w:t xml:space="preserve">Figure 2: Monthly crime in the example world’s treated area and in four controls, each scaled to the treated area’s pre-period volume. Each line is a three-month moving average of monthly counts, computed separately before and after the intervention (dotted line). The treated area’s crime falls 20% after the intervention.</w:t>
             </w:r>
           </w:p>
           <w:bookmarkEnd w:id="39"/>
@@ -12044,7 +12044,7 @@
     </w:p>
     <w:bookmarkEnd w:id="42"/>
     <w:bookmarkEnd w:id="43"/>
-    <w:bookmarkStart w:id="53" w:name="sec-dallas"/>
+    <w:bookmarkStart w:id="57" w:name="sec-dallas"/>
     <w:p>
       <w:pPr>
         <w:pStyle w:val="Heading1"/>
@@ -12520,7 +12520,7 @@
               <w:pStyle w:val="ImageCaption"/>
             </w:pPr>
             <w:r>
-              <w:t xml:space="preserve">Figure 4: Monthly crime in the RedBird PID, its contiguous control area, and the microsynth control. Thin lines are monthly counts, thick lines three-month moving averages computed separately before and after January 1, 2026 (dotted line).</w:t>
+              <w:t xml:space="preserve">Figure 4: Monthly crime in the RedBird PID and three controls: the contiguous control area, the scan’s network circle, and microsynth. Each line is a three-month moving average of monthly counts, computed separately before and after January 1, 2026 (dotted line).</w:t>
             </w:r>
           </w:p>
           <w:bookmarkEnd w:id="51"/>
@@ -14295,13 +14295,31 @@
         <w:t xml:space="preserve"> </w:t>
       </w:r>
       <w:r>
-        <w:t xml:space="preserve">Microsynth’s weighted series reproduces the district’s monthly counts</w:t>
-      </w:r>
-      <w:r>
-        <w:t xml:space="preserve"> </w:t>
-      </w:r>
-      <w:r>
-        <w:t xml:space="preserve">exactly (its line lies under the treated area’s before 2026).</w:t>
+        <w:t xml:space="preserve">The scan’s network circles, which also pass the checks (violations of</w:t>
+      </w:r>
+      <w:r>
+        <w:t xml:space="preserve"> </w:t>
+      </w:r>
+      <w:r>
+        <w:t xml:space="preserve">0.99 and</w:t>
+      </w:r>
+      <w:r>
+        <w:t xml:space="preserve"> </w:t>
+      </w:r>
+      <w:r>
+        <w:t xml:space="preserve">0.97), track it about as</w:t>
+      </w:r>
+      <w:r>
+        <w:t xml:space="preserve"> </w:t>
+      </w:r>
+      <w:r>
+        <w:t xml:space="preserve">closely. Microsynth’s weighted series reproduces the district’s monthly</w:t>
+      </w:r>
+      <w:r>
+        <w:t xml:space="preserve"> </w:t>
+      </w:r>
+      <w:r>
+        <w:t xml:space="preserve">counts exactly (its line lies under the treated area’s before 2026).</w:t>
       </w:r>
     </w:p>
     <w:p>
@@ -14481,232 +14499,6 @@
       </w:r>
       <w:r>
         <w:t xml:space="preserve">included, is what the simulations show produces erratic estimates.</w:t>
-      </w:r>
-    </w:p>
-    <w:bookmarkEnd w:id="53"/>
-    <w:bookmarkStart w:id="67" w:name="sec-nyc"/>
-    <w:p>
-      <w:pPr>
-        <w:pStyle w:val="Heading1"/>
-      </w:pPr>
-      <w:r>
-        <w:t xml:space="preserve">6. Case study 2: Operation Restore Roosevelt, Queens</w:t>
-      </w:r>
-    </w:p>
-    <w:p>
-      <w:pPr>
-        <w:pStyle w:val="FirstParagraph"/>
-      </w:pPr>
-      <w:r>
-        <w:t xml:space="preserve">Operation Restore Roosevelt began on October 15, 2024: a 90-day,</w:t>
-      </w:r>
-      <w:r>
-        <w:t xml:space="preserve"> </w:t>
-      </w:r>
-      <w:r>
-        <w:t xml:space="preserve">multi-agency enforcement push by the New York Police Department, with state</w:t>
-      </w:r>
-      <w:r>
-        <w:t xml:space="preserve"> </w:t>
-      </w:r>
-      <w:r>
-        <w:t xml:space="preserve">troopers, on Roosevelt Avenue from 74th Street to 111th Street in Jackson</w:t>
-      </w:r>
-      <w:r>
-        <w:t xml:space="preserve"> </w:t>
-      </w:r>
-      <w:r>
-        <w:t xml:space="preserve">Heights, Elmhurst, and Corona, Queens, aimed at brothels, illegal street</w:t>
-      </w:r>
-      <w:r>
-        <w:t xml:space="preserve"> </w:t>
-      </w:r>
-      <w:r>
-        <w:t xml:space="preserve">vending, retail theft and the sale of stolen goods, and unlicensed vehicles</w:t>
-      </w:r>
-      <w:r>
-        <w:t xml:space="preserve"> </w:t>
-      </w:r>
-      <w:r>
-        <w:t xml:space="preserve">(</w:t>
-      </w:r>
-      <w:hyperlink w:anchor="ref-queenseagle2024">
-        <w:r>
-          <w:rPr>
-            <w:rStyle w:val="Hyperlink"/>
-          </w:rPr>
-          <w:t xml:space="preserve">Queens Daily Eagle 2024</w:t>
-        </w:r>
-      </w:hyperlink>
-      <w:r>
-        <w:t xml:space="preserve">;</w:t>
-      </w:r>
-      <w:r>
-        <w:t xml:space="preserve"> </w:t>
-      </w:r>
-      <w:hyperlink w:anchor="ref-nyc2024roosevelt">
-        <w:r>
-          <w:rPr>
-            <w:rStyle w:val="Hyperlink"/>
-          </w:rPr>
-          <w:t xml:space="preserve">City of New York, Office of the Mayor 2024</w:t>
-        </w:r>
-      </w:hyperlink>
-      <w:r>
-        <w:t xml:space="preserve">)</w:t>
-      </w:r>
-      <w:r>
-        <w:t xml:space="preserve">. The city’s announcement also notes</w:t>
-      </w:r>
-      <w:r>
-        <w:t xml:space="preserve"> </w:t>
-      </w:r>
-      <w:r>
-        <w:t xml:space="preserve">that over the preceding year the police had already been addressing</w:t>
-      </w:r>
-      <w:r>
-        <w:t xml:space="preserve"> </w:t>
-      </w:r>
-      <w:r>
-        <w:t xml:space="preserve">prostitution, unlicensed vending, and retail theft on the corridor</w:t>
-      </w:r>
-      <w:r>
-        <w:t xml:space="preserve"> </w:t>
-      </w:r>
-      <w:r>
-        <w:t xml:space="preserve">(</w:t>
-      </w:r>
-      <w:hyperlink w:anchor="ref-nyc2024roosevelt">
-        <w:r>
-          <w:rPr>
-            <w:rStyle w:val="Hyperlink"/>
-          </w:rPr>
-          <w:t xml:space="preserve">City of New York, Office of the Mayor 2024</w:t>
-        </w:r>
-      </w:hyperlink>
-      <w:r>
-        <w:t xml:space="preserve">)</w:t>
-      </w:r>
-      <w:r>
-        <w:t xml:space="preserve">, so the operation intensified enforcement that had been</w:t>
-      </w:r>
-      <w:r>
-        <w:t xml:space="preserve"> </w:t>
-      </w:r>
-      <w:r>
-        <w:t xml:space="preserve">building. It was extended after the first 90 days. In January 2025 the</w:t>
-      </w:r>
-      <w:r>
-        <w:t xml:space="preserve"> </w:t>
-      </w:r>
-      <w:r>
-        <w:t xml:space="preserve">police commissioner credited it with a 25% reduction in crime in the area</w:t>
-      </w:r>
-      <w:r>
-        <w:t xml:space="preserve"> </w:t>
-      </w:r>
-      <w:r>
-        <w:t xml:space="preserve">(</w:t>
-      </w:r>
-      <w:hyperlink w:anchor="ref-qns2025">
-        <w:r>
-          <w:rPr>
-            <w:rStyle w:val="Hyperlink"/>
-          </w:rPr>
-          <w:t xml:space="preserve">QNS 2025</w:t>
-        </w:r>
-      </w:hyperlink>
-      <w:r>
-        <w:t xml:space="preserve">)</w:t>
-      </w:r>
-      <w:r>
-        <w:t xml:space="preserve">.</w:t>
-      </w:r>
-    </w:p>
-    <w:p>
-      <w:pPr>
-        <w:pStyle w:val="BodyText"/>
-      </w:pPr>
-      <w:r>
-        <w:t xml:space="preserve">I use NYPD complaint records for Queens from the city’s open data portal</w:t>
-      </w:r>
-      <w:r>
-        <w:t xml:space="preserve"> </w:t>
-      </w:r>
-      <w:r>
-        <w:t xml:space="preserve">(the historic file through 2025 and the year-to-date file through June</w:t>
-      </w:r>
-      <w:r>
-        <w:t xml:space="preserve"> </w:t>
-      </w:r>
-      <w:r>
-        <w:t xml:space="preserve">2026). Violent crime is murder, robbery, and felony assault; property crime</w:t>
-      </w:r>
-      <w:r>
-        <w:t xml:space="preserve"> </w:t>
-      </w:r>
-      <w:r>
-        <w:t xml:space="preserve">is burglary, grand and petit larceny, and motor vehicle theft. Complaints</w:t>
-      </w:r>
-      <w:r>
-        <w:t xml:space="preserve"> </w:t>
-      </w:r>
-      <w:r>
-        <w:t xml:space="preserve">are assigned to the 13,926 2020 census blocks with</w:t>
-      </w:r>
-      <w:r>
-        <w:t xml:space="preserve"> </w:t>
-      </w:r>
-      <w:r>
-        <w:t xml:space="preserve">land area in Queens. The treated area is the TIGER centerline of Roosevelt</w:t>
-      </w:r>
-      <w:r>
-        <w:t xml:space="preserve"> </w:t>
-      </w:r>
-      <w:r>
-        <w:t xml:space="preserve">Avenue between the two cross streets, about two miles, buffered by 250 feet</w:t>
-      </w:r>
-      <w:r>
-        <w:t xml:space="preserve"> </w:t>
-      </w:r>
-      <w:r>
-        <w:t xml:space="preserve">to take in the avenue and the buildings fronting it. In the year before the</w:t>
-      </w:r>
-      <w:r>
-        <w:t xml:space="preserve"> </w:t>
-      </w:r>
-      <w:r>
-        <w:t xml:space="preserve">operation it had 462 violent and</w:t>
-      </w:r>
-      <w:r>
-        <w:t xml:space="preserve"> </w:t>
-      </w:r>
-      <w:r>
-        <w:t xml:space="preserve">824 property complaints. Months run from</w:t>
-      </w:r>
-      <w:r>
-        <w:t xml:space="preserve"> </w:t>
-      </w:r>
-      <w:r>
-        <w:t xml:space="preserve">the 15th to the 14th. The search matches the 72 months</w:t>
-      </w:r>
-      <w:r>
-        <w:t xml:space="preserve"> </w:t>
-      </w:r>
-      <w:r>
-        <w:t xml:space="preserve">before the launch (October 15, 2018 to October 14, 2024), blocks within a</w:t>
-      </w:r>
-      <w:r>
-        <w:t xml:space="preserve"> </w:t>
-      </w:r>
-      <w:r>
-        <w:t xml:space="preserve">quarter mile of the corridor are excluded, and the WDD compares the 20</w:t>
-      </w:r>
-      <w:r>
-        <w:t xml:space="preserve"> </w:t>
-      </w:r>
-      <w:r>
-        <w:t xml:space="preserve">months after the launch, through June 14, 2026, with the 20 months before.</w:t>
       </w:r>
     </w:p>
     <w:tbl>
@@ -14723,7 +14515,394 @@
       <w:tr>
         <w:tc>
           <w:tcPr/>
-          <w:bookmarkStart w:id="57" w:name="fig-nyc-map"/>
+          <w:bookmarkStart w:id="56" w:name="fig-dallas-cumulative"/>
+          <w:p>
+            <w:pPr>
+              <w:pStyle w:val="Compact"/>
+              <w:jc w:val="center"/>
+            </w:pPr>
+            <w:r>
+              <w:drawing>
+                <wp:inline>
+                  <wp:extent cx="5334000" cy="2306594"/>
+                  <wp:effectExtent b="0" l="0" r="0" t="0"/>
+                  <wp:docPr descr="" title="" id="54" name="Picture"/>
+                  <a:graphic>
+                    <a:graphicData uri="http://schemas.openxmlformats.org/drawingml/2006/picture">
+                      <pic:pic>
+                        <pic:nvPicPr>
+                          <pic:cNvPr descr="paper_files/figure-docx/fig-dallas-cumulative-output-1.png" id="55" name="Picture"/>
+                          <pic:cNvPicPr>
+                            <a:picLocks noChangeArrowheads="1" noChangeAspect="1"/>
+                          </pic:cNvPicPr>
+                        </pic:nvPicPr>
+                        <pic:blipFill>
+                          <a:blip r:embed="rId53"/>
+                          <a:stretch>
+                            <a:fillRect/>
+                          </a:stretch>
+                        </pic:blipFill>
+                        <pic:spPr bwMode="auto">
+                          <a:xfrm>
+                            <a:off x="0" y="0"/>
+                            <a:ext cx="5334000" cy="2306594"/>
+                          </a:xfrm>
+                          <a:prstGeom prst="rect">
+                            <a:avLst/>
+                          </a:prstGeom>
+                          <a:noFill/>
+                          <a:ln w="9525">
+                            <a:noFill/>
+                            <a:headEnd/>
+                            <a:tailEnd/>
+                          </a:ln>
+                        </pic:spPr>
+                      </pic:pic>
+                    </a:graphicData>
+                  </a:graphic>
+                </wp:inline>
+              </w:drawing>
+            </w:r>
+          </w:p>
+          <w:p>
+            <w:pPr>
+              <w:jc w:val="center"/>
+            </w:pPr>
+            <w:pPr>
+              <w:jc w:val="start"/>
+              <w:spacing w:before="200"/>
+              <w:pStyle w:val="ImageCaption"/>
+            </w:pPr>
+            <w:r>
+              <w:t xml:space="preserve">Figure 5: Running WDD estimate of crimes prevented (negative) or added (positive) in the RedBird PID relative to the scan’s network circle, by month since January 1, 2026. The shaded band is the 95% confidence interval of the estimate. The baseline is the nine months before January 2026.</w:t>
+            </w:r>
+          </w:p>
+          <w:bookmarkEnd w:id="56"/>
+        </w:tc>
+      </w:tr>
+    </w:tbl>
+    <w:p>
+      <w:pPr>
+        <w:pStyle w:val="BodyText"/>
+      </w:pPr>
+      <w:r>
+        <w:t xml:space="preserve">The running WDD works with any control area.</w:t>
+      </w:r>
+      <w:r>
+        <w:t xml:space="preserve"> </w:t>
+      </w:r>
+      <w:hyperlink w:anchor="fig-dallas-cumulative">
+        <w:r>
+          <w:rPr>
+            <w:rStyle w:val="Hyperlink"/>
+          </w:rPr>
+          <w:t xml:space="preserve">Figure 5</w:t>
+        </w:r>
+      </w:hyperlink>
+      <w:r>
+        <w:t xml:space="preserve"> </w:t>
+      </w:r>
+      <w:r>
+        <w:t xml:space="preserve">tracks</w:t>
+      </w:r>
+      <w:r>
+        <w:t xml:space="preserve"> </w:t>
+      </w:r>
+      <w:r>
+        <w:t xml:space="preserve">the district month by month against the scan’s network circle. Violent</w:t>
+      </w:r>
+      <w:r>
+        <w:t xml:space="preserve"> </w:t>
+      </w:r>
+      <w:r>
+        <w:t xml:space="preserve">crime never strays more than</w:t>
+      </w:r>
+      <w:r>
+        <w:t xml:space="preserve"> </w:t>
+      </w:r>
+      <w:r>
+        <w:t xml:space="preserve">3 crimes from its control’s path and</w:t>
+      </w:r>
+      <w:r>
+        <w:t xml:space="preserve"> </w:t>
+      </w:r>
+      <w:r>
+        <w:t xml:space="preserve">ends at -3; property crime moves between</w:t>
+      </w:r>
+      <w:r>
+        <w:t xml:space="preserve"> </w:t>
+      </w:r>
+      <w:r>
+        <w:t xml:space="preserve">-14 and +13</w:t>
+      </w:r>
+      <w:r>
+        <w:t xml:space="preserve"> </w:t>
+      </w:r>
+      <w:r>
+        <w:t xml:space="preserve">and ends at +13. Neither interval excludes zero</w:t>
+      </w:r>
+      <w:r>
+        <w:t xml:space="preserve"> </w:t>
+      </w:r>
+      <w:r>
+        <w:t xml:space="preserve">in any month, the same answer as the contiguous control in</w:t>
+      </w:r>
+      <w:r>
+        <w:t xml:space="preserve"> </w:t>
+      </w:r>
+      <w:hyperlink w:anchor="tbl-dallas">
+        <w:r>
+          <w:rPr>
+            <w:rStyle w:val="Hyperlink"/>
+          </w:rPr>
+          <w:t xml:space="preserve">Table 2</w:t>
+        </w:r>
+      </w:hyperlink>
+      <w:r>
+        <w:t xml:space="preserve">.</w:t>
+      </w:r>
+    </w:p>
+    <w:bookmarkEnd w:id="57"/>
+    <w:bookmarkStart w:id="71" w:name="sec-nyc"/>
+    <w:p>
+      <w:pPr>
+        <w:pStyle w:val="Heading1"/>
+      </w:pPr>
+      <w:r>
+        <w:t xml:space="preserve">6. Case study 2: Operation Restore Roosevelt, Queens</w:t>
+      </w:r>
+    </w:p>
+    <w:p>
+      <w:pPr>
+        <w:pStyle w:val="FirstParagraph"/>
+      </w:pPr>
+      <w:r>
+        <w:t xml:space="preserve">Operation Restore Roosevelt began on October 15, 2024: a 90-day,</w:t>
+      </w:r>
+      <w:r>
+        <w:t xml:space="preserve"> </w:t>
+      </w:r>
+      <w:r>
+        <w:t xml:space="preserve">multi-agency enforcement push by the New York Police Department, with state</w:t>
+      </w:r>
+      <w:r>
+        <w:t xml:space="preserve"> </w:t>
+      </w:r>
+      <w:r>
+        <w:t xml:space="preserve">troopers, on Roosevelt Avenue from 74th Street to 111th Street in Jackson</w:t>
+      </w:r>
+      <w:r>
+        <w:t xml:space="preserve"> </w:t>
+      </w:r>
+      <w:r>
+        <w:t xml:space="preserve">Heights, Elmhurst, and Corona, Queens, aimed at brothels, illegal street</w:t>
+      </w:r>
+      <w:r>
+        <w:t xml:space="preserve"> </w:t>
+      </w:r>
+      <w:r>
+        <w:t xml:space="preserve">vending, retail theft and the sale of stolen goods, and unlicensed vehicles</w:t>
+      </w:r>
+      <w:r>
+        <w:t xml:space="preserve"> </w:t>
+      </w:r>
+      <w:r>
+        <w:t xml:space="preserve">(</w:t>
+      </w:r>
+      <w:hyperlink w:anchor="ref-queenseagle2024">
+        <w:r>
+          <w:rPr>
+            <w:rStyle w:val="Hyperlink"/>
+          </w:rPr>
+          <w:t xml:space="preserve">Queens Daily Eagle 2024</w:t>
+        </w:r>
+      </w:hyperlink>
+      <w:r>
+        <w:t xml:space="preserve">;</w:t>
+      </w:r>
+      <w:r>
+        <w:t xml:space="preserve"> </w:t>
+      </w:r>
+      <w:hyperlink w:anchor="ref-nyc2024roosevelt">
+        <w:r>
+          <w:rPr>
+            <w:rStyle w:val="Hyperlink"/>
+          </w:rPr>
+          <w:t xml:space="preserve">City of New York, Office of the Mayor 2024</w:t>
+        </w:r>
+      </w:hyperlink>
+      <w:r>
+        <w:t xml:space="preserve">)</w:t>
+      </w:r>
+      <w:r>
+        <w:t xml:space="preserve">. The city’s announcement also notes</w:t>
+      </w:r>
+      <w:r>
+        <w:t xml:space="preserve"> </w:t>
+      </w:r>
+      <w:r>
+        <w:t xml:space="preserve">that over the preceding year the police had already been addressing</w:t>
+      </w:r>
+      <w:r>
+        <w:t xml:space="preserve"> </w:t>
+      </w:r>
+      <w:r>
+        <w:t xml:space="preserve">prostitution, unlicensed vending, and retail theft on the corridor</w:t>
+      </w:r>
+      <w:r>
+        <w:t xml:space="preserve"> </w:t>
+      </w:r>
+      <w:r>
+        <w:t xml:space="preserve">(</w:t>
+      </w:r>
+      <w:hyperlink w:anchor="ref-nyc2024roosevelt">
+        <w:r>
+          <w:rPr>
+            <w:rStyle w:val="Hyperlink"/>
+          </w:rPr>
+          <w:t xml:space="preserve">City of New York, Office of the Mayor 2024</w:t>
+        </w:r>
+      </w:hyperlink>
+      <w:r>
+        <w:t xml:space="preserve">)</w:t>
+      </w:r>
+      <w:r>
+        <w:t xml:space="preserve">, so the operation intensified enforcement that had been</w:t>
+      </w:r>
+      <w:r>
+        <w:t xml:space="preserve"> </w:t>
+      </w:r>
+      <w:r>
+        <w:t xml:space="preserve">building. It was extended after the first 90 days. In January 2025 the</w:t>
+      </w:r>
+      <w:r>
+        <w:t xml:space="preserve"> </w:t>
+      </w:r>
+      <w:r>
+        <w:t xml:space="preserve">police commissioner credited it with a 25% reduction in crime in the area</w:t>
+      </w:r>
+      <w:r>
+        <w:t xml:space="preserve"> </w:t>
+      </w:r>
+      <w:r>
+        <w:t xml:space="preserve">(</w:t>
+      </w:r>
+      <w:hyperlink w:anchor="ref-qns2025">
+        <w:r>
+          <w:rPr>
+            <w:rStyle w:val="Hyperlink"/>
+          </w:rPr>
+          <w:t xml:space="preserve">QNS 2025</w:t>
+        </w:r>
+      </w:hyperlink>
+      <w:r>
+        <w:t xml:space="preserve">)</w:t>
+      </w:r>
+      <w:r>
+        <w:t xml:space="preserve">.</w:t>
+      </w:r>
+    </w:p>
+    <w:p>
+      <w:pPr>
+        <w:pStyle w:val="BodyText"/>
+      </w:pPr>
+      <w:r>
+        <w:t xml:space="preserve">I use NYPD complaint records for Queens from the city’s open data portal</w:t>
+      </w:r>
+      <w:r>
+        <w:t xml:space="preserve"> </w:t>
+      </w:r>
+      <w:r>
+        <w:t xml:space="preserve">(the historic file through 2025 and the year-to-date file through June</w:t>
+      </w:r>
+      <w:r>
+        <w:t xml:space="preserve"> </w:t>
+      </w:r>
+      <w:r>
+        <w:t xml:space="preserve">2026). Violent crime is murder, robbery, and felony assault; property crime</w:t>
+      </w:r>
+      <w:r>
+        <w:t xml:space="preserve"> </w:t>
+      </w:r>
+      <w:r>
+        <w:t xml:space="preserve">is burglary, grand and petit larceny, and motor vehicle theft. Complaints</w:t>
+      </w:r>
+      <w:r>
+        <w:t xml:space="preserve"> </w:t>
+      </w:r>
+      <w:r>
+        <w:t xml:space="preserve">are assigned to the 13,926 2020 census blocks with</w:t>
+      </w:r>
+      <w:r>
+        <w:t xml:space="preserve"> </w:t>
+      </w:r>
+      <w:r>
+        <w:t xml:space="preserve">land area in Queens. The treated area is the TIGER centerline of Roosevelt</w:t>
+      </w:r>
+      <w:r>
+        <w:t xml:space="preserve"> </w:t>
+      </w:r>
+      <w:r>
+        <w:t xml:space="preserve">Avenue between the two cross streets, about two miles, buffered by 250 feet</w:t>
+      </w:r>
+      <w:r>
+        <w:t xml:space="preserve"> </w:t>
+      </w:r>
+      <w:r>
+        <w:t xml:space="preserve">to take in the avenue and the buildings fronting it. In the year before the</w:t>
+      </w:r>
+      <w:r>
+        <w:t xml:space="preserve"> </w:t>
+      </w:r>
+      <w:r>
+        <w:t xml:space="preserve">operation it had 462 violent and</w:t>
+      </w:r>
+      <w:r>
+        <w:t xml:space="preserve"> </w:t>
+      </w:r>
+      <w:r>
+        <w:t xml:space="preserve">824 property complaints. Months run from</w:t>
+      </w:r>
+      <w:r>
+        <w:t xml:space="preserve"> </w:t>
+      </w:r>
+      <w:r>
+        <w:t xml:space="preserve">the 15th to the 14th. The search matches the 72 months</w:t>
+      </w:r>
+      <w:r>
+        <w:t xml:space="preserve"> </w:t>
+      </w:r>
+      <w:r>
+        <w:t xml:space="preserve">before the launch (October 15, 2018 to October 14, 2024), blocks within a</w:t>
+      </w:r>
+      <w:r>
+        <w:t xml:space="preserve"> </w:t>
+      </w:r>
+      <w:r>
+        <w:t xml:space="preserve">quarter mile of the corridor are excluded, and the WDD compares the 20</w:t>
+      </w:r>
+      <w:r>
+        <w:t xml:space="preserve"> </w:t>
+      </w:r>
+      <w:r>
+        <w:t xml:space="preserve">months after the launch, through June 14, 2026, with the 20 months before.</w:t>
+      </w:r>
+    </w:p>
+    <w:tbl>
+      <w:tblPr>
+        <w:tblStyle w:val="Table"/>
+        <w:tblW w:type="pct" w:w="5000"/>
+        <w:tblLook w:firstRow="0" w:lastRow="0" w:firstColumn="0" w:lastColumn="0" w:noHBand="0" w:noVBand="0" w:val="0000"/>
+        <w:jc w:val="start"/>
+        <w:tblLayout w:type="fixed"/>
+      </w:tblPr>
+      <w:tblGrid>
+        <w:gridCol w:w="7920"/>
+      </w:tblGrid>
+      <w:tr>
+        <w:tc>
+          <w:tcPr/>
+          <w:bookmarkStart w:id="61" w:name="fig-nyc-map"/>
           <w:p>
             <w:pPr>
               <w:pStyle w:val="Compact"/>
@@ -14734,18 +14913,18 @@
                 <wp:inline>
                   <wp:extent cx="5334000" cy="5986284"/>
                   <wp:effectExtent b="0" l="0" r="0" t="0"/>
-                  <wp:docPr descr="" title="" id="55" name="Picture"/>
+                  <wp:docPr descr="" title="" id="59" name="Picture"/>
                   <a:graphic>
                     <a:graphicData uri="http://schemas.openxmlformats.org/drawingml/2006/picture">
                       <pic:pic>
                         <pic:nvPicPr>
-                          <pic:cNvPr descr="paper_files/figure-docx/fig-nyc-map-output-1.png" id="56" name="Picture"/>
+                          <pic:cNvPr descr="paper_files/figure-docx/fig-nyc-map-output-1.png" id="60" name="Picture"/>
                           <pic:cNvPicPr>
                             <a:picLocks noChangeArrowheads="1" noChangeAspect="1"/>
                           </pic:cNvPicPr>
                         </pic:nvPicPr>
                         <pic:blipFill>
-                          <a:blip r:embed="rId54"/>
+                          <a:blip r:embed="rId58"/>
                           <a:stretch>
                             <a:fillRect/>
                           </a:stretch>
@@ -14782,10 +14961,10 @@
               <w:pStyle w:val="ImageCaption"/>
             </w:pPr>
             <w:r>
-              <w:t xml:space="preserve">Figure 5: Roosevelt Avenue from 74th to 111th Street (black), its quarter-mile buffer (dashed), and the control areas for violent and property crime: the contiguous control (blue fill) and the pure scan’s network circle (aqua outline). Gray lines are census blocks.</w:t>
+              <w:t xml:space="preserve">Figure 6: Roosevelt Avenue from 74th to 111th Street (black), its quarter-mile buffer (dashed), and the control areas for violent and property crime: the contiguous control (blue fill) and the pure scan’s network circle (aqua outline). Gray lines are census blocks.</w:t>
             </w:r>
           </w:p>
-          <w:bookmarkEnd w:id="57"/>
+          <w:bookmarkEnd w:id="61"/>
         </w:tc>
       </w:tr>
     </w:tbl>
@@ -14803,7 +14982,7 @@
       <w:tr>
         <w:tc>
           <w:tcPr/>
-          <w:bookmarkStart w:id="61" w:name="fig-nyc-series"/>
+          <w:bookmarkStart w:id="65" w:name="fig-nyc-series"/>
           <w:p>
             <w:pPr>
               <w:pStyle w:val="Compact"/>
@@ -14814,18 +14993,18 @@
                 <wp:inline>
                   <wp:extent cx="5334000" cy="4108621"/>
                   <wp:effectExtent b="0" l="0" r="0" t="0"/>
-                  <wp:docPr descr="" title="" id="59" name="Picture"/>
+                  <wp:docPr descr="" title="" id="63" name="Picture"/>
                   <a:graphic>
                     <a:graphicData uri="http://schemas.openxmlformats.org/drawingml/2006/picture">
                       <pic:pic>
                         <pic:nvPicPr>
-                          <pic:cNvPr descr="paper_files/figure-docx/fig-nyc-series-output-1.png" id="60" name="Picture"/>
+                          <pic:cNvPr descr="paper_files/figure-docx/fig-nyc-series-output-1.png" id="64" name="Picture"/>
                           <pic:cNvPicPr>
                             <a:picLocks noChangeArrowheads="1" noChangeAspect="1"/>
                           </pic:cNvPicPr>
                         </pic:nvPicPr>
                         <pic:blipFill>
-                          <a:blip r:embed="rId58"/>
+                          <a:blip r:embed="rId62"/>
                           <a:stretch>
                             <a:fillRect/>
                           </a:stretch>
@@ -14862,10 +15041,10 @@
               <w:pStyle w:val="ImageCaption"/>
             </w:pPr>
             <w:r>
-              <w:t xml:space="preserve">Figure 6: Monthly crime on the Roosevelt Avenue corridor, its contiguous control area, and the microsynth control. Thin lines are monthly counts, thick lines three-month moving averages computed separately before and after October 15, 2024 (dotted line).</w:t>
+              <w:t xml:space="preserve">Figure 7: Monthly crime on the Roosevelt Avenue corridor and three controls: the contiguous control area, the scan’s network circle, and microsynth. Each line is a three-month moving average of monthly counts, computed separately before and after October 15, 2024 (dotted line).</w:t>
             </w:r>
           </w:p>
-          <w:bookmarkEnd w:id="61"/>
+          <w:bookmarkEnd w:id="65"/>
         </w:tc>
       </w:tr>
     </w:tbl>
@@ -14883,7 +15062,7 @@
       <w:tr>
         <w:tc>
           <w:tcPr/>
-          <w:bookmarkStart w:id="62" w:name="tbl-nyc"/>
+          <w:bookmarkStart w:id="66" w:name="tbl-nyc"/>
           <w:p>
             <w:pPr>
               <w:jc w:val="center"/>
@@ -16481,7 +16660,7 @@
               </w:tc>
             </w:tr>
           </w:tbl>
-          <w:bookmarkEnd w:id="62"/>
+          <w:bookmarkEnd w:id="66"/>
           <w:p/>
         </w:tc>
       </w:tr>
@@ -16500,7 +16679,7 @@
       <w:tr>
         <w:tc>
           <w:tcPr/>
-          <w:bookmarkStart w:id="66" w:name="fig-nyc-cumulative"/>
+          <w:bookmarkStart w:id="70" w:name="fig-nyc-cumulative"/>
           <w:p>
             <w:pPr>
               <w:pStyle w:val="Compact"/>
@@ -16511,18 +16690,18 @@
                 <wp:inline>
                   <wp:extent cx="5334000" cy="2450756"/>
                   <wp:effectExtent b="0" l="0" r="0" t="0"/>
-                  <wp:docPr descr="" title="" id="64" name="Picture"/>
+                  <wp:docPr descr="" title="" id="68" name="Picture"/>
                   <a:graphic>
                     <a:graphicData uri="http://schemas.openxmlformats.org/drawingml/2006/picture">
                       <pic:pic>
                         <pic:nvPicPr>
-                          <pic:cNvPr descr="paper_files/figure-docx/fig-nyc-cumulative-output-1.png" id="65" name="Picture"/>
+                          <pic:cNvPr descr="paper_files/figure-docx/fig-nyc-cumulative-output-1.png" id="69" name="Picture"/>
                           <pic:cNvPicPr>
                             <a:picLocks noChangeArrowheads="1" noChangeAspect="1"/>
                           </pic:cNvPicPr>
                         </pic:nvPicPr>
                         <pic:blipFill>
-                          <a:blip r:embed="rId63"/>
+                          <a:blip r:embed="rId67"/>
                           <a:stretch>
                             <a:fillRect/>
                           </a:stretch>
@@ -16559,10 +16738,10 @@
               <w:pStyle w:val="ImageCaption"/>
             </w:pPr>
             <w:r>
-              <w:t xml:space="preserve">Figure 7: Running WDD estimate of crimes prevented (negative) or added (positive) on the Roosevelt Avenue corridor relative to its contiguous control area, by month since the operation began. The shaded band is the 95% confidence interval of the estimate. The baseline is the 20 months before the operation.</w:t>
+              <w:t xml:space="preserve">Figure 8: Running WDD estimate of crimes prevented (negative) or added (positive) on the Roosevelt Avenue corridor relative to its contiguous control area, by month since the operation began. The shaded band is the 95% confidence interval of the estimate. The baseline is the 20 months before the operation.</w:t>
             </w:r>
           </w:p>
-          <w:bookmarkEnd w:id="66"/>
+          <w:bookmarkEnd w:id="70"/>
         </w:tc>
       </w:tr>
     </w:tbl>
@@ -16596,7 +16775,7 @@
           <w:rPr>
             <w:rStyle w:val="Hyperlink"/>
           </w:rPr>
-          <w:t xml:space="preserve">Figure 5</w:t>
+          <w:t xml:space="preserve">Figure 6</w:t>
         </w:r>
       </w:hyperlink>
       <w:r>
@@ -16684,7 +16863,7 @@
           <w:rPr>
             <w:rStyle w:val="Hyperlink"/>
           </w:rPr>
-          <w:t xml:space="preserve">Figure 6</w:t>
+          <w:t xml:space="preserve">Figure 7</w:t>
         </w:r>
       </w:hyperlink>
       <w:r>
@@ -16721,7 +16900,25 @@
         <w:t xml:space="preserve"> </w:t>
       </w:r>
       <w:r>
-        <w:t xml:space="preserve">2022, and its control follows that too. The timing around the launch</w:t>
+        <w:t xml:space="preserve">2022, and its control follows that too; the scan’s network circle for</w:t>
+      </w:r>
+      <w:r>
+        <w:t xml:space="preserve"> </w:t>
+      </w:r>
+      <w:r>
+        <w:t xml:space="preserve">property crime, which fails the checks (violation</w:t>
+      </w:r>
+      <w:r>
+        <w:t xml:space="preserve"> </w:t>
+      </w:r>
+      <w:r>
+        <w:t xml:space="preserve">2.31), visibly departs from</w:t>
+      </w:r>
+      <w:r>
+        <w:t xml:space="preserve"> </w:t>
+      </w:r>
+      <w:r>
+        <w:t xml:space="preserve">the corridor in 2022 and 2023. The timing around the launch</w:t>
       </w:r>
       <w:r>
         <w:t xml:space="preserve"> </w:t>
@@ -16952,7 +17149,7 @@
           <w:rPr>
             <w:rStyle w:val="Hyperlink"/>
           </w:rPr>
-          <w:t xml:space="preserve">Figure 7</w:t>
+          <w:t xml:space="preserve">Figure 8</w:t>
         </w:r>
       </w:hyperlink>
       <w:r>
@@ -17124,8 +17321,8 @@
         <w:t xml:space="preserve">does not.</w:t>
       </w:r>
     </w:p>
-    <w:bookmarkEnd w:id="67"/>
-    <w:bookmarkStart w:id="69" w:name="sec-alt"/>
+    <w:bookmarkEnd w:id="71"/>
+    <w:bookmarkStart w:id="73" w:name="sec-alt"/>
     <w:p>
       <w:pPr>
         <w:pStyle w:val="Heading1"/>
@@ -17148,7 +17345,7 @@
       <w:tr>
         <w:tc>
           <w:tcPr/>
-          <w:bookmarkStart w:id="68" w:name="tbl-alt"/>
+          <w:bookmarkStart w:id="72" w:name="tbl-alt"/>
           <w:p>
             <w:pPr>
               <w:jc w:val="center"/>
@@ -19304,7 +19501,7 @@
               </w:tc>
             </w:tr>
           </w:tbl>
-          <w:bookmarkEnd w:id="68"/>
+          <w:bookmarkEnd w:id="72"/>
           <w:p/>
         </w:tc>
       </w:tr>
@@ -19566,8 +19763,8 @@
         <w:t xml:space="preserve">reductions a city-wide comparison suggests.</w:t>
       </w:r>
     </w:p>
-    <w:bookmarkEnd w:id="69"/>
-    <w:bookmarkStart w:id="70" w:name="discussion"/>
+    <w:bookmarkEnd w:id="73"/>
+    <w:bookmarkStart w:id="74" w:name="discussion"/>
     <w:p>
       <w:pPr>
         <w:pStyle w:val="Heading1"/>
@@ -19995,8 +20192,8 @@
         <w:t xml:space="preserve">segments, and any period length.</w:t>
       </w:r>
     </w:p>
-    <w:bookmarkEnd w:id="70"/>
-    <w:bookmarkStart w:id="71" w:name="ai-use-disclosure"/>
+    <w:bookmarkEnd w:id="74"/>
+    <w:bookmarkStart w:id="75" w:name="ai-use-disclosure"/>
     <w:p>
       <w:pPr>
         <w:pStyle w:val="Heading1"/>
@@ -20049,8 +20246,8 @@
         <w:t xml:space="preserve">are computed from the data and scripts in the repository.</w:t>
       </w:r>
     </w:p>
-    <w:bookmarkEnd w:id="71"/>
-    <w:bookmarkStart w:id="121" w:name="references"/>
+    <w:bookmarkEnd w:id="75"/>
+    <w:bookmarkStart w:id="125" w:name="references"/>
     <w:p>
       <w:pPr>
         <w:pStyle w:val="Heading1"/>
@@ -20059,8 +20256,8 @@
         <w:t xml:space="preserve">References</w:t>
       </w:r>
     </w:p>
-    <w:bookmarkStart w:id="120" w:name="refs"/>
-    <w:bookmarkStart w:id="73" w:name="ref-abadie2021"/>
+    <w:bookmarkStart w:id="124" w:name="refs"/>
+    <w:bookmarkStart w:id="77" w:name="ref-abadie2021"/>
     <w:p>
       <w:pPr>
         <w:pStyle w:val="Bibliography"/>
@@ -20093,7 +20290,7 @@
       <w:r>
         <w:t xml:space="preserve"> </w:t>
       </w:r>
-      <w:hyperlink r:id="rId72">
+      <w:hyperlink r:id="rId76">
         <w:r>
           <w:rPr>
             <w:rStyle w:val="Hyperlink"/>
@@ -20105,8 +20302,8 @@
         <w:t xml:space="preserve">.</w:t>
       </w:r>
     </w:p>
-    <w:bookmarkEnd w:id="73"/>
-    <w:bookmarkStart w:id="75" w:name="ref-abadie2010"/>
+    <w:bookmarkEnd w:id="77"/>
+    <w:bookmarkStart w:id="79" w:name="ref-abadie2010"/>
     <w:p>
       <w:pPr>
         <w:pStyle w:val="Bibliography"/>
@@ -20151,7 +20348,7 @@
       <w:r>
         <w:t xml:space="preserve"> </w:t>
       </w:r>
-      <w:hyperlink r:id="rId74">
+      <w:hyperlink r:id="rId78">
         <w:r>
           <w:rPr>
             <w:rStyle w:val="Hyperlink"/>
@@ -20163,8 +20360,8 @@
         <w:t xml:space="preserve">.</w:t>
       </w:r>
     </w:p>
-    <w:bookmarkEnd w:id="75"/>
-    <w:bookmarkStart w:id="77" w:name="ref-abadie2003"/>
+    <w:bookmarkEnd w:id="79"/>
+    <w:bookmarkStart w:id="81" w:name="ref-abadie2003"/>
     <w:p>
       <w:pPr>
         <w:pStyle w:val="Bibliography"/>
@@ -20209,7 +20406,7 @@
       <w:r>
         <w:t xml:space="preserve"> </w:t>
       </w:r>
-      <w:hyperlink r:id="rId76">
+      <w:hyperlink r:id="rId80">
         <w:r>
           <w:rPr>
             <w:rStyle w:val="Hyperlink"/>
@@ -20221,8 +20418,8 @@
         <w:t xml:space="preserve">.</w:t>
       </w:r>
     </w:p>
-    <w:bookmarkEnd w:id="77"/>
-    <w:bookmarkStart w:id="79" w:name="ref-bowers2003"/>
+    <w:bookmarkEnd w:id="81"/>
+    <w:bookmarkStart w:id="83" w:name="ref-bowers2003"/>
     <w:p>
       <w:pPr>
         <w:pStyle w:val="Bibliography"/>
@@ -20255,7 +20452,7 @@
       <w:r>
         <w:t xml:space="preserve"> </w:t>
       </w:r>
-      <w:hyperlink r:id="rId78">
+      <w:hyperlink r:id="rId82">
         <w:r>
           <w:rPr>
             <w:rStyle w:val="Hyperlink"/>
@@ -20267,8 +20464,8 @@
         <w:t xml:space="preserve">.</w:t>
       </w:r>
     </w:p>
-    <w:bookmarkEnd w:id="79"/>
-    <w:bookmarkStart w:id="81" w:name="ref-dallas2025pid"/>
+    <w:bookmarkEnd w:id="83"/>
+    <w:bookmarkStart w:id="85" w:name="ref-dallas2025pid"/>
     <w:p>
       <w:pPr>
         <w:pStyle w:val="Bibliography"/>
@@ -20297,7 +20494,7 @@
       <w:r>
         <w:t xml:space="preserve"> </w:t>
       </w:r>
-      <w:hyperlink r:id="rId80">
+      <w:hyperlink r:id="rId84">
         <w:r>
           <w:rPr>
             <w:rStyle w:val="Hyperlink"/>
@@ -20309,8 +20506,8 @@
         <w:t xml:space="preserve">.</w:t>
       </w:r>
     </w:p>
-    <w:bookmarkEnd w:id="81"/>
-    <w:bookmarkStart w:id="83" w:name="ref-nyc2024roosevelt"/>
+    <w:bookmarkEnd w:id="85"/>
+    <w:bookmarkStart w:id="87" w:name="ref-nyc2024roosevelt"/>
     <w:p>
       <w:pPr>
         <w:pStyle w:val="Bibliography"/>
@@ -20375,7 +20572,7 @@
       <w:r>
         <w:t xml:space="preserve"> </w:t>
       </w:r>
-      <w:hyperlink r:id="rId82">
+      <w:hyperlink r:id="rId86">
         <w:r>
           <w:rPr>
             <w:rStyle w:val="Hyperlink"/>
@@ -20387,8 +20584,8 @@
         <w:t xml:space="preserve">.</w:t>
       </w:r>
     </w:p>
-    <w:bookmarkEnd w:id="83"/>
-    <w:bookmarkStart w:id="85" w:name="ref-cook2011"/>
+    <w:bookmarkEnd w:id="87"/>
+    <w:bookmarkStart w:id="89" w:name="ref-cook2011"/>
     <w:p>
       <w:pPr>
         <w:pStyle w:val="Bibliography"/>
@@ -20430,7 +20627,7 @@
       <w:r>
         <w:t xml:space="preserve"> </w:t>
       </w:r>
-      <w:hyperlink r:id="rId84">
+      <w:hyperlink r:id="rId88">
         <w:r>
           <w:rPr>
             <w:rStyle w:val="Hyperlink"/>
@@ -20442,8 +20639,8 @@
         <w:t xml:space="preserve">.</w:t>
       </w:r>
     </w:p>
-    <w:bookmarkEnd w:id="85"/>
-    <w:bookmarkStart w:id="87" w:name="ref-deville1992"/>
+    <w:bookmarkEnd w:id="89"/>
+    <w:bookmarkStart w:id="91" w:name="ref-deville1992"/>
     <w:p>
       <w:pPr>
         <w:pStyle w:val="Bibliography"/>
@@ -20476,7 +20673,7 @@
       <w:r>
         <w:t xml:space="preserve"> </w:t>
       </w:r>
-      <w:hyperlink r:id="rId86">
+      <w:hyperlink r:id="rId90">
         <w:r>
           <w:rPr>
             <w:rStyle w:val="Hyperlink"/>
@@ -20488,8 +20685,8 @@
         <w:t xml:space="preserve">.</w:t>
       </w:r>
     </w:p>
-    <w:bookmarkEnd w:id="87"/>
-    <w:bookmarkStart w:id="89" w:name="ref-guerette2009"/>
+    <w:bookmarkEnd w:id="91"/>
+    <w:bookmarkStart w:id="93" w:name="ref-guerette2009"/>
     <w:p>
       <w:pPr>
         <w:pStyle w:val="Bibliography"/>
@@ -20522,7 +20719,7 @@
       <w:r>
         <w:t xml:space="preserve"> </w:t>
       </w:r>
-      <w:hyperlink r:id="rId88">
+      <w:hyperlink r:id="rId92">
         <w:r>
           <w:rPr>
             <w:rStyle w:val="Hyperlink"/>
@@ -20534,8 +20731,8 @@
         <w:t xml:space="preserve">.</w:t>
       </w:r>
     </w:p>
-    <w:bookmarkEnd w:id="89"/>
-    <w:bookmarkStart w:id="91" w:name="ref-huangfu2018"/>
+    <w:bookmarkEnd w:id="93"/>
+    <w:bookmarkStart w:id="95" w:name="ref-huangfu2018"/>
     <w:p>
       <w:pPr>
         <w:pStyle w:val="Bibliography"/>
@@ -20568,7 +20765,7 @@
       <w:r>
         <w:t xml:space="preserve"> </w:t>
       </w:r>
-      <w:hyperlink r:id="rId90">
+      <w:hyperlink r:id="rId94">
         <w:r>
           <w:rPr>
             <w:rStyle w:val="Hyperlink"/>
@@ -20580,8 +20777,8 @@
         <w:t xml:space="preserve">.</w:t>
       </w:r>
     </w:p>
-    <w:bookmarkEnd w:id="91"/>
-    <w:bookmarkStart w:id="93" w:name="ref-kulldorff1997"/>
+    <w:bookmarkEnd w:id="95"/>
+    <w:bookmarkStart w:id="97" w:name="ref-kulldorff1997"/>
     <w:p>
       <w:pPr>
         <w:pStyle w:val="Bibliography"/>
@@ -20614,7 +20811,7 @@
       <w:r>
         <w:t xml:space="preserve"> </w:t>
       </w:r>
-      <w:hyperlink r:id="rId92">
+      <w:hyperlink r:id="rId96">
         <w:r>
           <w:rPr>
             <w:rStyle w:val="Hyperlink"/>
@@ -20626,8 +20823,8 @@
         <w:t xml:space="preserve">.</w:t>
       </w:r>
     </w:p>
-    <w:bookmarkEnd w:id="93"/>
-    <w:bookmarkStart w:id="95" w:name="ref-macdonald2010"/>
+    <w:bookmarkEnd w:id="97"/>
+    <w:bookmarkStart w:id="99" w:name="ref-macdonald2010"/>
     <w:p>
       <w:pPr>
         <w:pStyle w:val="Bibliography"/>
@@ -20660,7 +20857,7 @@
       <w:r>
         <w:t xml:space="preserve"> </w:t>
       </w:r>
-      <w:hyperlink r:id="rId94">
+      <w:hyperlink r:id="rId98">
         <w:r>
           <w:rPr>
             <w:rStyle w:val="Hyperlink"/>
@@ -20672,8 +20869,8 @@
         <w:t xml:space="preserve">.</w:t>
       </w:r>
     </w:p>
-    <w:bookmarkEnd w:id="95"/>
-    <w:bookmarkStart w:id="97" w:name="ref-qns2025"/>
+    <w:bookmarkEnd w:id="99"/>
+    <w:bookmarkStart w:id="101" w:name="ref-qns2025"/>
     <w:p>
       <w:pPr>
         <w:pStyle w:val="Bibliography"/>
@@ -20711,7 +20908,7 @@
       <w:r>
         <w:t xml:space="preserve"> </w:t>
       </w:r>
-      <w:hyperlink r:id="rId96">
+      <w:hyperlink r:id="rId100">
         <w:r>
           <w:rPr>
             <w:rStyle w:val="Hyperlink"/>
@@ -20723,8 +20920,8 @@
         <w:t xml:space="preserve">.</w:t>
       </w:r>
     </w:p>
-    <w:bookmarkEnd w:id="97"/>
-    <w:bookmarkStart w:id="99" w:name="ref-queenseagle2024"/>
+    <w:bookmarkEnd w:id="101"/>
+    <w:bookmarkStart w:id="103" w:name="ref-queenseagle2024"/>
     <w:p>
       <w:pPr>
         <w:pStyle w:val="Bibliography"/>
@@ -20750,7 +20947,7 @@
       <w:r>
         <w:t xml:space="preserve"> </w:t>
       </w:r>
-      <w:hyperlink r:id="rId98">
+      <w:hyperlink r:id="rId102">
         <w:r>
           <w:rPr>
             <w:rStyle w:val="Hyperlink"/>
@@ -20762,8 +20959,8 @@
         <w:t xml:space="preserve">.</w:t>
       </w:r>
     </w:p>
-    <w:bookmarkEnd w:id="99"/>
-    <w:bookmarkStart w:id="101" w:name="ref-robbins2021"/>
+    <w:bookmarkEnd w:id="103"/>
+    <w:bookmarkStart w:id="105" w:name="ref-robbins2021"/>
     <w:p>
       <w:pPr>
         <w:pStyle w:val="Bibliography"/>
@@ -20805,7 +21002,7 @@
       <w:r>
         <w:t xml:space="preserve"> </w:t>
       </w:r>
-      <w:hyperlink r:id="rId100">
+      <w:hyperlink r:id="rId104">
         <w:r>
           <w:rPr>
             <w:rStyle w:val="Hyperlink"/>
@@ -20817,8 +21014,8 @@
         <w:t xml:space="preserve">.</w:t>
       </w:r>
     </w:p>
-    <w:bookmarkEnd w:id="101"/>
-    <w:bookmarkStart w:id="103" w:name="ref-robbins2017"/>
+    <w:bookmarkEnd w:id="105"/>
+    <w:bookmarkStart w:id="107" w:name="ref-robbins2017"/>
     <w:p>
       <w:pPr>
         <w:pStyle w:val="Bibliography"/>
@@ -20851,7 +21048,7 @@
       <w:r>
         <w:t xml:space="preserve"> </w:t>
       </w:r>
-      <w:hyperlink r:id="rId102">
+      <w:hyperlink r:id="rId106">
         <w:r>
           <w:rPr>
             <w:rStyle w:val="Hyperlink"/>
@@ -20863,8 +21060,8 @@
         <w:t xml:space="preserve">.</w:t>
       </w:r>
     </w:p>
-    <w:bookmarkEnd w:id="103"/>
-    <w:bookmarkStart w:id="105" w:name="ref-saunders2015"/>
+    <w:bookmarkEnd w:id="107"/>
+    <w:bookmarkStart w:id="109" w:name="ref-saunders2015"/>
     <w:p>
       <w:pPr>
         <w:pStyle w:val="Bibliography"/>
@@ -20897,7 +21094,7 @@
       <w:r>
         <w:t xml:space="preserve"> </w:t>
       </w:r>
-      <w:hyperlink r:id="rId104">
+      <w:hyperlink r:id="rId108">
         <w:r>
           <w:rPr>
             <w:rStyle w:val="Hyperlink"/>
@@ -20909,8 +21106,8 @@
         <w:t xml:space="preserve">.</w:t>
       </w:r>
     </w:p>
-    <w:bookmarkEnd w:id="105"/>
-    <w:bookmarkStart w:id="107" w:name="ref-shirabe2005"/>
+    <w:bookmarkEnd w:id="109"/>
+    <w:bookmarkStart w:id="111" w:name="ref-shirabe2005"/>
     <w:p>
       <w:pPr>
         <w:pStyle w:val="Bibliography"/>
@@ -20943,7 +21140,7 @@
       <w:r>
         <w:t xml:space="preserve"> </w:t>
       </w:r>
-      <w:hyperlink r:id="rId106">
+      <w:hyperlink r:id="rId110">
         <w:r>
           <w:rPr>
             <w:rStyle w:val="Hyperlink"/>
@@ -20955,8 +21152,8 @@
         <w:t xml:space="preserve">.</w:t>
       </w:r>
     </w:p>
-    <w:bookmarkEnd w:id="107"/>
-    <w:bookmarkStart w:id="109" w:name="ref-tango2005"/>
+    <w:bookmarkEnd w:id="111"/>
+    <w:bookmarkStart w:id="113" w:name="ref-tango2005"/>
     <w:p>
       <w:pPr>
         <w:pStyle w:val="Bibliography"/>
@@ -20989,7 +21186,7 @@
       <w:r>
         <w:t xml:space="preserve"> </w:t>
       </w:r>
-      <w:hyperlink r:id="rId108">
+      <w:hyperlink r:id="rId112">
         <w:r>
           <w:rPr>
             <w:rStyle w:val="Hyperlink"/>
@@ -21001,8 +21198,8 @@
         <w:t xml:space="preserve">.</w:t>
       </w:r>
     </w:p>
-    <w:bookmarkEnd w:id="109"/>
-    <w:bookmarkStart w:id="111" w:name="ref-labreport2026"/>
+    <w:bookmarkEnd w:id="113"/>
+    <w:bookmarkStart w:id="115" w:name="ref-labreport2026"/>
     <w:p>
       <w:pPr>
         <w:pStyle w:val="Bibliography"/>
@@ -21031,7 +21228,7 @@
       <w:r>
         <w:t xml:space="preserve"> </w:t>
       </w:r>
-      <w:hyperlink r:id="rId110">
+      <w:hyperlink r:id="rId114">
         <w:r>
           <w:rPr>
             <w:rStyle w:val="Hyperlink"/>
@@ -21043,8 +21240,8 @@
         <w:t xml:space="preserve">.</w:t>
       </w:r>
     </w:p>
-    <w:bookmarkEnd w:id="111"/>
-    <w:bookmarkStart w:id="113" w:name="ref-validi2022"/>
+    <w:bookmarkEnd w:id="115"/>
+    <w:bookmarkStart w:id="117" w:name="ref-validi2022"/>
     <w:p>
       <w:pPr>
         <w:pStyle w:val="Bibliography"/>
@@ -21077,7 +21274,7 @@
       <w:r>
         <w:t xml:space="preserve"> </w:t>
       </w:r>
-      <w:hyperlink r:id="rId112">
+      <w:hyperlink r:id="rId116">
         <w:r>
           <w:rPr>
             <w:rStyle w:val="Hyperlink"/>
@@ -21089,8 +21286,8 @@
         <w:t xml:space="preserve">.</w:t>
       </w:r>
     </w:p>
-    <w:bookmarkEnd w:id="113"/>
-    <w:bookmarkStart w:id="115" w:name="ref-wheeler2019pmed"/>
+    <w:bookmarkEnd w:id="117"/>
+    <w:bookmarkStart w:id="119" w:name="ref-wheeler2019pmed"/>
     <w:p>
       <w:pPr>
         <w:pStyle w:val="Bibliography"/>
@@ -21123,7 +21320,7 @@
       <w:r>
         <w:t xml:space="preserve"> </w:t>
       </w:r>
-      <w:hyperlink r:id="rId114">
+      <w:hyperlink r:id="rId118">
         <w:r>
           <w:rPr>
             <w:rStyle w:val="Hyperlink"/>
@@ -21135,8 +21332,8 @@
         <w:t xml:space="preserve">.</w:t>
       </w:r>
     </w:p>
-    <w:bookmarkEnd w:id="115"/>
-    <w:bookmarkStart w:id="117" w:name="ref-wheeler2024compstat"/>
+    <w:bookmarkEnd w:id="119"/>
+    <w:bookmarkStart w:id="121" w:name="ref-wheeler2024compstat"/>
     <w:p>
       <w:pPr>
         <w:pStyle w:val="Bibliography"/>
@@ -21168,7 +21365,7 @@
       <w:r>
         <w:t xml:space="preserve"> </w:t>
       </w:r>
-      <w:hyperlink r:id="rId116">
+      <w:hyperlink r:id="rId120">
         <w:r>
           <w:rPr>
             <w:rStyle w:val="Hyperlink"/>
@@ -21180,8 +21377,8 @@
         <w:t xml:space="preserve">.</w:t>
       </w:r>
     </w:p>
-    <w:bookmarkEnd w:id="117"/>
-    <w:bookmarkStart w:id="119" w:name="ref-wheeler2018wdd"/>
+    <w:bookmarkEnd w:id="121"/>
+    <w:bookmarkStart w:id="123" w:name="ref-wheeler2018wdd"/>
     <w:p>
       <w:pPr>
         <w:pStyle w:val="Bibliography"/>
@@ -21214,7 +21411,7 @@
       <w:r>
         <w:t xml:space="preserve"> </w:t>
       </w:r>
-      <w:hyperlink r:id="rId118">
+      <w:hyperlink r:id="rId122">
         <w:r>
           <w:rPr>
             <w:rStyle w:val="Hyperlink"/>
@@ -21226,9 +21423,9 @@
         <w:t xml:space="preserve">.</w:t>
       </w:r>
     </w:p>
-    <w:bookmarkEnd w:id="119"/>
-    <w:bookmarkEnd w:id="120"/>
-    <w:bookmarkEnd w:id="121"/>
+    <w:bookmarkEnd w:id="123"/>
+    <w:bookmarkEnd w:id="124"/>
+    <w:bookmarkEnd w:id="125"/>
     <w:sectPr/>
   </w:body>
 </w:document>

--- a/paper.docx
+++ b/paper.docx
@@ -10033,7 +10033,7 @@
               <w:pStyle w:val="ImageCaption"/>
             </w:pPr>
             <w:r>
-              <w:t xml:space="preserve">Figure 2: Monthly crime in the example world’s treated area and in four controls, each scaled to the treated area’s pre-period volume. Each line is a three-month moving average of monthly counts, computed separately before and after the intervention (dotted line). The treated area’s crime falls 20% after the intervention.</w:t>
+              <w:t xml:space="preserve">Figure 2: Monthly crime in the example world’s treated area and in four controls, each scaled to the treated area’s pre-period volume. Lines are monthly counts; the dotted line marks the intervention, after which the treated area’s crime falls 20%.</w:t>
             </w:r>
           </w:p>
           <w:bookmarkEnd w:id="39"/>
@@ -12520,7 +12520,7 @@
               <w:pStyle w:val="ImageCaption"/>
             </w:pPr>
             <w:r>
-              <w:t xml:space="preserve">Figure 4: Monthly crime in the RedBird PID and three controls: the contiguous control area, the scan’s network circle, and microsynth. Each line is a three-month moving average of monthly counts, computed separately before and after January 1, 2026 (dotted line).</w:t>
+              <w:t xml:space="preserve">Figure 4: Monthly crime in the RedBird PID and three controls: the contiguous control area, the scan’s network circle, and microsynth. Lines are monthly counts (microsynth’s are weighted sums); the dotted line marks January 1, 2026.</w:t>
             </w:r>
           </w:p>
           <w:bookmarkEnd w:id="51"/>
@@ -15041,7 +15041,7 @@
               <w:pStyle w:val="ImageCaption"/>
             </w:pPr>
             <w:r>
-              <w:t xml:space="preserve">Figure 7: Monthly crime on the Roosevelt Avenue corridor and three controls: the contiguous control area, the scan’s network circle, and microsynth. Each line is a three-month moving average of monthly counts, computed separately before and after October 15, 2024 (dotted line).</w:t>
+              <w:t xml:space="preserve">Figure 7: Monthly crime on the Roosevelt Avenue corridor and three controls: the contiguous control area, the scan’s network circle, and microsynth. Lines are monthly counts (microsynth’s are weighted sums); the dotted line marks October 15, 2024.</w:t>
             </w:r>
           </w:p>
           <w:bookmarkEnd w:id="65"/>
@@ -16961,18 +16961,6 @@
       </w:r>
       <w:r>
         <w:t xml:space="preserve">54 and 39 in the first two months.</w:t>
-      </w:r>
-      <w:r>
-        <w:t xml:space="preserve"> </w:t>
-      </w:r>
-      <w:r>
-        <w:t xml:space="preserve">(The moving averages are computed separately on each side of the launch, so</w:t>
-      </w:r>
-      <w:r>
-        <w:t xml:space="preserve"> </w:t>
-      </w:r>
-      <w:r>
-        <w:t xml:space="preserve">the averages just before it still include the summer peak.)</w:t>
       </w:r>
     </w:p>
     <w:p>

--- a/paper.docx
+++ b/paper.docx
@@ -14911,7 +14911,7 @@
             <w:r>
               <w:drawing>
                 <wp:inline>
-                  <wp:extent cx="5334000" cy="5986284"/>
+                  <wp:extent cx="5334000" cy="4776572"/>
                   <wp:effectExtent b="0" l="0" r="0" t="0"/>
                   <wp:docPr descr="" title="" id="59" name="Picture"/>
                   <a:graphic>
@@ -14932,7 +14932,7 @@
                         <pic:spPr bwMode="auto">
                           <a:xfrm>
                             <a:off x="0" y="0"/>
-                            <a:ext cx="5334000" cy="5986284"/>
+                            <a:ext cx="5334000" cy="4776572"/>
                           </a:xfrm>
                           <a:prstGeom prst="rect">
                             <a:avLst/>
@@ -14961,7 +14961,7 @@
               <w:pStyle w:val="ImageCaption"/>
             </w:pPr>
             <w:r>
-              <w:t xml:space="preserve">Figure 6: Roosevelt Avenue from 74th to 111th Street (black), its quarter-mile buffer (dashed), and the control areas for violent and property crime: the contiguous control (blue fill) and the pure scan’s network circle (aqua outline). Gray lines are census blocks.</w:t>
+              <w:t xml:space="preserve">Figure 6: Roosevelt Avenue from 74th to 111th Street (black), its quarter-mile buffer (dashed), and the control areas for violent and property crime: the contiguous control (blue fill) and the pure scan’s network circle (aqua outline). Gray lines are census blocks. The right panel shows microsynth’s weights for violent crime across all of Queens (darker is larger).</w:t>
             </w:r>
           </w:p>
           <w:bookmarkEnd w:id="61"/>
@@ -16821,7 +16821,37 @@
         <w:t xml:space="preserve"> </w:t>
       </w:r>
       <w:r>
-        <w:t xml:space="preserve">larger and, for property crime, in a different part of the borough. The</w:t>
+        <w:t xml:space="preserve">larger and, for property crime, in a different part of the borough.</w:t>
+      </w:r>
+      <w:r>
+        <w:t xml:space="preserve"> </w:t>
+      </w:r>
+      <w:r>
+        <w:t xml:space="preserve">Microsynth again spreads its weight across the whole borough, over</w:t>
+      </w:r>
+      <w:r>
+        <w:t xml:space="preserve"> </w:t>
+      </w:r>
+      <w:r>
+        <w:t xml:space="preserve">12,195 of the</w:t>
+      </w:r>
+      <w:r>
+        <w:t xml:space="preserve"> </w:t>
+      </w:r>
+      <w:r>
+        <w:t xml:space="preserve">13,595 candidate blocks for</w:t>
+      </w:r>
+      <w:r>
+        <w:t xml:space="preserve"> </w:t>
+      </w:r>
+      <w:r>
+        <w:t xml:space="preserve">violent crime and 9,796</w:t>
+      </w:r>
+      <w:r>
+        <w:t xml:space="preserve"> </w:t>
+      </w:r>
+      <w:r>
+        <w:t xml:space="preserve">of 13,582 for property crime. The</w:t>
       </w:r>
       <w:r>
         <w:t xml:space="preserve"> </w:t>
